--- a/docs/conceptual/Project_Concept.docx
+++ b/docs/conceptual/Project_Concept.docx
@@ -3289,6 +3289,20 @@
         <w:pStyle w:val="Heading1"/>
       </w:pPr>
       <w:r>
+        <w:t>Market Tracker</w:t>
+      </w:r>
+    </w:p>
+    <w:p>
+      <w:pPr/>
+      <w:r>
+        <w:t>Market Tracker is an authenticated Inspect surface for a future interactive price/time chart, symbol watchlist, timeframe controls, and activity overlays. Its skeleton is intentionally provider-free: it preserves the shared UTC range and default 1Day timeframe, but shows an explicit integration-deferred state with no fabricated symbols, prices, positions, orders, fills, or provider claims. Future overlays distinguish confirmed fill, order, proposal, decision, no_trade, and shadow events; only confirmed fills qualify as actual trades. The planned flow remains Browser -&gt; authenticated Next.js server adapter -&gt; FastAPI -&gt; server-only Alpaca and persisted PRISM repositories. Historical bars and snapshots are the first future milestone, followed by server-owned streams and reconciliation; the browser never receives provider credentials.</w:t>
+      </w:r>
+    </w:p>
+    <w:p>
+      <w:pPr>
+        <w:pStyle w:val="Heading1"/>
+      </w:pPr>
+      <w:r>
         <w:t>Delivery scope</w:t>
       </w:r>
     </w:p>

--- a/docs/conceptual/Project_Concept.docx
+++ b/docs/conceptual/Project_Concept.docx
@@ -466,7 +466,7 @@
     </w:p>
     <w:p>
       <w:r>
-        <w:t>The current product is a contract-aligned skeleton. It implements versioned governance data, typed contracts, authenticated news and market-reaction research slices, backend-owned illustrative presentation APIs, a story-first frontend, and deployment/migration foundations. It does not yet implement full specialist orchestration, durable portfolio/authorization/ShadowFund engines, or broker order submission.</w:t>
+        <w:t>The current product is a contract-aligned skeleton. It implements versioned governance data, typed contracts, authenticated news, deterministic quantitative, and market-reaction research slices, backend-owned illustrative presentation APIs, a story-first frontend, and deployment/migration foundations. It does not yet implement full specialist orchestration, durable portfolio/authorization/ShadowFund engines, or broker order submission.</w:t>
       </w:r>
     </w:p>
     <w:p>
@@ -3258,7 +3258,7 @@
     </w:p>
     <w:p>
       <w:r>
-        <w:t>Provider errors are classified and redacted. The implemented news and market-reaction endpoints run non-authoritative research with structured validation, bounded provider reads, and non-blocking classified retries.</w:t>
+        <w:t>Provider errors are classified and redacted. The implemented news, deterministic quantitative, and market-reaction endpoints run non-authoritative research with structured validation, bounded provider reads, and non-blocking classified retries. Quantitative output is a typed technical report and never an authorization signal.</w:t>
       </w:r>
     </w:p>
     <w:p>
@@ -3286,16 +3286,106 @@
     </w:p>
     <w:p>
       <w:pPr>
-        <w:pStyle w:val="Heading1"/>
+        <w:pStyle w:val="Heading2"/>
       </w:pPr>
       <w:r>
         <w:t>Market Tracker</w:t>
       </w:r>
     </w:p>
     <w:p>
-      <w:pPr/>
       <w:r>
-        <w:t>Market Tracker is an authenticated Inspect surface for a future interactive price/time chart, symbol watchlist, timeframe controls, and activity overlays. Its skeleton is intentionally provider-free: it preserves the shared UTC range and default 1Day timeframe, but shows an explicit integration-deferred state with no fabricated symbols, prices, positions, orders, fills, or provider claims. Future overlays distinguish confirmed fill, order, proposal, decision, no_trade, and shadow events; only confirmed fills qualify as actual trades. The planned flow remains Browser -&gt; authenticated Next.js server adapter -&gt; FastAPI -&gt; server-only Alpaca and persisted PRISM repositories. Historical bars and snapshots are the first future milestone, followed by server-owned streams and reconciliation; the browser never receives provider credentials.</w:t>
+        <w:t xml:space="preserve">Market Tracker is an authenticated Inspect surface for a future interactive price/time chart, symbol watchlist, timeframe controls, and activity overlays. Its skeleton is intentionally provider-free: it preserves the shared UTC range and default </w:t>
+      </w:r>
+      <w:r>
+        <w:rPr>
+          <w:rFonts w:ascii="Cascadia Mono" w:hAnsi="Cascadia Mono" w:eastAsia="Cascadia Mono"/>
+          <w:b w:val="0"/>
+          <w:color w:val="0B0F14"/>
+          <w:sz w:val="18"/>
+          <w:shd w:fill="E7EEEE"/>
+        </w:rPr>
+        <w:t>1Day</w:t>
+      </w:r>
+      <w:r>
+        <w:t xml:space="preserve"> timeframe, but shows an explicit integration-deferred state with no fabricated symbols, prices, positions, orders, fills, or provider claims. Future overlays distinguish confirmed </w:t>
+      </w:r>
+      <w:r>
+        <w:rPr>
+          <w:rFonts w:ascii="Cascadia Mono" w:hAnsi="Cascadia Mono" w:eastAsia="Cascadia Mono"/>
+          <w:b w:val="0"/>
+          <w:color w:val="0B0F14"/>
+          <w:sz w:val="18"/>
+          <w:shd w:fill="E7EEEE"/>
+        </w:rPr>
+        <w:t>fill</w:t>
+      </w:r>
+      <w:r>
+        <w:t xml:space="preserve">, </w:t>
+      </w:r>
+      <w:r>
+        <w:rPr>
+          <w:rFonts w:ascii="Cascadia Mono" w:hAnsi="Cascadia Mono" w:eastAsia="Cascadia Mono"/>
+          <w:b w:val="0"/>
+          <w:color w:val="0B0F14"/>
+          <w:sz w:val="18"/>
+          <w:shd w:fill="E7EEEE"/>
+        </w:rPr>
+        <w:t>order</w:t>
+      </w:r>
+      <w:r>
+        <w:t xml:space="preserve">, </w:t>
+      </w:r>
+      <w:r>
+        <w:rPr>
+          <w:rFonts w:ascii="Cascadia Mono" w:hAnsi="Cascadia Mono" w:eastAsia="Cascadia Mono"/>
+          <w:b w:val="0"/>
+          <w:color w:val="0B0F14"/>
+          <w:sz w:val="18"/>
+          <w:shd w:fill="E7EEEE"/>
+        </w:rPr>
+        <w:t>proposal</w:t>
+      </w:r>
+      <w:r>
+        <w:t xml:space="preserve">, </w:t>
+      </w:r>
+      <w:r>
+        <w:rPr>
+          <w:rFonts w:ascii="Cascadia Mono" w:hAnsi="Cascadia Mono" w:eastAsia="Cascadia Mono"/>
+          <w:b w:val="0"/>
+          <w:color w:val="0B0F14"/>
+          <w:sz w:val="18"/>
+          <w:shd w:fill="E7EEEE"/>
+        </w:rPr>
+        <w:t>decision</w:t>
+      </w:r>
+      <w:r>
+        <w:t xml:space="preserve">, </w:t>
+      </w:r>
+      <w:r>
+        <w:rPr>
+          <w:rFonts w:ascii="Cascadia Mono" w:hAnsi="Cascadia Mono" w:eastAsia="Cascadia Mono"/>
+          <w:b w:val="0"/>
+          <w:color w:val="0B0F14"/>
+          <w:sz w:val="18"/>
+          <w:shd w:fill="E7EEEE"/>
+        </w:rPr>
+        <w:t>no_trade</w:t>
+      </w:r>
+      <w:r>
+        <w:t xml:space="preserve">, and </w:t>
+      </w:r>
+      <w:r>
+        <w:rPr>
+          <w:rFonts w:ascii="Cascadia Mono" w:hAnsi="Cascadia Mono" w:eastAsia="Cascadia Mono"/>
+          <w:b w:val="0"/>
+          <w:color w:val="0B0F14"/>
+          <w:sz w:val="18"/>
+          <w:shd w:fill="E7EEEE"/>
+        </w:rPr>
+        <w:t>shadow</w:t>
+      </w:r>
+      <w:r>
+        <w:t xml:space="preserve"> events; only confirmed fills qualify as actual trades. The planned flow remains Browser -&gt; authenticated Next.js server adapter -&gt; FastAPI -&gt; server-only Alpaca and persisted PRISM repositories. Historical bars and snapshots are the first future milestone, followed by server-owned streams and reconciliation; the browser never receives provider credentials.</w:t>
       </w:r>
     </w:p>
     <w:p>
@@ -3359,7 +3449,7 @@
         <w:pStyle w:val="ListBullet"/>
       </w:pPr>
       <w:r>
-        <w:t>implemented news and market-reaction research slices with redacted failures;</w:t>
+        <w:t>implemented news, deterministic quantitative, and market-reaction research slices with redacted failures;</w:t>
       </w:r>
     </w:p>
     <w:p>

--- a/docs/conceptual/Project_Concept.docx
+++ b/docs/conceptual/Project_Concept.docx
@@ -4,8 +4,22 @@
   <w:body>
     <w:p>
       <w:pPr>
+        <w:spacing w:before="160" w:after="100"/>
+      </w:pPr>
+      <w:r>
+        <w:rPr>
+          <w:rFonts w:ascii="Calibri" w:hAnsi="Calibri" w:eastAsia="Calibri"/>
+          <w:b/>
+          <w:color w:val="547D83"/>
+          <w:sz w:val="18"/>
+        </w:rPr>
+        <w:t>PROJECT CONCEPT</w:t>
+      </w:r>
+    </w:p>
+    <w:p>
+      <w:pPr>
         <w:pStyle w:val="Title"/>
-        <w:jc w:val="center"/>
+        <w:jc w:val="left"/>
       </w:pPr>
       <w:r>
         <w:t>PRISM</w:t>
@@ -13,84 +27,109 @@
     </w:p>
     <w:p>
       <w:pPr>
-        <w:spacing w:after="680"/>
-        <w:jc w:val="center"/>
+        <w:spacing w:after="160"/>
       </w:pPr>
       <w:r>
         <w:rPr>
-          <w:rFonts w:ascii="Plus Jakarta Sans" w:hAnsi="Plus Jakarta Sans" w:eastAsia="Plus Jakarta Sans"/>
+          <w:rFonts w:ascii="Calibri" w:hAnsi="Calibri" w:eastAsia="Calibri"/>
           <w:b/>
-          <w:color w:val="547D83"/>
-          <w:sz w:val="22"/>
+          <w:color w:val="475569"/>
+          <w:sz w:val="28"/>
         </w:rPr>
-        <w:t>ONE SIGNAL. MULTIPLE PERSPECTIVES. BETTER DECISIONS.</w:t>
+        <w:t>A governed, paper-only market intelligence platform</w:t>
       </w:r>
     </w:p>
     <w:p>
       <w:pPr>
         <w:spacing w:after="360"/>
-        <w:jc w:val="center"/>
       </w:pPr>
       <w:r>
         <w:rPr>
-          <w:rFonts w:ascii="Georgia" w:hAnsi="Georgia" w:eastAsia="Georgia"/>
-          <w:b w:val="0"/>
-          <w:color w:val="0B0F14"/>
-          <w:sz w:val="36"/>
+          <w:rFonts w:ascii="Calibri" w:hAnsi="Calibri" w:eastAsia="Calibri"/>
+          <w:b/>
+          <w:color w:val="547D83"/>
+          <w:sz w:val="21"/>
         </w:rPr>
-        <w:t>Project concept and governed skeleton baseline</w:t>
-      </w:r>
-    </w:p>
-    <w:tbl>
-      <w:tblPr>
-        <w:tblW w:type="auto" w:w="0"/>
-        <w:jc w:val="center"/>
-        <w:tblLook w:firstColumn="1" w:firstRow="1" w:lastColumn="0" w:lastRow="0" w:noHBand="0" w:noVBand="1" w:val="04A0"/>
-      </w:tblPr>
-      <w:tblGrid>
-        <w:gridCol w:w="10109"/>
-      </w:tblGrid>
-      <w:tr>
-        <w:trPr>
-          <w:trHeight w:val="100"/>
-        </w:trPr>
-        <w:tc>
-          <w:tcPr>
-            <w:tcW w:type="dxa" w:w="10109"/>
-            <w:shd w:fill="547D83"/>
-          </w:tcPr>
-          <w:p>
-            <w:r/>
-          </w:p>
-        </w:tc>
-      </w:tr>
-    </w:tbl>
-    <w:p>
-      <w:pPr>
-        <w:spacing w:before="560"/>
-        <w:ind w:left="1080" w:right="1080"/>
-        <w:jc w:val="center"/>
-      </w:pPr>
-      <w:r>
-        <w:t>Paper-only. AI-assisted. Deterministically governed. Current presentation data is an Illustrative fixture and creates no execution authority.</w:t>
+        <w:t>One signal. Multiple perspectives. Better decisions.</w:t>
       </w:r>
     </w:p>
     <w:p>
       <w:pPr>
-        <w:spacing w:before="560"/>
-        <w:jc w:val="center"/>
+        <w:spacing w:before="80" w:after="280"/>
+        <w:ind w:left="230" w:right="230"/>
+        <w:shd w:fill="EEF4F4"/>
+      </w:pPr>
+      <w:r>
+        <w:t>AI broadens the analysis. Deterministic rules control authorization. Every order is Alpaca paper-only; live trading is prohibited.</w:t>
+      </w:r>
+    </w:p>
+    <w:p>
+      <w:pPr>
+        <w:spacing w:after="40"/>
       </w:pPr>
       <w:r>
         <w:rPr>
-          <w:rFonts w:ascii="Cascadia Mono" w:hAnsi="Cascadia Mono" w:eastAsia="Cascadia Mono"/>
+          <w:rFonts w:ascii="Calibri" w:hAnsi="Calibri" w:eastAsia="Calibri"/>
+          <w:b/>
+          <w:color w:val="0B0F14"/>
+          <w:sz w:val="19"/>
+        </w:rPr>
+        <w:t xml:space="preserve">Audience: </w:t>
+      </w:r>
+      <w:r>
+        <w:rPr>
+          <w:rFonts w:ascii="Calibri" w:hAnsi="Calibri" w:eastAsia="Calibri"/>
           <w:b w:val="0"/>
           <w:color w:val="475569"/>
-          <w:sz w:val="18"/>
+          <w:sz w:val="19"/>
         </w:rPr>
-        <w:t>Revision  2026-08-29 / ecosystem-consolidation-v1</w:t>
+        <w:t>Project manager, reviewers, and delivery team</w:t>
+      </w:r>
+    </w:p>
+    <w:p>
+      <w:pPr>
+        <w:spacing w:after="40"/>
+      </w:pPr>
+      <w:r>
+        <w:rPr>
+          <w:rFonts w:ascii="Calibri" w:hAnsi="Calibri" w:eastAsia="Calibri"/>
+          <w:b/>
+          <w:color w:val="0B0F14"/>
+          <w:sz w:val="19"/>
+        </w:rPr>
+        <w:t xml:space="preserve">Scope: </w:t>
       </w:r>
       <w:r>
-        <w:br w:type="page"/>
+        <w:rPr>
+          <w:rFonts w:ascii="Calibri" w:hAnsi="Calibri" w:eastAsia="Calibri"/>
+          <w:b w:val="0"/>
+          <w:color w:val="475569"/>
+          <w:sz w:val="19"/>
+        </w:rPr>
+        <w:t>Complete product concept; delivery progress is tracked separately</w:t>
+      </w:r>
+    </w:p>
+    <w:p>
+      <w:pPr>
+        <w:spacing w:after="40"/>
+      </w:pPr>
+      <w:r>
+        <w:rPr>
+          <w:rFonts w:ascii="Calibri" w:hAnsi="Calibri" w:eastAsia="Calibri"/>
+          <w:b/>
+          <w:color w:val="0B0F14"/>
+          <w:sz w:val="19"/>
+        </w:rPr>
+        <w:t xml:space="preserve">Revision: </w:t>
+      </w:r>
+      <w:r>
+        <w:rPr>
+          <w:rFonts w:ascii="Calibri" w:hAnsi="Calibri" w:eastAsia="Calibri"/>
+          <w:b w:val="0"/>
+          <w:color w:val="475569"/>
+          <w:sz w:val="19"/>
+        </w:rPr>
+        <w:t>2026-08-29 / ecosystem-consolidation-v1</w:t>
       </w:r>
     </w:p>
     <w:p>
@@ -103,347 +142,240 @@
     </w:p>
     <w:p>
       <w:pPr>
-        <w:spacing w:after="60"/>
+        <w:pStyle w:val="PRISMContents"/>
       </w:pPr>
       <w:r>
         <w:rPr>
-          <w:rFonts w:ascii="Cascadia Mono" w:hAnsi="Cascadia Mono" w:eastAsia="Cascadia Mono"/>
-          <w:b/>
-          <w:color w:val="547D83"/>
-          <w:sz w:val="18"/>
-        </w:rPr>
-        <w:t xml:space="preserve">01  </w:t>
-      </w:r>
-      <w:r>
-        <w:rPr>
-          <w:rFonts w:ascii="Plus Jakarta Sans" w:hAnsi="Plus Jakarta Sans" w:eastAsia="Plus Jakarta Sans"/>
+          <w:rFonts w:ascii="Calibri" w:hAnsi="Calibri" w:eastAsia="Calibri"/>
           <w:b w:val="0"/>
           <w:color w:val="0B0F14"/>
-          <w:sz w:val="20"/>
+          <w:sz w:val="19"/>
         </w:rPr>
-        <w:t>Executive summary</w:t>
+        <w:t>Executive overview</w:t>
       </w:r>
     </w:p>
     <w:p>
       <w:pPr>
-        <w:spacing w:after="60"/>
+        <w:pStyle w:val="PRISMContents"/>
       </w:pPr>
       <w:r>
         <w:rPr>
-          <w:rFonts w:ascii="Cascadia Mono" w:hAnsi="Cascadia Mono" w:eastAsia="Cascadia Mono"/>
-          <w:b/>
-          <w:color w:val="547D83"/>
-          <w:sz w:val="18"/>
-        </w:rPr>
-        <w:t xml:space="preserve">02  </w:t>
-      </w:r>
-      <w:r>
-        <w:rPr>
-          <w:rFonts w:ascii="Plus Jakarta Sans" w:hAnsi="Plus Jakarta Sans" w:eastAsia="Plus Jakarta Sans"/>
+          <w:rFonts w:ascii="Calibri" w:hAnsi="Calibri" w:eastAsia="Calibri"/>
           <w:b w:val="0"/>
           <w:color w:val="0B0F14"/>
-          <w:sz w:val="20"/>
+          <w:sz w:val="19"/>
         </w:rPr>
-        <w:t>Authority chain</w:t>
+        <w:t>The problem PRISM addresses</w:t>
       </w:r>
     </w:p>
     <w:p>
       <w:pPr>
-        <w:spacing w:after="60"/>
+        <w:pStyle w:val="PRISMContents"/>
       </w:pPr>
       <w:r>
         <w:rPr>
-          <w:rFonts w:ascii="Cascadia Mono" w:hAnsi="Cascadia Mono" w:eastAsia="Cascadia Mono"/>
-          <w:b/>
-          <w:color w:val="547D83"/>
-          <w:sz w:val="18"/>
-        </w:rPr>
-        <w:t xml:space="preserve">03  </w:t>
-      </w:r>
-      <w:r>
-        <w:rPr>
-          <w:rFonts w:ascii="Plus Jakarta Sans" w:hAnsi="Plus Jakarta Sans" w:eastAsia="Plus Jakarta Sans"/>
+          <w:rFonts w:ascii="Calibri" w:hAnsi="Calibri" w:eastAsia="Calibri"/>
           <w:b w:val="0"/>
           <w:color w:val="0B0F14"/>
-          <w:sz w:val="20"/>
+          <w:sz w:val="19"/>
         </w:rPr>
-        <w:t>Problem and product thesis</w:t>
+        <w:t>Product vision</w:t>
       </w:r>
     </w:p>
     <w:p>
       <w:pPr>
-        <w:spacing w:after="60"/>
+        <w:pStyle w:val="PRISMContents"/>
       </w:pPr>
       <w:r>
         <w:rPr>
-          <w:rFonts w:ascii="Cascadia Mono" w:hAnsi="Cascadia Mono" w:eastAsia="Cascadia Mono"/>
-          <w:b/>
-          <w:color w:val="547D83"/>
-          <w:sz w:val="18"/>
-        </w:rPr>
-        <w:t xml:space="preserve">04  </w:t>
-      </w:r>
-      <w:r>
-        <w:rPr>
-          <w:rFonts w:ascii="Plus Jakarta Sans" w:hAnsi="Plus Jakarta Sans" w:eastAsia="Plus Jakarta Sans"/>
+          <w:rFonts w:ascii="Calibri" w:hAnsi="Calibri" w:eastAsia="Calibri"/>
           <w:b w:val="0"/>
           <w:color w:val="0B0F14"/>
-          <w:sz w:val="20"/>
+          <w:sz w:val="19"/>
         </w:rPr>
-        <w:t>Canonical agent topology</w:t>
+        <w:t>Who the product serves</w:t>
       </w:r>
     </w:p>
     <w:p>
       <w:pPr>
-        <w:spacing w:after="60"/>
+        <w:pStyle w:val="PRISMContents"/>
       </w:pPr>
       <w:r>
         <w:rPr>
-          <w:rFonts w:ascii="Cascadia Mono" w:hAnsi="Cascadia Mono" w:eastAsia="Cascadia Mono"/>
-          <w:b/>
-          <w:color w:val="547D83"/>
-          <w:sz w:val="18"/>
-        </w:rPr>
-        <w:t xml:space="preserve">05  </w:t>
-      </w:r>
-      <w:r>
-        <w:rPr>
-          <w:rFonts w:ascii="Plus Jakarta Sans" w:hAnsi="Plus Jakarta Sans" w:eastAsia="Plus Jakarta Sans"/>
+          <w:rFonts w:ascii="Calibri" w:hAnsi="Calibri" w:eastAsia="Calibri"/>
           <w:b w:val="0"/>
           <w:color w:val="0B0F14"/>
-          <w:sz w:val="20"/>
+          <w:sz w:val="19"/>
         </w:rPr>
-        <w:t>Decision vocabulary</w:t>
+        <w:t>How a decision moves through PRISM</w:t>
       </w:r>
     </w:p>
     <w:p>
       <w:pPr>
-        <w:spacing w:after="60"/>
+        <w:pStyle w:val="PRISMContents"/>
       </w:pPr>
       <w:r>
         <w:rPr>
-          <w:rFonts w:ascii="Cascadia Mono" w:hAnsi="Cascadia Mono" w:eastAsia="Cascadia Mono"/>
-          <w:b/>
-          <w:color w:val="547D83"/>
-          <w:sz w:val="18"/>
-        </w:rPr>
-        <w:t xml:space="preserve">06  </w:t>
-      </w:r>
-      <w:r>
-        <w:rPr>
-          <w:rFonts w:ascii="Plus Jakarta Sans" w:hAnsi="Plus Jakarta Sans" w:eastAsia="Plus Jakarta Sans"/>
+          <w:rFonts w:ascii="Calibri" w:hAnsi="Calibri" w:eastAsia="Calibri"/>
           <w:b w:val="0"/>
           <w:color w:val="0B0F14"/>
-          <w:sz w:val="20"/>
+          <w:sz w:val="19"/>
         </w:rPr>
-        <w:t>Governance baseline</w:t>
+        <w:t>The seven specialist perspectives</w:t>
       </w:r>
     </w:p>
     <w:p>
       <w:pPr>
-        <w:spacing w:after="60"/>
+        <w:pStyle w:val="PRISMContents"/>
       </w:pPr>
       <w:r>
         <w:rPr>
-          <w:rFonts w:ascii="Cascadia Mono" w:hAnsi="Cascadia Mono" w:eastAsia="Cascadia Mono"/>
-          <w:b/>
-          <w:color w:val="547D83"/>
-          <w:sz w:val="18"/>
-        </w:rPr>
-        <w:t xml:space="preserve">07  </w:t>
-      </w:r>
-      <w:r>
-        <w:rPr>
-          <w:rFonts w:ascii="Plus Jakarta Sans" w:hAnsi="Plus Jakarta Sans" w:eastAsia="Plus Jakarta Sans"/>
+          <w:rFonts w:ascii="Calibri" w:hAnsi="Calibri" w:eastAsia="Calibri"/>
           <w:b w:val="0"/>
           <w:color w:val="0B0F14"/>
-          <w:sz w:val="20"/>
+          <w:sz w:val="19"/>
         </w:rPr>
-        <w:t>AI Profiles</w:t>
+        <w:t>Decision outcomes in plain language</w:t>
       </w:r>
     </w:p>
     <w:p>
       <w:pPr>
-        <w:spacing w:after="60"/>
+        <w:pStyle w:val="PRISMContents"/>
       </w:pPr>
       <w:r>
         <w:rPr>
-          <w:rFonts w:ascii="Cascadia Mono" w:hAnsi="Cascadia Mono" w:eastAsia="Cascadia Mono"/>
-          <w:b/>
-          <w:color w:val="547D83"/>
-          <w:sz w:val="18"/>
-        </w:rPr>
-        <w:t xml:space="preserve">08  </w:t>
-      </w:r>
-      <w:r>
-        <w:rPr>
-          <w:rFonts w:ascii="Plus Jakarta Sans" w:hAnsi="Plus Jakarta Sans" w:eastAsia="Plus Jakarta Sans"/>
+          <w:rFonts w:ascii="Calibri" w:hAnsi="Calibri" w:eastAsia="Calibri"/>
           <w:b w:val="0"/>
           <w:color w:val="0B0F14"/>
-          <w:sz w:val="20"/>
+          <w:sz w:val="19"/>
         </w:rPr>
-        <w:t>Market regime and option envelope</w:t>
+        <w:t>Safety model</w:t>
       </w:r>
     </w:p>
     <w:p>
       <w:pPr>
-        <w:spacing w:after="60"/>
+        <w:pStyle w:val="PRISMContents"/>
       </w:pPr>
       <w:r>
         <w:rPr>
-          <w:rFonts w:ascii="Cascadia Mono" w:hAnsi="Cascadia Mono" w:eastAsia="Cascadia Mono"/>
-          <w:b/>
-          <w:color w:val="547D83"/>
-          <w:sz w:val="18"/>
-        </w:rPr>
-        <w:t xml:space="preserve">09  </w:t>
-      </w:r>
-      <w:r>
-        <w:rPr>
-          <w:rFonts w:ascii="Plus Jakarta Sans" w:hAnsi="Plus Jakarta Sans" w:eastAsia="Plus Jakarta Sans"/>
+          <w:rFonts w:ascii="Calibri" w:hAnsi="Calibri" w:eastAsia="Calibri"/>
           <w:b w:val="0"/>
           <w:color w:val="0B0F14"/>
-          <w:sz w:val="20"/>
+          <w:sz w:val="19"/>
         </w:rPr>
-        <w:t>Authorization and execution boundary</w:t>
+        <w:t>What the operator experiences</w:t>
       </w:r>
     </w:p>
     <w:p>
       <w:pPr>
-        <w:spacing w:after="60"/>
+        <w:pStyle w:val="PRISMContents"/>
       </w:pPr>
       <w:r>
         <w:rPr>
-          <w:rFonts w:ascii="Cascadia Mono" w:hAnsi="Cascadia Mono" w:eastAsia="Cascadia Mono"/>
-          <w:b/>
-          <w:color w:val="547D83"/>
-          <w:sz w:val="18"/>
-        </w:rPr>
-        <w:t xml:space="preserve">10  </w:t>
-      </w:r>
-      <w:r>
-        <w:rPr>
-          <w:rFonts w:ascii="Plus Jakarta Sans" w:hAnsi="Plus Jakarta Sans" w:eastAsia="Plus Jakarta Sans"/>
+          <w:rFonts w:ascii="Calibri" w:hAnsi="Calibri" w:eastAsia="Calibri"/>
           <w:b w:val="0"/>
           <w:color w:val="0B0F14"/>
-          <w:sz w:val="20"/>
+          <w:sz w:val="19"/>
         </w:rPr>
-        <w:t>ShadowFund and learning</w:t>
+        <w:t>Authorized operating guardrails</w:t>
       </w:r>
     </w:p>
     <w:p>
       <w:pPr>
-        <w:spacing w:after="60"/>
+        <w:pStyle w:val="PRISMContents"/>
       </w:pPr>
       <w:r>
         <w:rPr>
-          <w:rFonts w:ascii="Cascadia Mono" w:hAnsi="Cascadia Mono" w:eastAsia="Cascadia Mono"/>
-          <w:b/>
-          <w:color w:val="547D83"/>
-          <w:sz w:val="18"/>
-        </w:rPr>
-        <w:t xml:space="preserve">11  </w:t>
-      </w:r>
-      <w:r>
-        <w:rPr>
-          <w:rFonts w:ascii="Plus Jakarta Sans" w:hAnsi="Plus Jakarta Sans" w:eastAsia="Plus Jakarta Sans"/>
+          <w:rFonts w:ascii="Calibri" w:hAnsi="Calibri" w:eastAsia="Calibri"/>
           <w:b w:val="0"/>
           <w:color w:val="0B0F14"/>
-          <w:sz w:val="20"/>
+          <w:sz w:val="19"/>
         </w:rPr>
-        <w:t>Data, API, and provenance</w:t>
+        <w:t>Hackathon operating window</w:t>
       </w:r>
     </w:p>
     <w:p>
       <w:pPr>
-        <w:spacing w:after="60"/>
+        <w:pStyle w:val="PRISMContents"/>
       </w:pPr>
       <w:r>
         <w:rPr>
-          <w:rFonts w:ascii="Cascadia Mono" w:hAnsi="Cascadia Mono" w:eastAsia="Cascadia Mono"/>
-          <w:b/>
-          <w:color w:val="547D83"/>
-          <w:sz w:val="18"/>
-        </w:rPr>
-        <w:t xml:space="preserve">12  </w:t>
-      </w:r>
-      <w:r>
-        <w:rPr>
-          <w:rFonts w:ascii="Plus Jakarta Sans" w:hAnsi="Plus Jakarta Sans" w:eastAsia="Plus Jakarta Sans"/>
+          <w:rFonts w:ascii="Calibri" w:hAnsi="Calibri" w:eastAsia="Calibri"/>
           <w:b w:val="0"/>
           <w:color w:val="0B0F14"/>
-          <w:sz w:val="20"/>
+          <w:sz w:val="19"/>
         </w:rPr>
-        <w:t>Security and operations</w:t>
+        <w:t>AI Profiles and controlled learning</w:t>
       </w:r>
     </w:p>
     <w:p>
       <w:pPr>
-        <w:spacing w:after="60"/>
+        <w:pStyle w:val="PRISMContents"/>
       </w:pPr>
       <w:r>
         <w:rPr>
-          <w:rFonts w:ascii="Cascadia Mono" w:hAnsi="Cascadia Mono" w:eastAsia="Cascadia Mono"/>
-          <w:b/>
-          <w:color w:val="547D83"/>
-          <w:sz w:val="18"/>
-        </w:rPr>
-        <w:t xml:space="preserve">13  </w:t>
-      </w:r>
-      <w:r>
-        <w:rPr>
-          <w:rFonts w:ascii="Plus Jakarta Sans" w:hAnsi="Plus Jakarta Sans" w:eastAsia="Plus Jakarta Sans"/>
+          <w:rFonts w:ascii="Calibri" w:hAnsi="Calibri" w:eastAsia="Calibri"/>
           <w:b w:val="0"/>
           <w:color w:val="0B0F14"/>
-          <w:sz w:val="20"/>
+          <w:sz w:val="19"/>
         </w:rPr>
-        <w:t>Frontend concept</w:t>
+        <w:t>Technology and trust boundaries</w:t>
       </w:r>
     </w:p>
     <w:p>
       <w:pPr>
-        <w:spacing w:after="60"/>
+        <w:pStyle w:val="PRISMContents"/>
       </w:pPr>
       <w:r>
         <w:rPr>
-          <w:rFonts w:ascii="Cascadia Mono" w:hAnsi="Cascadia Mono" w:eastAsia="Cascadia Mono"/>
-          <w:b/>
-          <w:color w:val="547D83"/>
-          <w:sz w:val="18"/>
-        </w:rPr>
-        <w:t xml:space="preserve">14  </w:t>
-      </w:r>
-      <w:r>
-        <w:rPr>
-          <w:rFonts w:ascii="Plus Jakarta Sans" w:hAnsi="Plus Jakarta Sans" w:eastAsia="Plus Jakarta Sans"/>
+          <w:rFonts w:ascii="Calibri" w:hAnsi="Calibri" w:eastAsia="Calibri"/>
           <w:b w:val="0"/>
           <w:color w:val="0B0F14"/>
-          <w:sz w:val="20"/>
+          <w:sz w:val="19"/>
         </w:rPr>
-        <w:t>Delivery scope</w:t>
+        <w:t>Delivery workstreams</w:t>
       </w:r>
     </w:p>
     <w:p>
       <w:pPr>
-        <w:spacing w:after="60"/>
+        <w:pStyle w:val="PRISMContents"/>
       </w:pPr>
       <w:r>
         <w:rPr>
-          <w:rFonts w:ascii="Cascadia Mono" w:hAnsi="Cascadia Mono" w:eastAsia="Cascadia Mono"/>
-          <w:b/>
-          <w:color w:val="547D83"/>
-          <w:sz w:val="18"/>
+          <w:rFonts w:ascii="Calibri" w:hAnsi="Calibri" w:eastAsia="Calibri"/>
+          <w:b w:val="0"/>
+          <w:color w:val="0B0F14"/>
+          <w:sz w:val="19"/>
         </w:rPr>
-        <w:t xml:space="preserve">15  </w:t>
+        <w:t>Success criteria</w:t>
       </w:r>
+    </w:p>
+    <w:p>
+      <w:pPr>
+        <w:pStyle w:val="PRISMContents"/>
+      </w:pPr>
       <w:r>
         <w:rPr>
-          <w:rFonts w:ascii="Plus Jakarta Sans" w:hAnsi="Plus Jakarta Sans" w:eastAsia="Plus Jakarta Sans"/>
+          <w:rFonts w:ascii="Calibri" w:hAnsi="Calibri" w:eastAsia="Calibri"/>
           <w:b w:val="0"/>
           <w:color w:val="0B0F14"/>
-          <w:sz w:val="20"/>
+          <w:sz w:val="19"/>
         </w:rPr>
-        <w:t>Success criteria</w:t>
+        <w:t>Key risks and dependencies</w:t>
+      </w:r>
+    </w:p>
+    <w:p>
+      <w:pPr>
+        <w:pStyle w:val="PRISMContents"/>
+      </w:pPr>
+      <w:r>
+        <w:rPr>
+          <w:rFonts w:ascii="Calibri" w:hAnsi="Calibri" w:eastAsia="Calibri"/>
+          <w:b w:val="0"/>
+          <w:color w:val="0B0F14"/>
+          <w:sz w:val="19"/>
+        </w:rPr>
+        <w:t>Source of truth</w:t>
       </w:r>
     </w:p>
     <w:p>
@@ -456,31 +388,71 @@
         <w:pStyle w:val="Heading1"/>
       </w:pPr>
       <w:r>
-        <w:t>Executive summary</w:t>
+        <w:t>Executive overview</w:t>
       </w:r>
     </w:p>
     <w:p>
       <w:r>
-        <w:t>PRISM is a paper-only market intelligence and governed decision platform. It decomposes one market signal into seven specialist AI perspectives, challenges the resulting proposal with AI-assisted Risk Management, and delegates all execution authority to deterministic code. ShadowFund compares alternatives on the same subsequent market path, and asynchronous Post-Analysis may recommend bounded AI Profile changes for manual review.</w:t>
+        <w:t>PRISM helps an authenticated operator turn a fast-moving market event into a decision that can be understood, challenged, and audited. It combines several AI perspectives with a deterministic safety gate, then records why the outcome was to act, change the proposal, reject it, or do nothing.</w:t>
       </w:r>
     </w:p>
     <w:p>
       <w:r>
-        <w:t>The current product is a contract-aligned skeleton. It implements versioned governance data, typed contracts, authenticated news, deterministic quantitative, and market-reaction research slices, backend-owned illustrative presentation APIs, a story-first frontend, and deployment/migration foundations. It does not yet implement full specialist orchestration, durable portfolio/authorization/ShadowFund engines, or broker order submission.</w:t>
+        <w:rPr>
+          <w:b/>
+        </w:rPr>
+        <w:t>The core idea:</w:t>
+      </w:r>
+      <w:r>
+        <w:t xml:space="preserve"> AI broadens the analysis; deterministic code controls authorization. Any order is Alpaca paper-only. Live trading is prohibited.</w:t>
       </w:r>
     </w:p>
     <w:p>
       <w:r>
-        <w:t xml:space="preserve">Every current demonstration response is labeled </w:t>
+        <w:t xml:space="preserve">PRISM brings the full decision lifecycle into one governed product: evidence gathering, multi-perspective analysis, trade proposal or </w:t>
       </w:r>
       <w:r>
         <w:rPr>
-          <w:b/>
+          <w:rFonts w:ascii="Cascadia Mono" w:hAnsi="Cascadia Mono" w:eastAsia="Cascadia Mono"/>
+          <w:b w:val="0"/>
+          <w:color w:val="0B0F14"/>
+          <w:sz w:val="18"/>
+          <w:shd w:fill="E7EEEE"/>
         </w:rPr>
-        <w:t>Illustrative fixture</w:t>
+        <w:t>NO_TRADE</w:t>
       </w:r>
       <w:r>
-        <w:t>. It does not represent an Alpaca account, paper order, fill, holding, P&amp;L record, or model/provider call.</w:t>
+        <w:t>, adversarial risk review, deterministic authorization, paper execution, counterfactual comparison, and controlled learning.</w:t>
+      </w:r>
+    </w:p>
+    <w:p>
+      <w:r>
+        <w:t xml:space="preserve">This document describes the complete product concept. Delivery progress is tracked separately in the </w:t>
+      </w:r>
+      <w:hyperlink r:id="rId11">
+        <w:r>
+          <w:rPr>
+            <w:color w:val="547D83"/>
+            <w:u w:val="single"/>
+          </w:rPr>
+          <w:t>Implementation Plan</w:t>
+        </w:r>
+      </w:hyperlink>
+      <w:r>
+        <w:t xml:space="preserve">. During development and demonstrations, any </w:t>
+      </w:r>
+      <w:r>
+        <w:rPr>
+          <w:rFonts w:ascii="Cascadia Mono" w:hAnsi="Cascadia Mono" w:eastAsia="Cascadia Mono"/>
+          <w:b w:val="0"/>
+          <w:color w:val="0B0F14"/>
+          <w:sz w:val="18"/>
+          <w:shd w:fill="E7EEEE"/>
+        </w:rPr>
+        <w:t>illustrative_fixture</w:t>
+      </w:r>
+      <w:r>
+        <w:t xml:space="preserve"> data must be clearly labeled and must never be represented as an Alpaca account, paper order, fill, holding, profit-and-loss record, or model invocation.</w:t>
       </w:r>
     </w:p>
     <w:p>
@@ -488,65 +460,57 @@
         <w:pStyle w:val="Heading1"/>
       </w:pPr>
       <w:r>
-        <w:t>Authority chain</w:t>
+        <w:t>The problem PRISM addresses</w:t>
       </w:r>
     </w:p>
     <w:p>
       <w:r>
-        <w:t>PRISM resolves conflicts in this order:</w:t>
+        <w:t>Market events are easy to oversimplify. A positive headline does not automatically mean buy, and a negative headline does not automatically mean sell. A useful decision also depends on questions such as:</w:t>
       </w:r>
     </w:p>
     <w:p>
       <w:pPr>
-        <w:pStyle w:val="ListNumber"/>
+        <w:pStyle w:val="ListBullet"/>
       </w:pPr>
       <w:r>
-        <w:t>Repository invariants.</w:t>
+        <w:t>Is the event important enough to matter?</w:t>
       </w:r>
     </w:p>
     <w:p>
       <w:pPr>
-        <w:pStyle w:val="ListNumber"/>
+        <w:pStyle w:val="ListBullet"/>
       </w:pPr>
       <w:r>
-        <w:t>BA-owned business process and versioned numerical register.</w:t>
+        <w:t>Has the market already priced it in?</w:t>
       </w:r>
     </w:p>
     <w:p>
       <w:pPr>
-        <w:pStyle w:val="ListNumber"/>
+        <w:pStyle w:val="ListBullet"/>
       </w:pPr>
       <w:r>
-        <w:t>AI Engineer-owned topology and responsibility boundaries.</w:t>
+        <w:t>Does price, volume, volatility, or peer behavior confirm the story?</w:t>
       </w:r>
     </w:p>
     <w:p>
       <w:pPr>
-        <w:pStyle w:val="ListNumber"/>
+        <w:pStyle w:val="ListBullet"/>
       </w:pPr>
       <w:r>
-        <w:t>API contracts and generated transport types.</w:t>
+        <w:t>Is the trade economically attractive after spread and execution costs?</w:t>
       </w:r>
     </w:p>
     <w:p>
       <w:pPr>
-        <w:pStyle w:val="ListNumber"/>
+        <w:pStyle w:val="ListBullet"/>
       </w:pPr>
       <w:r>
-        <w:t>Implementation and tests.</w:t>
-      </w:r>
-    </w:p>
-    <w:p>
-      <w:pPr>
-        <w:pStyle w:val="ListNumber"/>
-      </w:pPr>
-      <w:r>
-        <w:t>This explanatory concept and its synchronized DOCX form.</w:t>
+        <w:t>Does the position fit the portfolio's risk, concentration, liquidity, and time limits?</w:t>
       </w:r>
     </w:p>
     <w:p>
       <w:r>
-        <w:t>BA-authorized values override older examples, and the seven-specialist architecture is canonical. SLOs, backup retention, RPO, RTO, and other values absent from the register remain unresolved.</w:t>
+        <w:t>Most tools answer only part of this chain. PRISM is designed to connect the evidence, the recommendation, the challenge, the governing rules, and the eventual outcome into one decision story.</w:t>
       </w:r>
     </w:p>
     <w:p>
@@ -554,17 +518,550 @@
         <w:pStyle w:val="Heading1"/>
       </w:pPr>
       <w:r>
-        <w:t>Problem and product thesis</w:t>
+        <w:t>Product vision</w:t>
       </w:r>
     </w:p>
     <w:p>
       <w:r>
-        <w:t>Simple sentiment systems reduce market events to positive news -&gt; buy and negative news -&gt; sell. They miss whether the event is material, whether the market already priced it, whether the reaction differs from comparable events, and whether a theoretically attractive position is executable within portfolio constraints.</w:t>
+        <w:t>PRISM is a governed decision journal for paper trading. Its purpose is to:</w:t>
+      </w:r>
+    </w:p>
+    <w:p>
+      <w:pPr>
+        <w:pStyle w:val="ListBullet"/>
+      </w:pPr>
+      <w:r>
+        <w:t>reduce single-perspective and headline-driven decisions;</w:t>
+      </w:r>
+    </w:p>
+    <w:p>
+      <w:pPr>
+        <w:pStyle w:val="ListBullet"/>
+      </w:pPr>
+      <w:r>
+        <w:t>make both action and restraint explainable;</w:t>
+      </w:r>
+    </w:p>
+    <w:p>
+      <w:pPr>
+        <w:pStyle w:val="ListBullet"/>
+      </w:pPr>
+      <w:r>
+        <w:t>enforce risk controls consistently, even when AI is unavailable or wrong;</w:t>
+      </w:r>
+    </w:p>
+    <w:p>
+      <w:pPr>
+        <w:pStyle w:val="ListBullet"/>
+      </w:pPr>
+      <w:r>
+        <w:t>preserve a reviewable record of the evidence, rule checks, and outcome;</w:t>
+      </w:r>
+    </w:p>
+    <w:p>
+      <w:pPr>
+        <w:pStyle w:val="ListBullet"/>
+      </w:pPr>
+      <w:r>
+        <w:t>compare the chosen path with credible alternatives without risking capital; and</w:t>
+      </w:r>
+    </w:p>
+    <w:p>
+      <w:pPr>
+        <w:pStyle w:val="ListBullet"/>
+      </w:pPr>
+      <w:r>
+        <w:t>turn completed decisions into bounded, reviewable improvement proposals.</w:t>
       </w:r>
     </w:p>
     <w:p>
       <w:r>
-        <w:t>PRISM treats each candidate as a decision story:</w:t>
+        <w:t xml:space="preserve">PRISM is not a live-trading product, a promise of profit, or a black-box system that lets an AI place orders. It is also not designed to maximize trade frequency. </w:t>
+      </w:r>
+      <w:r>
+        <w:rPr>
+          <w:rFonts w:ascii="Cascadia Mono" w:hAnsi="Cascadia Mono" w:eastAsia="Cascadia Mono"/>
+          <w:b w:val="0"/>
+          <w:color w:val="0B0F14"/>
+          <w:sz w:val="18"/>
+          <w:shd w:fill="E7EEEE"/>
+        </w:rPr>
+        <w:t>NO_TRADE</w:t>
+      </w:r>
+      <w:r>
+        <w:t xml:space="preserve">, </w:t>
+      </w:r>
+      <w:r>
+        <w:rPr>
+          <w:rFonts w:ascii="Cascadia Mono" w:hAnsi="Cascadia Mono" w:eastAsia="Cascadia Mono"/>
+          <w:b w:val="0"/>
+          <w:color w:val="0B0F14"/>
+          <w:sz w:val="18"/>
+          <w:shd w:fill="E7EEEE"/>
+        </w:rPr>
+        <w:t>REJECT</w:t>
+      </w:r>
+      <w:r>
+        <w:t>, and incomplete evidence are valid outcomes.</w:t>
+      </w:r>
+    </w:p>
+    <w:p>
+      <w:pPr>
+        <w:pStyle w:val="Heading1"/>
+      </w:pPr>
+      <w:r>
+        <w:t>Who the product serves</w:t>
+      </w:r>
+    </w:p>
+    <w:tbl>
+      <w:tblPr>
+        <w:tblStyle w:val="TableGrid"/>
+        <w:tblW w:type="dxa" w:w="9360"/>
+        <w:jc w:val="left"/>
+        <w:tblLayout w:type="fixed"/>
+        <w:tblLook w:firstColumn="1" w:firstRow="1" w:lastColumn="0" w:lastRow="0" w:noHBand="0" w:noVBand="1" w:val="04A0"/>
+        <w:tblInd w:w="120" w:type="dxa"/>
+      </w:tblPr>
+      <w:tblGrid>
+        <w:gridCol w:w="1500"/>
+        <w:gridCol w:w="3300"/>
+        <w:gridCol w:w="4560"/>
+      </w:tblGrid>
+      <w:tr>
+        <w:trPr>
+          <w:tblHeader w:val="true"/>
+          <w:cantSplit/>
+        </w:trPr>
+        <w:tc>
+          <w:tcPr>
+            <w:tcW w:type="dxa" w:w="1500"/>
+            <w:vAlign w:val="center"/>
+            <w:tcMar>
+              <w:top w:w="80" w:type="dxa"/>
+              <w:start w:w="120" w:type="dxa"/>
+              <w:bottom w:w="80" w:type="dxa"/>
+              <w:end w:w="120" w:type="dxa"/>
+            </w:tcMar>
+            <w:shd w:fill="F2F4F7"/>
+          </w:tcPr>
+          <w:p>
+            <w:pPr>
+              <w:spacing w:before="0" w:after="0" w:line="240" w:lineRule="auto"/>
+            </w:pPr>
+            <w:r>
+              <w:rPr>
+                <w:rFonts w:ascii="Calibri" w:hAnsi="Calibri" w:eastAsia="Calibri"/>
+                <w:b/>
+                <w:color w:val="547D83"/>
+                <w:sz w:val="18"/>
+              </w:rPr>
+            </w:r>
+            <w:r>
+              <w:rPr>
+                <w:rFonts w:ascii="Calibri" w:hAnsi="Calibri" w:eastAsia="Calibri"/>
+                <w:b/>
+                <w:color w:val="547D83"/>
+                <w:sz w:val="18"/>
+              </w:rPr>
+              <w:t>Audience</w:t>
+            </w:r>
+          </w:p>
+        </w:tc>
+        <w:tc>
+          <w:tcPr>
+            <w:tcW w:type="dxa" w:w="3300"/>
+            <w:vAlign w:val="center"/>
+            <w:tcMar>
+              <w:top w:w="80" w:type="dxa"/>
+              <w:start w:w="120" w:type="dxa"/>
+              <w:bottom w:w="80" w:type="dxa"/>
+              <w:end w:w="120" w:type="dxa"/>
+            </w:tcMar>
+            <w:shd w:fill="F2F4F7"/>
+          </w:tcPr>
+          <w:p>
+            <w:pPr>
+              <w:spacing w:before="0" w:after="0" w:line="240" w:lineRule="auto"/>
+            </w:pPr>
+            <w:r>
+              <w:rPr>
+                <w:rFonts w:ascii="Calibri" w:hAnsi="Calibri" w:eastAsia="Calibri"/>
+                <w:b/>
+                <w:color w:val="547D83"/>
+                <w:sz w:val="18"/>
+              </w:rPr>
+            </w:r>
+            <w:r>
+              <w:rPr>
+                <w:rFonts w:ascii="Calibri" w:hAnsi="Calibri" w:eastAsia="Calibri"/>
+                <w:b/>
+                <w:color w:val="547D83"/>
+                <w:sz w:val="18"/>
+              </w:rPr>
+              <w:t>What they need</w:t>
+            </w:r>
+          </w:p>
+        </w:tc>
+        <w:tc>
+          <w:tcPr>
+            <w:tcW w:type="dxa" w:w="4560"/>
+            <w:vAlign w:val="center"/>
+            <w:tcMar>
+              <w:top w:w="80" w:type="dxa"/>
+              <w:start w:w="120" w:type="dxa"/>
+              <w:bottom w:w="80" w:type="dxa"/>
+              <w:end w:w="120" w:type="dxa"/>
+            </w:tcMar>
+            <w:shd w:fill="F2F4F7"/>
+          </w:tcPr>
+          <w:p>
+            <w:pPr>
+              <w:spacing w:before="0" w:after="0" w:line="240" w:lineRule="auto"/>
+            </w:pPr>
+            <w:r>
+              <w:rPr>
+                <w:rFonts w:ascii="Calibri" w:hAnsi="Calibri" w:eastAsia="Calibri"/>
+                <w:b/>
+                <w:color w:val="547D83"/>
+                <w:sz w:val="18"/>
+              </w:rPr>
+            </w:r>
+            <w:r>
+              <w:rPr>
+                <w:rFonts w:ascii="Calibri" w:hAnsi="Calibri" w:eastAsia="Calibri"/>
+                <w:b/>
+                <w:color w:val="547D83"/>
+                <w:sz w:val="18"/>
+              </w:rPr>
+              <w:t>What PRISM provides</w:t>
+            </w:r>
+          </w:p>
+        </w:tc>
+      </w:tr>
+      <w:tr>
+        <w:tc>
+          <w:tcPr>
+            <w:tcW w:type="dxa" w:w="1500"/>
+            <w:vAlign w:val="center"/>
+            <w:tcMar>
+              <w:top w:w="80" w:type="dxa"/>
+              <w:start w:w="120" w:type="dxa"/>
+              <w:bottom w:w="80" w:type="dxa"/>
+              <w:end w:w="120" w:type="dxa"/>
+            </w:tcMar>
+          </w:tcPr>
+          <w:p>
+            <w:pPr>
+              <w:spacing w:before="0" w:after="0" w:line="240" w:lineRule="auto"/>
+            </w:pPr>
+            <w:r>
+              <w:rPr>
+                <w:rFonts w:ascii="Calibri" w:hAnsi="Calibri" w:eastAsia="Calibri"/>
+                <w:b/>
+                <w:color w:val="0B0F14"/>
+                <w:sz w:val="18"/>
+              </w:rPr>
+            </w:r>
+            <w:r>
+              <w:rPr>
+                <w:rFonts w:ascii="Calibri" w:hAnsi="Calibri" w:eastAsia="Calibri"/>
+                <w:b/>
+                <w:color w:val="0B0F14"/>
+                <w:sz w:val="18"/>
+              </w:rPr>
+              <w:t>Operator</w:t>
+            </w:r>
+          </w:p>
+        </w:tc>
+        <w:tc>
+          <w:tcPr>
+            <w:tcW w:type="dxa" w:w="3300"/>
+            <w:vAlign w:val="center"/>
+            <w:tcMar>
+              <w:top w:w="80" w:type="dxa"/>
+              <w:start w:w="120" w:type="dxa"/>
+              <w:bottom w:w="80" w:type="dxa"/>
+              <w:end w:w="120" w:type="dxa"/>
+            </w:tcMar>
+          </w:tcPr>
+          <w:p>
+            <w:pPr>
+              <w:spacing w:before="0" w:after="0" w:line="240" w:lineRule="auto"/>
+            </w:pPr>
+            <w:r>
+              <w:rPr>
+                <w:rFonts w:ascii="Calibri" w:hAnsi="Calibri" w:eastAsia="Calibri"/>
+                <w:b w:val="0"/>
+                <w:color w:val="0B0F14"/>
+                <w:sz w:val="18"/>
+              </w:rPr>
+            </w:r>
+            <w:r>
+              <w:rPr>
+                <w:rFonts w:ascii="Calibri" w:hAnsi="Calibri" w:eastAsia="Calibri"/>
+                <w:b w:val="0"/>
+                <w:color w:val="0B0F14"/>
+                <w:sz w:val="18"/>
+              </w:rPr>
+              <w:t>A clear view of what happened, what the system recommends, and what is allowed</w:t>
+            </w:r>
+          </w:p>
+        </w:tc>
+        <w:tc>
+          <w:tcPr>
+            <w:tcW w:type="dxa" w:w="4560"/>
+            <w:vAlign w:val="center"/>
+            <w:tcMar>
+              <w:top w:w="80" w:type="dxa"/>
+              <w:start w:w="120" w:type="dxa"/>
+              <w:bottom w:w="80" w:type="dxa"/>
+              <w:end w:w="120" w:type="dxa"/>
+            </w:tcMar>
+          </w:tcPr>
+          <w:p>
+            <w:pPr>
+              <w:spacing w:before="0" w:after="0" w:line="240" w:lineRule="auto"/>
+            </w:pPr>
+            <w:r>
+              <w:rPr>
+                <w:rFonts w:ascii="Calibri" w:hAnsi="Calibri" w:eastAsia="Calibri"/>
+                <w:b w:val="0"/>
+                <w:color w:val="0B0F14"/>
+                <w:sz w:val="18"/>
+              </w:rPr>
+            </w:r>
+            <w:r>
+              <w:rPr>
+                <w:rFonts w:ascii="Calibri" w:hAnsi="Calibri" w:eastAsia="Calibri"/>
+                <w:b w:val="0"/>
+                <w:color w:val="0B0F14"/>
+                <w:sz w:val="18"/>
+              </w:rPr>
+              <w:t>An authenticated, story-first workspace with evidence, decisions, rules, and outcomes</w:t>
+            </w:r>
+          </w:p>
+        </w:tc>
+      </w:tr>
+      <w:tr>
+        <w:tc>
+          <w:tcPr>
+            <w:tcW w:type="dxa" w:w="1500"/>
+            <w:vAlign w:val="center"/>
+            <w:tcMar>
+              <w:top w:w="80" w:type="dxa"/>
+              <w:start w:w="120" w:type="dxa"/>
+              <w:bottom w:w="80" w:type="dxa"/>
+              <w:end w:w="120" w:type="dxa"/>
+            </w:tcMar>
+          </w:tcPr>
+          <w:p>
+            <w:pPr>
+              <w:spacing w:before="0" w:after="0" w:line="240" w:lineRule="auto"/>
+            </w:pPr>
+            <w:r>
+              <w:rPr>
+                <w:rFonts w:ascii="Calibri" w:hAnsi="Calibri" w:eastAsia="Calibri"/>
+                <w:b/>
+                <w:color w:val="0B0F14"/>
+                <w:sz w:val="18"/>
+              </w:rPr>
+            </w:r>
+            <w:r>
+              <w:rPr>
+                <w:rFonts w:ascii="Calibri" w:hAnsi="Calibri" w:eastAsia="Calibri"/>
+                <w:b/>
+                <w:color w:val="0B0F14"/>
+                <w:sz w:val="18"/>
+              </w:rPr>
+              <w:t>Reviewer or judge</w:t>
+            </w:r>
+          </w:p>
+        </w:tc>
+        <w:tc>
+          <w:tcPr>
+            <w:tcW w:type="dxa" w:w="3300"/>
+            <w:vAlign w:val="center"/>
+            <w:tcMar>
+              <w:top w:w="80" w:type="dxa"/>
+              <w:start w:w="120" w:type="dxa"/>
+              <w:bottom w:w="80" w:type="dxa"/>
+              <w:end w:w="120" w:type="dxa"/>
+            </w:tcMar>
+          </w:tcPr>
+          <w:p>
+            <w:pPr>
+              <w:spacing w:before="0" w:after="0" w:line="240" w:lineRule="auto"/>
+            </w:pPr>
+            <w:r>
+              <w:rPr>
+                <w:rFonts w:ascii="Calibri" w:hAnsi="Calibri" w:eastAsia="Calibri"/>
+                <w:b w:val="0"/>
+                <w:color w:val="0B0F14"/>
+                <w:sz w:val="18"/>
+              </w:rPr>
+            </w:r>
+            <w:r>
+              <w:rPr>
+                <w:rFonts w:ascii="Calibri" w:hAnsi="Calibri" w:eastAsia="Calibri"/>
+                <w:b w:val="0"/>
+                <w:color w:val="0B0F14"/>
+                <w:sz w:val="18"/>
+              </w:rPr>
+              <w:t>Confidence that the demonstration is truthful and governed</w:t>
+            </w:r>
+          </w:p>
+        </w:tc>
+        <w:tc>
+          <w:tcPr>
+            <w:tcW w:type="dxa" w:w="4560"/>
+            <w:vAlign w:val="center"/>
+            <w:tcMar>
+              <w:top w:w="80" w:type="dxa"/>
+              <w:start w:w="120" w:type="dxa"/>
+              <w:bottom w:w="80" w:type="dxa"/>
+              <w:end w:w="120" w:type="dxa"/>
+            </w:tcMar>
+          </w:tcPr>
+          <w:p>
+            <w:pPr>
+              <w:spacing w:before="0" w:after="0" w:line="240" w:lineRule="auto"/>
+            </w:pPr>
+            <w:r>
+              <w:rPr>
+                <w:rFonts w:ascii="Calibri" w:hAnsi="Calibri" w:eastAsia="Calibri"/>
+                <w:b w:val="0"/>
+                <w:color w:val="0B0F14"/>
+                <w:sz w:val="18"/>
+              </w:rPr>
+            </w:r>
+            <w:r>
+              <w:rPr>
+                <w:rFonts w:ascii="Calibri" w:hAnsi="Calibri" w:eastAsia="Calibri"/>
+                <w:b w:val="0"/>
+                <w:color w:val="0B0F14"/>
+                <w:sz w:val="18"/>
+              </w:rPr>
+              <w:t>Explicit data provenance, fixed rules, paper-only boundaries, and auditable decision traces</w:t>
+            </w:r>
+          </w:p>
+        </w:tc>
+      </w:tr>
+      <w:tr>
+        <w:tc>
+          <w:tcPr>
+            <w:tcW w:type="dxa" w:w="1500"/>
+            <w:vAlign w:val="center"/>
+            <w:tcMar>
+              <w:top w:w="80" w:type="dxa"/>
+              <w:start w:w="120" w:type="dxa"/>
+              <w:bottom w:w="80" w:type="dxa"/>
+              <w:end w:w="120" w:type="dxa"/>
+            </w:tcMar>
+          </w:tcPr>
+          <w:p>
+            <w:pPr>
+              <w:spacing w:before="0" w:after="0" w:line="240" w:lineRule="auto"/>
+            </w:pPr>
+            <w:r>
+              <w:rPr>
+                <w:rFonts w:ascii="Calibri" w:hAnsi="Calibri" w:eastAsia="Calibri"/>
+                <w:b/>
+                <w:color w:val="0B0F14"/>
+                <w:sz w:val="18"/>
+              </w:rPr>
+            </w:r>
+            <w:r>
+              <w:rPr>
+                <w:rFonts w:ascii="Calibri" w:hAnsi="Calibri" w:eastAsia="Calibri"/>
+                <w:b/>
+                <w:color w:val="0B0F14"/>
+                <w:sz w:val="18"/>
+              </w:rPr>
+              <w:t>Product, risk, and engineering team</w:t>
+            </w:r>
+          </w:p>
+        </w:tc>
+        <w:tc>
+          <w:tcPr>
+            <w:tcW w:type="dxa" w:w="3300"/>
+            <w:vAlign w:val="center"/>
+            <w:tcMar>
+              <w:top w:w="80" w:type="dxa"/>
+              <w:start w:w="120" w:type="dxa"/>
+              <w:bottom w:w="80" w:type="dxa"/>
+              <w:end w:w="120" w:type="dxa"/>
+            </w:tcMar>
+          </w:tcPr>
+          <w:p>
+            <w:pPr>
+              <w:spacing w:before="0" w:after="0" w:line="240" w:lineRule="auto"/>
+            </w:pPr>
+            <w:r>
+              <w:rPr>
+                <w:rFonts w:ascii="Calibri" w:hAnsi="Calibri" w:eastAsia="Calibri"/>
+                <w:b w:val="0"/>
+                <w:color w:val="0B0F14"/>
+                <w:sz w:val="18"/>
+              </w:rPr>
+            </w:r>
+            <w:r>
+              <w:rPr>
+                <w:rFonts w:ascii="Calibri" w:hAnsi="Calibri" w:eastAsia="Calibri"/>
+                <w:b w:val="0"/>
+                <w:color w:val="0B0F14"/>
+                <w:sz w:val="18"/>
+              </w:rPr>
+              <w:t>A shared view of scope, controls, and progress</w:t>
+            </w:r>
+          </w:p>
+        </w:tc>
+        <w:tc>
+          <w:tcPr>
+            <w:tcW w:type="dxa" w:w="4560"/>
+            <w:vAlign w:val="center"/>
+            <w:tcMar>
+              <w:top w:w="80" w:type="dxa"/>
+              <w:start w:w="120" w:type="dxa"/>
+              <w:bottom w:w="80" w:type="dxa"/>
+              <w:end w:w="120" w:type="dxa"/>
+            </w:tcMar>
+          </w:tcPr>
+          <w:p>
+            <w:pPr>
+              <w:spacing w:before="0" w:after="0" w:line="240" w:lineRule="auto"/>
+            </w:pPr>
+            <w:r>
+              <w:rPr>
+                <w:rFonts w:ascii="Calibri" w:hAnsi="Calibri" w:eastAsia="Calibri"/>
+                <w:b w:val="0"/>
+                <w:color w:val="0B0F14"/>
+                <w:sz w:val="18"/>
+              </w:rPr>
+            </w:r>
+            <w:r>
+              <w:rPr>
+                <w:rFonts w:ascii="Calibri" w:hAnsi="Calibri" w:eastAsia="Calibri"/>
+                <w:b w:val="0"/>
+                <w:color w:val="0B0F14"/>
+                <w:sz w:val="18"/>
+              </w:rPr>
+              <w:t>Versioned requirements, contracts, tests, and one consistent product baseline</w:t>
+            </w:r>
+          </w:p>
+        </w:tc>
+      </w:tr>
+    </w:tbl>
+    <w:p>
+      <w:pPr>
+        <w:spacing w:after="40"/>
+      </w:pPr>
+    </w:p>
+    <w:p>
+      <w:pPr>
+        <w:pStyle w:val="Heading1"/>
+      </w:pPr>
+      <w:r>
+        <w:t>How a decision moves through PRISM</w:t>
       </w:r>
     </w:p>
     <w:p>
@@ -580,41 +1077,28 @@
           <w:color w:val="0B0F14"/>
           <w:sz w:val="17"/>
         </w:rPr>
-        <w:t>catalyst and market snapshot</w:t>
+        <w:t>market signal and current context</w:t>
         <w:br/>
-        <w:t xml:space="preserve">  -&gt; specialist evidence</w:t>
+        <w:t xml:space="preserve">  -&gt; seven specialist perspectives</w:t>
         <w:br/>
-        <w:t xml:space="preserve">  -&gt; reaction-gap synthesis</w:t>
+        <w:t xml:space="preserve">  -&gt; TradeProposal or NO_TRADE</w:t>
         <w:br/>
-        <w:t xml:space="preserve">  -&gt; proposal or NO_TRADE</w:t>
+        <w:t xml:space="preserve">  -&gt; AI-assisted risk challenge</w:t>
         <w:br/>
-        <w:t xml:space="preserve">  -&gt; adversarial risk critique</w:t>
+        <w:t xml:space="preserve">  -&gt; deterministic rule checks</w:t>
         <w:br/>
-        <w:t xml:space="preserve">  -&gt; deterministic authorization</w:t>
+        <w:t xml:space="preserve">  -&gt; APPROVE | REJECT | MODIFIED_PENDING_ACCEPTANCE</w:t>
         <w:br/>
-        <w:t xml:space="preserve">  -&gt; paper-only execution when genuinely enabled</w:t>
+        <w:t xml:space="preserve">  -&gt; Alpaca paper execution only for APPROVE</w:t>
         <w:br/>
-        <w:t xml:space="preserve">  -&gt; counterfactual evaluation</w:t>
+        <w:t xml:space="preserve">  -&gt; ShadowFund comparison</w:t>
         <w:br/>
-        <w:t xml:space="preserve">  -&gt; bounded learning recommendation</w:t>
+        <w:t xml:space="preserve">  -&gt; Post-Analysis recommendation for manual review</w:t>
       </w:r>
     </w:p>
     <w:p>
       <w:r>
-        <w:t>The objective is not maximum trade frequency. It is a traceable record of why action or restraint was appropriate under a specific version of evidence, rules, and profile.</w:t>
-      </w:r>
-    </w:p>
-    <w:p>
-      <w:pPr>
-        <w:pStyle w:val="Heading1"/>
-      </w:pPr>
-      <w:r>
-        <w:t>Canonical agent topology</w:t>
-      </w:r>
-    </w:p>
-    <w:p>
-      <w:r>
-        <w:t>The specialist order is canonical:</w:t>
+        <w:t>In plain language:</w:t>
       </w:r>
     </w:p>
     <w:p>
@@ -622,13 +1106,7 @@
         <w:pStyle w:val="ListNumber"/>
       </w:pPr>
       <w:r>
-        <w:rPr>
-          <w:b/>
-        </w:rPr>
-        <w:t>News Agent</w:t>
-      </w:r>
-      <w:r>
-        <w:t xml:space="preserve"> classifies catalysts, sources, event time, uncertainty, and evidence provenance.</w:t>
+        <w:t>PRISM captures a catalyst and the relevant market context.</w:t>
       </w:r>
     </w:p>
     <w:p>
@@ -636,13 +1114,7 @@
         <w:pStyle w:val="ListNumber"/>
       </w:pPr>
       <w:r>
-        <w:rPr>
-          <w:b/>
-        </w:rPr>
-        <w:t>Quantitative Agent</w:t>
-      </w:r>
-      <w:r>
-        <w:t xml:space="preserve"> evaluates price, volume, volatility, options, liquidity, and historical analogs.</w:t>
+        <w:t>Seven specialists examine the same opportunity from different angles.</w:t>
       </w:r>
     </w:p>
     <w:p>
@@ -650,82 +1122,7 @@
         <w:pStyle w:val="ListNumber"/>
       </w:pPr>
       <w:r>
-        <w:rPr>
-          <w:b/>
-        </w:rPr>
-        <w:t>Industry Agent</w:t>
-      </w:r>
-      <w:r>
-        <w:t xml:space="preserve"> evaluates sector, peer, supply-chain, and competitive context.</w:t>
-      </w:r>
-    </w:p>
-    <w:p>
-      <w:pPr>
-        <w:pStyle w:val="ListNumber"/>
-      </w:pPr>
-      <w:r>
-        <w:rPr>
-          <w:b/>
-        </w:rPr>
-        <w:t>Fundamental Agent</w:t>
-      </w:r>
-      <w:r>
-        <w:t xml:space="preserve"> evaluates issuer economics, guidance, valuation, balance-sheet, and quality.</w:t>
-      </w:r>
-    </w:p>
-    <w:p>
-      <w:pPr>
-        <w:pStyle w:val="ListNumber"/>
-      </w:pPr>
-      <w:r>
-        <w:rPr>
-          <w:b/>
-        </w:rPr>
-        <w:t>Macroeconomic Agent</w:t>
-      </w:r>
-      <w:r>
-        <w:t xml:space="preserve"> evaluates rates, policy, indexes, volatility regime, and cross-asset context.</w:t>
-      </w:r>
-    </w:p>
-    <w:p>
-      <w:pPr>
-        <w:pStyle w:val="ListNumber"/>
-      </w:pPr>
-      <w:r>
-        <w:rPr>
-          <w:b/>
-        </w:rPr>
-        <w:t>Market Reaction/Mispricing Agent</w:t>
-      </w:r>
-      <w:r>
-        <w:t xml:space="preserve"> compares expected and observed reaction and determines whether a defensible reaction gap exists.</w:t>
-      </w:r>
-    </w:p>
-    <w:p>
-      <w:pPr>
-        <w:pStyle w:val="ListNumber"/>
-      </w:pPr>
-      <w:r>
-        <w:rPr>
-          <w:b/>
-        </w:rPr>
-        <w:t>Trading Decision Agent</w:t>
-      </w:r>
-      <w:r>
-        <w:t xml:space="preserve"> produces a versioned </w:t>
-      </w:r>
-      <w:r>
-        <w:rPr>
-          <w:rFonts w:ascii="Cascadia Mono" w:hAnsi="Cascadia Mono" w:eastAsia="Cascadia Mono"/>
-          <w:b w:val="0"/>
-          <w:color w:val="0B0F14"/>
-          <w:sz w:val="18"/>
-          <w:shd w:fill="E7EEEE"/>
-        </w:rPr>
-        <w:t>TradeProposal</w:t>
-      </w:r>
-      <w:r>
-        <w:t xml:space="preserve"> or </w:t>
+        <w:t xml:space="preserve">The Trading Decision Agent proposes a supported paper option structure or ends with </w:t>
       </w:r>
       <w:r>
         <w:rPr>
@@ -738,12 +1135,980 @@
         <w:t>NO_TRADE</w:t>
       </w:r>
       <w:r>
-        <w:t>, including structure, economics, evidence, exit policy, and limitations.</w:t>
+        <w:t>.</w:t>
+      </w:r>
+    </w:p>
+    <w:p>
+      <w:pPr>
+        <w:pStyle w:val="ListNumber"/>
+      </w:pPr>
+      <w:r>
+        <w:t>AI-assisted Risk Management challenges the proposal and highlights portfolio or market concerns.</w:t>
+      </w:r>
+    </w:p>
+    <w:p>
+      <w:pPr>
+        <w:pStyle w:val="ListNumber"/>
+      </w:pPr>
+      <w:r>
+        <w:t>Deterministic rules decide whether the exact proposal is permitted.</w:t>
+      </w:r>
+    </w:p>
+    <w:p>
+      <w:pPr>
+        <w:pStyle w:val="ListNumber"/>
+      </w:pPr>
+      <w:r>
+        <w:t xml:space="preserve">Only </w:t>
+      </w:r>
+      <w:r>
+        <w:rPr>
+          <w:rFonts w:ascii="Cascadia Mono" w:hAnsi="Cascadia Mono" w:eastAsia="Cascadia Mono"/>
+          <w:b w:val="0"/>
+          <w:color w:val="0B0F14"/>
+          <w:sz w:val="18"/>
+          <w:shd w:fill="E7EEEE"/>
+        </w:rPr>
+        <w:t>APPROVE</w:t>
+      </w:r>
+      <w:r>
+        <w:t xml:space="preserve"> may proceed to paper execution.</w:t>
+      </w:r>
+    </w:p>
+    <w:p>
+      <w:pPr>
+        <w:pStyle w:val="ListNumber"/>
+      </w:pPr>
+      <w:r>
+        <w:t>ShadowFund compares alternative choices on the same subsequent market path.</w:t>
+      </w:r>
+    </w:p>
+    <w:p>
+      <w:pPr>
+        <w:pStyle w:val="ListNumber"/>
+      </w:pPr>
+      <w:r>
+        <w:t>Post-Analysis may recommend limited AI Profile adjustments, but a human must review them.</w:t>
       </w:r>
     </w:p>
     <w:p>
       <w:r>
-        <w:t>The specialist chain is followed by:</w:t>
+        <w:t>Every stage uses structured, versioned records. Missing, stale, contradictory, or invalid evidence reduces confidence or stops the workflow; it never creates permission to trade.</w:t>
+      </w:r>
+    </w:p>
+    <w:p>
+      <w:pPr>
+        <w:pStyle w:val="Heading1"/>
+      </w:pPr>
+      <w:r>
+        <w:t>The seven specialist perspectives</w:t>
+      </w:r>
+    </w:p>
+    <w:p>
+      <w:r>
+        <w:t>The order and responsibilities below are canonical.</w:t>
+      </w:r>
+    </w:p>
+    <w:tbl>
+      <w:tblPr>
+        <w:tblStyle w:val="TableGrid"/>
+        <w:tblW w:type="dxa" w:w="9360"/>
+        <w:jc w:val="left"/>
+        <w:tblLayout w:type="fixed"/>
+        <w:tblLook w:firstColumn="1" w:firstRow="1" w:lastColumn="0" w:lastRow="0" w:noHBand="0" w:noVBand="1" w:val="04A0"/>
+        <w:tblInd w:w="120" w:type="dxa"/>
+      </w:tblPr>
+      <w:tblGrid>
+        <w:gridCol w:w="2300"/>
+        <w:gridCol w:w="5100"/>
+        <w:gridCol w:w="1960"/>
+      </w:tblGrid>
+      <w:tr>
+        <w:trPr>
+          <w:tblHeader w:val="true"/>
+          <w:cantSplit/>
+        </w:trPr>
+        <w:tc>
+          <w:tcPr>
+            <w:tcW w:type="dxa" w:w="2300"/>
+            <w:vAlign w:val="center"/>
+            <w:tcMar>
+              <w:top w:w="80" w:type="dxa"/>
+              <w:start w:w="120" w:type="dxa"/>
+              <w:bottom w:w="80" w:type="dxa"/>
+              <w:end w:w="120" w:type="dxa"/>
+            </w:tcMar>
+            <w:shd w:fill="F2F4F7"/>
+          </w:tcPr>
+          <w:p>
+            <w:pPr>
+              <w:spacing w:before="0" w:after="0" w:line="240" w:lineRule="auto"/>
+            </w:pPr>
+            <w:r>
+              <w:rPr>
+                <w:rFonts w:ascii="Calibri" w:hAnsi="Calibri" w:eastAsia="Calibri"/>
+                <w:b/>
+                <w:color w:val="547D83"/>
+                <w:sz w:val="18"/>
+              </w:rPr>
+            </w:r>
+            <w:r>
+              <w:rPr>
+                <w:rFonts w:ascii="Calibri" w:hAnsi="Calibri" w:eastAsia="Calibri"/>
+                <w:b/>
+                <w:color w:val="547D83"/>
+                <w:sz w:val="18"/>
+              </w:rPr>
+              <w:t>Specialist</w:t>
+            </w:r>
+          </w:p>
+        </w:tc>
+        <w:tc>
+          <w:tcPr>
+            <w:tcW w:type="dxa" w:w="5100"/>
+            <w:vAlign w:val="center"/>
+            <w:tcMar>
+              <w:top w:w="80" w:type="dxa"/>
+              <w:start w:w="120" w:type="dxa"/>
+              <w:bottom w:w="80" w:type="dxa"/>
+              <w:end w:w="120" w:type="dxa"/>
+            </w:tcMar>
+            <w:shd w:fill="F2F4F7"/>
+          </w:tcPr>
+          <w:p>
+            <w:pPr>
+              <w:spacing w:before="0" w:after="0" w:line="240" w:lineRule="auto"/>
+            </w:pPr>
+            <w:r>
+              <w:rPr>
+                <w:rFonts w:ascii="Calibri" w:hAnsi="Calibri" w:eastAsia="Calibri"/>
+                <w:b/>
+                <w:color w:val="547D83"/>
+                <w:sz w:val="18"/>
+              </w:rPr>
+            </w:r>
+            <w:r>
+              <w:rPr>
+                <w:rFonts w:ascii="Calibri" w:hAnsi="Calibri" w:eastAsia="Calibri"/>
+                <w:b/>
+                <w:color w:val="547D83"/>
+                <w:sz w:val="18"/>
+              </w:rPr>
+              <w:t>Question it answers</w:t>
+            </w:r>
+          </w:p>
+        </w:tc>
+        <w:tc>
+          <w:tcPr>
+            <w:tcW w:type="dxa" w:w="1960"/>
+            <w:vAlign w:val="center"/>
+            <w:tcMar>
+              <w:top w:w="80" w:type="dxa"/>
+              <w:start w:w="120" w:type="dxa"/>
+              <w:bottom w:w="80" w:type="dxa"/>
+              <w:end w:w="120" w:type="dxa"/>
+            </w:tcMar>
+            <w:shd w:fill="F2F4F7"/>
+          </w:tcPr>
+          <w:p>
+            <w:pPr>
+              <w:spacing w:before="0" w:after="0" w:line="240" w:lineRule="auto"/>
+            </w:pPr>
+            <w:r>
+              <w:rPr>
+                <w:rFonts w:ascii="Calibri" w:hAnsi="Calibri" w:eastAsia="Calibri"/>
+                <w:b/>
+                <w:color w:val="547D83"/>
+                <w:sz w:val="18"/>
+              </w:rPr>
+            </w:r>
+            <w:r>
+              <w:rPr>
+                <w:rFonts w:ascii="Calibri" w:hAnsi="Calibri" w:eastAsia="Calibri"/>
+                <w:b/>
+                <w:color w:val="547D83"/>
+                <w:sz w:val="18"/>
+              </w:rPr>
+              <w:t>Limit</w:t>
+            </w:r>
+          </w:p>
+        </w:tc>
+      </w:tr>
+      <w:tr>
+        <w:tc>
+          <w:tcPr>
+            <w:tcW w:type="dxa" w:w="2300"/>
+            <w:vAlign w:val="center"/>
+            <w:tcMar>
+              <w:top w:w="80" w:type="dxa"/>
+              <w:start w:w="120" w:type="dxa"/>
+              <w:bottom w:w="80" w:type="dxa"/>
+              <w:end w:w="120" w:type="dxa"/>
+            </w:tcMar>
+          </w:tcPr>
+          <w:p>
+            <w:pPr>
+              <w:spacing w:before="0" w:after="0" w:line="240" w:lineRule="auto"/>
+            </w:pPr>
+            <w:r>
+              <w:rPr>
+                <w:rFonts w:ascii="Calibri" w:hAnsi="Calibri" w:eastAsia="Calibri"/>
+                <w:b/>
+                <w:color w:val="0B0F14"/>
+                <w:sz w:val="18"/>
+              </w:rPr>
+            </w:r>
+            <w:r>
+              <w:rPr>
+                <w:rFonts w:ascii="Calibri" w:hAnsi="Calibri" w:eastAsia="Calibri"/>
+                <w:b/>
+                <w:color w:val="0B0F14"/>
+                <w:sz w:val="18"/>
+              </w:rPr>
+              <w:t>News Agent</w:t>
+            </w:r>
+          </w:p>
+        </w:tc>
+        <w:tc>
+          <w:tcPr>
+            <w:tcW w:type="dxa" w:w="5100"/>
+            <w:vAlign w:val="center"/>
+            <w:tcMar>
+              <w:top w:w="80" w:type="dxa"/>
+              <w:start w:w="120" w:type="dxa"/>
+              <w:bottom w:w="80" w:type="dxa"/>
+              <w:end w:w="120" w:type="dxa"/>
+            </w:tcMar>
+          </w:tcPr>
+          <w:p>
+            <w:pPr>
+              <w:spacing w:before="0" w:after="0" w:line="240" w:lineRule="auto"/>
+            </w:pPr>
+            <w:r>
+              <w:rPr>
+                <w:rFonts w:ascii="Calibri" w:hAnsi="Calibri" w:eastAsia="Calibri"/>
+                <w:b w:val="0"/>
+                <w:color w:val="0B0F14"/>
+                <w:sz w:val="18"/>
+              </w:rPr>
+            </w:r>
+            <w:r>
+              <w:rPr>
+                <w:rFonts w:ascii="Calibri" w:hAnsi="Calibri" w:eastAsia="Calibri"/>
+                <w:b w:val="0"/>
+                <w:color w:val="0B0F14"/>
+                <w:sz w:val="18"/>
+              </w:rPr>
+              <w:t>What happened, when, from which source, and with what uncertainty?</w:t>
+            </w:r>
+          </w:p>
+        </w:tc>
+        <w:tc>
+          <w:tcPr>
+            <w:tcW w:type="dxa" w:w="1960"/>
+            <w:vAlign w:val="center"/>
+            <w:tcMar>
+              <w:top w:w="80" w:type="dxa"/>
+              <w:start w:w="120" w:type="dxa"/>
+              <w:bottom w:w="80" w:type="dxa"/>
+              <w:end w:w="120" w:type="dxa"/>
+            </w:tcMar>
+          </w:tcPr>
+          <w:p>
+            <w:pPr>
+              <w:spacing w:before="0" w:after="0" w:line="240" w:lineRule="auto"/>
+            </w:pPr>
+            <w:r>
+              <w:rPr>
+                <w:rFonts w:ascii="Calibri" w:hAnsi="Calibri" w:eastAsia="Calibri"/>
+                <w:b w:val="0"/>
+                <w:color w:val="0B0F14"/>
+                <w:sz w:val="18"/>
+              </w:rPr>
+            </w:r>
+            <w:r>
+              <w:rPr>
+                <w:rFonts w:ascii="Calibri" w:hAnsi="Calibri" w:eastAsia="Calibri"/>
+                <w:b w:val="0"/>
+                <w:color w:val="0B0F14"/>
+                <w:sz w:val="18"/>
+              </w:rPr>
+              <w:t>Research only</w:t>
+            </w:r>
+          </w:p>
+        </w:tc>
+      </w:tr>
+      <w:tr>
+        <w:tc>
+          <w:tcPr>
+            <w:tcW w:type="dxa" w:w="2300"/>
+            <w:vAlign w:val="center"/>
+            <w:tcMar>
+              <w:top w:w="80" w:type="dxa"/>
+              <w:start w:w="120" w:type="dxa"/>
+              <w:bottom w:w="80" w:type="dxa"/>
+              <w:end w:w="120" w:type="dxa"/>
+            </w:tcMar>
+          </w:tcPr>
+          <w:p>
+            <w:pPr>
+              <w:spacing w:before="0" w:after="0" w:line="240" w:lineRule="auto"/>
+            </w:pPr>
+            <w:r>
+              <w:rPr>
+                <w:rFonts w:ascii="Calibri" w:hAnsi="Calibri" w:eastAsia="Calibri"/>
+                <w:b/>
+                <w:color w:val="0B0F14"/>
+                <w:sz w:val="18"/>
+              </w:rPr>
+            </w:r>
+            <w:r>
+              <w:rPr>
+                <w:rFonts w:ascii="Calibri" w:hAnsi="Calibri" w:eastAsia="Calibri"/>
+                <w:b/>
+                <w:color w:val="0B0F14"/>
+                <w:sz w:val="18"/>
+              </w:rPr>
+              <w:t>Quantitative Agent</w:t>
+            </w:r>
+          </w:p>
+        </w:tc>
+        <w:tc>
+          <w:tcPr>
+            <w:tcW w:type="dxa" w:w="5100"/>
+            <w:vAlign w:val="center"/>
+            <w:tcMar>
+              <w:top w:w="80" w:type="dxa"/>
+              <w:start w:w="120" w:type="dxa"/>
+              <w:bottom w:w="80" w:type="dxa"/>
+              <w:end w:w="120" w:type="dxa"/>
+            </w:tcMar>
+          </w:tcPr>
+          <w:p>
+            <w:pPr>
+              <w:spacing w:before="0" w:after="0" w:line="240" w:lineRule="auto"/>
+            </w:pPr>
+            <w:r>
+              <w:rPr>
+                <w:rFonts w:ascii="Calibri" w:hAnsi="Calibri" w:eastAsia="Calibri"/>
+                <w:b w:val="0"/>
+                <w:color w:val="0B0F14"/>
+                <w:sz w:val="18"/>
+              </w:rPr>
+            </w:r>
+            <w:r>
+              <w:rPr>
+                <w:rFonts w:ascii="Calibri" w:hAnsi="Calibri" w:eastAsia="Calibri"/>
+                <w:b w:val="0"/>
+                <w:color w:val="0B0F14"/>
+                <w:sz w:val="18"/>
+              </w:rPr>
+              <w:t>What do price, volume, volatility, liquidity, options data, and historical behavior show?</w:t>
+            </w:r>
+          </w:p>
+        </w:tc>
+        <w:tc>
+          <w:tcPr>
+            <w:tcW w:type="dxa" w:w="1960"/>
+            <w:vAlign w:val="center"/>
+            <w:tcMar>
+              <w:top w:w="80" w:type="dxa"/>
+              <w:start w:w="120" w:type="dxa"/>
+              <w:bottom w:w="80" w:type="dxa"/>
+              <w:end w:w="120" w:type="dxa"/>
+            </w:tcMar>
+          </w:tcPr>
+          <w:p>
+            <w:pPr>
+              <w:spacing w:before="0" w:after="0" w:line="240" w:lineRule="auto"/>
+            </w:pPr>
+            <w:r>
+              <w:rPr>
+                <w:rFonts w:ascii="Calibri" w:hAnsi="Calibri" w:eastAsia="Calibri"/>
+                <w:b w:val="0"/>
+                <w:color w:val="0B0F14"/>
+                <w:sz w:val="18"/>
+              </w:rPr>
+            </w:r>
+            <w:r>
+              <w:rPr>
+                <w:rFonts w:ascii="Calibri" w:hAnsi="Calibri" w:eastAsia="Calibri"/>
+                <w:b w:val="0"/>
+                <w:color w:val="0B0F14"/>
+                <w:sz w:val="18"/>
+              </w:rPr>
+              <w:t>Research only</w:t>
+            </w:r>
+          </w:p>
+        </w:tc>
+      </w:tr>
+      <w:tr>
+        <w:tc>
+          <w:tcPr>
+            <w:tcW w:type="dxa" w:w="2300"/>
+            <w:vAlign w:val="center"/>
+            <w:tcMar>
+              <w:top w:w="80" w:type="dxa"/>
+              <w:start w:w="120" w:type="dxa"/>
+              <w:bottom w:w="80" w:type="dxa"/>
+              <w:end w:w="120" w:type="dxa"/>
+            </w:tcMar>
+          </w:tcPr>
+          <w:p>
+            <w:pPr>
+              <w:spacing w:before="0" w:after="0" w:line="240" w:lineRule="auto"/>
+            </w:pPr>
+            <w:r>
+              <w:rPr>
+                <w:rFonts w:ascii="Calibri" w:hAnsi="Calibri" w:eastAsia="Calibri"/>
+                <w:b/>
+                <w:color w:val="0B0F14"/>
+                <w:sz w:val="18"/>
+              </w:rPr>
+            </w:r>
+            <w:r>
+              <w:rPr>
+                <w:rFonts w:ascii="Calibri" w:hAnsi="Calibri" w:eastAsia="Calibri"/>
+                <w:b/>
+                <w:color w:val="0B0F14"/>
+                <w:sz w:val="18"/>
+              </w:rPr>
+              <w:t>Industry Agent</w:t>
+            </w:r>
+          </w:p>
+        </w:tc>
+        <w:tc>
+          <w:tcPr>
+            <w:tcW w:type="dxa" w:w="5100"/>
+            <w:vAlign w:val="center"/>
+            <w:tcMar>
+              <w:top w:w="80" w:type="dxa"/>
+              <w:start w:w="120" w:type="dxa"/>
+              <w:bottom w:w="80" w:type="dxa"/>
+              <w:end w:w="120" w:type="dxa"/>
+            </w:tcMar>
+          </w:tcPr>
+          <w:p>
+            <w:pPr>
+              <w:spacing w:before="0" w:after="0" w:line="240" w:lineRule="auto"/>
+            </w:pPr>
+            <w:r>
+              <w:rPr>
+                <w:rFonts w:ascii="Calibri" w:hAnsi="Calibri" w:eastAsia="Calibri"/>
+                <w:b w:val="0"/>
+                <w:color w:val="0B0F14"/>
+                <w:sz w:val="18"/>
+              </w:rPr>
+            </w:r>
+            <w:r>
+              <w:rPr>
+                <w:rFonts w:ascii="Calibri" w:hAnsi="Calibri" w:eastAsia="Calibri"/>
+                <w:b w:val="0"/>
+                <w:color w:val="0B0F14"/>
+                <w:sz w:val="18"/>
+              </w:rPr>
+              <w:t>How does the event compare with peers, the sector, supply chain, and competitors?</w:t>
+            </w:r>
+          </w:p>
+        </w:tc>
+        <w:tc>
+          <w:tcPr>
+            <w:tcW w:type="dxa" w:w="1960"/>
+            <w:vAlign w:val="center"/>
+            <w:tcMar>
+              <w:top w:w="80" w:type="dxa"/>
+              <w:start w:w="120" w:type="dxa"/>
+              <w:bottom w:w="80" w:type="dxa"/>
+              <w:end w:w="120" w:type="dxa"/>
+            </w:tcMar>
+          </w:tcPr>
+          <w:p>
+            <w:pPr>
+              <w:spacing w:before="0" w:after="0" w:line="240" w:lineRule="auto"/>
+            </w:pPr>
+            <w:r>
+              <w:rPr>
+                <w:rFonts w:ascii="Calibri" w:hAnsi="Calibri" w:eastAsia="Calibri"/>
+                <w:b w:val="0"/>
+                <w:color w:val="0B0F14"/>
+                <w:sz w:val="18"/>
+              </w:rPr>
+            </w:r>
+            <w:r>
+              <w:rPr>
+                <w:rFonts w:ascii="Calibri" w:hAnsi="Calibri" w:eastAsia="Calibri"/>
+                <w:b w:val="0"/>
+                <w:color w:val="0B0F14"/>
+                <w:sz w:val="18"/>
+              </w:rPr>
+              <w:t>Research only</w:t>
+            </w:r>
+          </w:p>
+        </w:tc>
+      </w:tr>
+      <w:tr>
+        <w:tc>
+          <w:tcPr>
+            <w:tcW w:type="dxa" w:w="2300"/>
+            <w:vAlign w:val="center"/>
+            <w:tcMar>
+              <w:top w:w="80" w:type="dxa"/>
+              <w:start w:w="120" w:type="dxa"/>
+              <w:bottom w:w="80" w:type="dxa"/>
+              <w:end w:w="120" w:type="dxa"/>
+            </w:tcMar>
+          </w:tcPr>
+          <w:p>
+            <w:pPr>
+              <w:spacing w:before="0" w:after="0" w:line="240" w:lineRule="auto"/>
+            </w:pPr>
+            <w:r>
+              <w:rPr>
+                <w:rFonts w:ascii="Calibri" w:hAnsi="Calibri" w:eastAsia="Calibri"/>
+                <w:b/>
+                <w:color w:val="0B0F14"/>
+                <w:sz w:val="18"/>
+              </w:rPr>
+            </w:r>
+            <w:r>
+              <w:rPr>
+                <w:rFonts w:ascii="Calibri" w:hAnsi="Calibri" w:eastAsia="Calibri"/>
+                <w:b/>
+                <w:color w:val="0B0F14"/>
+                <w:sz w:val="18"/>
+              </w:rPr>
+              <w:t>Fundamental Agent</w:t>
+            </w:r>
+          </w:p>
+        </w:tc>
+        <w:tc>
+          <w:tcPr>
+            <w:tcW w:type="dxa" w:w="5100"/>
+            <w:vAlign w:val="center"/>
+            <w:tcMar>
+              <w:top w:w="80" w:type="dxa"/>
+              <w:start w:w="120" w:type="dxa"/>
+              <w:bottom w:w="80" w:type="dxa"/>
+              <w:end w:w="120" w:type="dxa"/>
+            </w:tcMar>
+          </w:tcPr>
+          <w:p>
+            <w:pPr>
+              <w:spacing w:before="0" w:after="0" w:line="240" w:lineRule="auto"/>
+            </w:pPr>
+            <w:r>
+              <w:rPr>
+                <w:rFonts w:ascii="Calibri" w:hAnsi="Calibri" w:eastAsia="Calibri"/>
+                <w:b w:val="0"/>
+                <w:color w:val="0B0F14"/>
+                <w:sz w:val="18"/>
+              </w:rPr>
+            </w:r>
+            <w:r>
+              <w:rPr>
+                <w:rFonts w:ascii="Calibri" w:hAnsi="Calibri" w:eastAsia="Calibri"/>
+                <w:b w:val="0"/>
+                <w:color w:val="0B0F14"/>
+                <w:sz w:val="18"/>
+              </w:rPr>
+              <w:t>What does it mean for earnings, valuation, balance-sheet quality, and company outlook?</w:t>
+            </w:r>
+          </w:p>
+        </w:tc>
+        <w:tc>
+          <w:tcPr>
+            <w:tcW w:type="dxa" w:w="1960"/>
+            <w:vAlign w:val="center"/>
+            <w:tcMar>
+              <w:top w:w="80" w:type="dxa"/>
+              <w:start w:w="120" w:type="dxa"/>
+              <w:bottom w:w="80" w:type="dxa"/>
+              <w:end w:w="120" w:type="dxa"/>
+            </w:tcMar>
+          </w:tcPr>
+          <w:p>
+            <w:pPr>
+              <w:spacing w:before="0" w:after="0" w:line="240" w:lineRule="auto"/>
+            </w:pPr>
+            <w:r>
+              <w:rPr>
+                <w:rFonts w:ascii="Calibri" w:hAnsi="Calibri" w:eastAsia="Calibri"/>
+                <w:b w:val="0"/>
+                <w:color w:val="0B0F14"/>
+                <w:sz w:val="18"/>
+              </w:rPr>
+            </w:r>
+            <w:r>
+              <w:rPr>
+                <w:rFonts w:ascii="Calibri" w:hAnsi="Calibri" w:eastAsia="Calibri"/>
+                <w:b w:val="0"/>
+                <w:color w:val="0B0F14"/>
+                <w:sz w:val="18"/>
+              </w:rPr>
+              <w:t>Research only</w:t>
+            </w:r>
+          </w:p>
+        </w:tc>
+      </w:tr>
+      <w:tr>
+        <w:tc>
+          <w:tcPr>
+            <w:tcW w:type="dxa" w:w="2300"/>
+            <w:vAlign w:val="center"/>
+            <w:tcMar>
+              <w:top w:w="80" w:type="dxa"/>
+              <w:start w:w="120" w:type="dxa"/>
+              <w:bottom w:w="80" w:type="dxa"/>
+              <w:end w:w="120" w:type="dxa"/>
+            </w:tcMar>
+          </w:tcPr>
+          <w:p>
+            <w:pPr>
+              <w:spacing w:before="0" w:after="0" w:line="240" w:lineRule="auto"/>
+            </w:pPr>
+            <w:r>
+              <w:rPr>
+                <w:rFonts w:ascii="Calibri" w:hAnsi="Calibri" w:eastAsia="Calibri"/>
+                <w:b/>
+                <w:color w:val="0B0F14"/>
+                <w:sz w:val="18"/>
+              </w:rPr>
+            </w:r>
+            <w:r>
+              <w:rPr>
+                <w:rFonts w:ascii="Calibri" w:hAnsi="Calibri" w:eastAsia="Calibri"/>
+                <w:b/>
+                <w:color w:val="0B0F14"/>
+                <w:sz w:val="18"/>
+              </w:rPr>
+              <w:t>Macroeconomic Agent</w:t>
+            </w:r>
+          </w:p>
+        </w:tc>
+        <w:tc>
+          <w:tcPr>
+            <w:tcW w:type="dxa" w:w="5100"/>
+            <w:vAlign w:val="center"/>
+            <w:tcMar>
+              <w:top w:w="80" w:type="dxa"/>
+              <w:start w:w="120" w:type="dxa"/>
+              <w:bottom w:w="80" w:type="dxa"/>
+              <w:end w:w="120" w:type="dxa"/>
+            </w:tcMar>
+          </w:tcPr>
+          <w:p>
+            <w:pPr>
+              <w:spacing w:before="0" w:after="0" w:line="240" w:lineRule="auto"/>
+            </w:pPr>
+            <w:r>
+              <w:rPr>
+                <w:rFonts w:ascii="Calibri" w:hAnsi="Calibri" w:eastAsia="Calibri"/>
+                <w:b w:val="0"/>
+                <w:color w:val="0B0F14"/>
+                <w:sz w:val="18"/>
+              </w:rPr>
+            </w:r>
+            <w:r>
+              <w:rPr>
+                <w:rFonts w:ascii="Calibri" w:hAnsi="Calibri" w:eastAsia="Calibri"/>
+                <w:b w:val="0"/>
+                <w:color w:val="0B0F14"/>
+                <w:sz w:val="18"/>
+              </w:rPr>
+              <w:t>How do rates, policy, indexes, volatility, and the wider regime affect the opportunity?</w:t>
+            </w:r>
+          </w:p>
+        </w:tc>
+        <w:tc>
+          <w:tcPr>
+            <w:tcW w:type="dxa" w:w="1960"/>
+            <w:vAlign w:val="center"/>
+            <w:tcMar>
+              <w:top w:w="80" w:type="dxa"/>
+              <w:start w:w="120" w:type="dxa"/>
+              <w:bottom w:w="80" w:type="dxa"/>
+              <w:end w:w="120" w:type="dxa"/>
+            </w:tcMar>
+          </w:tcPr>
+          <w:p>
+            <w:pPr>
+              <w:spacing w:before="0" w:after="0" w:line="240" w:lineRule="auto"/>
+            </w:pPr>
+            <w:r>
+              <w:rPr>
+                <w:rFonts w:ascii="Calibri" w:hAnsi="Calibri" w:eastAsia="Calibri"/>
+                <w:b w:val="0"/>
+                <w:color w:val="0B0F14"/>
+                <w:sz w:val="18"/>
+              </w:rPr>
+            </w:r>
+            <w:r>
+              <w:rPr>
+                <w:rFonts w:ascii="Calibri" w:hAnsi="Calibri" w:eastAsia="Calibri"/>
+                <w:b w:val="0"/>
+                <w:color w:val="0B0F14"/>
+                <w:sz w:val="18"/>
+              </w:rPr>
+              <w:t>Research only</w:t>
+            </w:r>
+          </w:p>
+        </w:tc>
+      </w:tr>
+      <w:tr>
+        <w:tc>
+          <w:tcPr>
+            <w:tcW w:type="dxa" w:w="2300"/>
+            <w:vAlign w:val="center"/>
+            <w:tcMar>
+              <w:top w:w="80" w:type="dxa"/>
+              <w:start w:w="120" w:type="dxa"/>
+              <w:bottom w:w="80" w:type="dxa"/>
+              <w:end w:w="120" w:type="dxa"/>
+            </w:tcMar>
+          </w:tcPr>
+          <w:p>
+            <w:pPr>
+              <w:spacing w:before="0" w:after="0" w:line="240" w:lineRule="auto"/>
+            </w:pPr>
+            <w:r>
+              <w:rPr>
+                <w:rFonts w:ascii="Calibri" w:hAnsi="Calibri" w:eastAsia="Calibri"/>
+                <w:b/>
+                <w:color w:val="0B0F14"/>
+                <w:sz w:val="18"/>
+              </w:rPr>
+            </w:r>
+            <w:r>
+              <w:rPr>
+                <w:rFonts w:ascii="Calibri" w:hAnsi="Calibri" w:eastAsia="Calibri"/>
+                <w:b/>
+                <w:color w:val="0B0F14"/>
+                <w:sz w:val="18"/>
+              </w:rPr>
+              <w:t>Market Reaction/Mispricing Agent</w:t>
+            </w:r>
+          </w:p>
+        </w:tc>
+        <w:tc>
+          <w:tcPr>
+            <w:tcW w:type="dxa" w:w="5100"/>
+            <w:vAlign w:val="center"/>
+            <w:tcMar>
+              <w:top w:w="80" w:type="dxa"/>
+              <w:start w:w="120" w:type="dxa"/>
+              <w:bottom w:w="80" w:type="dxa"/>
+              <w:end w:w="120" w:type="dxa"/>
+            </w:tcMar>
+          </w:tcPr>
+          <w:p>
+            <w:pPr>
+              <w:spacing w:before="0" w:after="0" w:line="240" w:lineRule="auto"/>
+            </w:pPr>
+            <w:r>
+              <w:rPr>
+                <w:rFonts w:ascii="Calibri" w:hAnsi="Calibri" w:eastAsia="Calibri"/>
+                <w:b w:val="0"/>
+                <w:color w:val="0B0F14"/>
+                <w:sz w:val="18"/>
+              </w:rPr>
+            </w:r>
+            <w:r>
+              <w:rPr>
+                <w:rFonts w:ascii="Calibri" w:hAnsi="Calibri" w:eastAsia="Calibri"/>
+                <w:b w:val="0"/>
+                <w:color w:val="0B0F14"/>
+                <w:sz w:val="18"/>
+              </w:rPr>
+              <w:t>Is the observed market reaction justified, excessive, insufficient, or unclear?</w:t>
+            </w:r>
+          </w:p>
+        </w:tc>
+        <w:tc>
+          <w:tcPr>
+            <w:tcW w:type="dxa" w:w="1960"/>
+            <w:vAlign w:val="center"/>
+            <w:tcMar>
+              <w:top w:w="80" w:type="dxa"/>
+              <w:start w:w="120" w:type="dxa"/>
+              <w:bottom w:w="80" w:type="dxa"/>
+              <w:end w:w="120" w:type="dxa"/>
+            </w:tcMar>
+          </w:tcPr>
+          <w:p>
+            <w:pPr>
+              <w:spacing w:before="0" w:after="0" w:line="240" w:lineRule="auto"/>
+            </w:pPr>
+            <w:r>
+              <w:rPr>
+                <w:rFonts w:ascii="Calibri" w:hAnsi="Calibri" w:eastAsia="Calibri"/>
+                <w:b w:val="0"/>
+                <w:color w:val="0B0F14"/>
+                <w:sz w:val="18"/>
+              </w:rPr>
+            </w:r>
+            <w:r>
+              <w:rPr>
+                <w:rFonts w:ascii="Calibri" w:hAnsi="Calibri" w:eastAsia="Calibri"/>
+                <w:b w:val="0"/>
+                <w:color w:val="0B0F14"/>
+                <w:sz w:val="18"/>
+              </w:rPr>
+              <w:t xml:space="preserve">May identify an edge or </w:t>
+            </w:r>
+            <w:r>
+              <w:rPr>
+                <w:rFonts w:ascii="Calibri" w:hAnsi="Calibri" w:eastAsia="Calibri"/>
+                <w:b w:val="0"/>
+                <w:color w:val="0B0F14"/>
+                <w:sz w:val="18"/>
+                <w:shd w:fill="E7EEEE"/>
+              </w:rPr>
+              <w:t>NO_CLEAR_EDGE</w:t>
+            </w:r>
+            <w:r>
+              <w:rPr>
+                <w:rFonts w:ascii="Calibri" w:hAnsi="Calibri" w:eastAsia="Calibri"/>
+                <w:b w:val="0"/>
+                <w:color w:val="0B0F14"/>
+                <w:sz w:val="18"/>
+              </w:rPr>
+              <w:t>; cannot authorize</w:t>
+            </w:r>
+          </w:p>
+        </w:tc>
+      </w:tr>
+      <w:tr>
+        <w:tc>
+          <w:tcPr>
+            <w:tcW w:type="dxa" w:w="2300"/>
+            <w:vAlign w:val="center"/>
+            <w:tcMar>
+              <w:top w:w="80" w:type="dxa"/>
+              <w:start w:w="120" w:type="dxa"/>
+              <w:bottom w:w="80" w:type="dxa"/>
+              <w:end w:w="120" w:type="dxa"/>
+            </w:tcMar>
+          </w:tcPr>
+          <w:p>
+            <w:pPr>
+              <w:spacing w:before="0" w:after="0" w:line="240" w:lineRule="auto"/>
+            </w:pPr>
+            <w:r>
+              <w:rPr>
+                <w:rFonts w:ascii="Calibri" w:hAnsi="Calibri" w:eastAsia="Calibri"/>
+                <w:b/>
+                <w:color w:val="0B0F14"/>
+                <w:sz w:val="18"/>
+              </w:rPr>
+            </w:r>
+            <w:r>
+              <w:rPr>
+                <w:rFonts w:ascii="Calibri" w:hAnsi="Calibri" w:eastAsia="Calibri"/>
+                <w:b/>
+                <w:color w:val="0B0F14"/>
+                <w:sz w:val="18"/>
+              </w:rPr>
+              <w:t>Trading Decision Agent</w:t>
+            </w:r>
+          </w:p>
+        </w:tc>
+        <w:tc>
+          <w:tcPr>
+            <w:tcW w:type="dxa" w:w="5100"/>
+            <w:vAlign w:val="center"/>
+            <w:tcMar>
+              <w:top w:w="80" w:type="dxa"/>
+              <w:start w:w="120" w:type="dxa"/>
+              <w:bottom w:w="80" w:type="dxa"/>
+              <w:end w:w="120" w:type="dxa"/>
+            </w:tcMar>
+          </w:tcPr>
+          <w:p>
+            <w:pPr>
+              <w:spacing w:before="0" w:after="0" w:line="240" w:lineRule="auto"/>
+            </w:pPr>
+            <w:r>
+              <w:rPr>
+                <w:rFonts w:ascii="Calibri" w:hAnsi="Calibri" w:eastAsia="Calibri"/>
+                <w:b w:val="0"/>
+                <w:color w:val="0B0F14"/>
+                <w:sz w:val="18"/>
+              </w:rPr>
+            </w:r>
+            <w:r>
+              <w:rPr>
+                <w:rFonts w:ascii="Calibri" w:hAnsi="Calibri" w:eastAsia="Calibri"/>
+                <w:b w:val="0"/>
+                <w:color w:val="0B0F14"/>
+                <w:sz w:val="18"/>
+              </w:rPr>
+              <w:t xml:space="preserve">Is there a supported, economically credible proposal, or should the system choose </w:t>
+            </w:r>
+            <w:r>
+              <w:rPr>
+                <w:rFonts w:ascii="Calibri" w:hAnsi="Calibri" w:eastAsia="Calibri"/>
+                <w:b w:val="0"/>
+                <w:color w:val="0B0F14"/>
+                <w:sz w:val="18"/>
+                <w:shd w:fill="E7EEEE"/>
+              </w:rPr>
+              <w:t>NO_TRADE</w:t>
+            </w:r>
+            <w:r>
+              <w:rPr>
+                <w:rFonts w:ascii="Calibri" w:hAnsi="Calibri" w:eastAsia="Calibri"/>
+                <w:b w:val="0"/>
+                <w:color w:val="0B0F14"/>
+                <w:sz w:val="18"/>
+              </w:rPr>
+              <w:t>?</w:t>
+            </w:r>
+          </w:p>
+        </w:tc>
+        <w:tc>
+          <w:tcPr>
+            <w:tcW w:type="dxa" w:w="1960"/>
+            <w:vAlign w:val="center"/>
+            <w:tcMar>
+              <w:top w:w="80" w:type="dxa"/>
+              <w:start w:w="120" w:type="dxa"/>
+              <w:bottom w:w="80" w:type="dxa"/>
+              <w:end w:w="120" w:type="dxa"/>
+            </w:tcMar>
+          </w:tcPr>
+          <w:p>
+            <w:pPr>
+              <w:spacing w:before="0" w:after="0" w:line="240" w:lineRule="auto"/>
+            </w:pPr>
+            <w:r>
+              <w:rPr>
+                <w:rFonts w:ascii="Calibri" w:hAnsi="Calibri" w:eastAsia="Calibri"/>
+                <w:b w:val="0"/>
+                <w:color w:val="0B0F14"/>
+                <w:sz w:val="18"/>
+              </w:rPr>
+            </w:r>
+            <w:r>
+              <w:rPr>
+                <w:rFonts w:ascii="Calibri" w:hAnsi="Calibri" w:eastAsia="Calibri"/>
+                <w:b w:val="0"/>
+                <w:color w:val="0B0F14"/>
+                <w:sz w:val="18"/>
+              </w:rPr>
+              <w:t>Proposal only</w:t>
+            </w:r>
+          </w:p>
+        </w:tc>
+      </w:tr>
+    </w:tbl>
+    <w:p>
+      <w:pPr>
+        <w:spacing w:after="40"/>
+      </w:pPr>
+    </w:p>
+    <w:p>
+      <w:r>
+        <w:t>These specialists are followed by distinct responsibilities:</w:t>
       </w:r>
     </w:p>
     <w:p>
@@ -757,7 +2122,7 @@
         <w:t>Risk Management</w:t>
       </w:r>
       <w:r>
-        <w:t>, an AI-assisted adversarial critique of portfolio, regime, liquidity, drawdown, and tail risk.</w:t>
+        <w:t xml:space="preserve"> challenges the proposal but cannot approve it.</w:t>
       </w:r>
     </w:p>
     <w:p>
@@ -768,10 +2133,10 @@
         <w:rPr>
           <w:b/>
         </w:rPr>
-        <w:t>Deterministic Rules Engine</w:t>
+        <w:t>Rules Engine</w:t>
       </w:r>
       <w:r>
-        <w:t>, the sole authorization authority.</w:t>
+        <w:t xml:space="preserve"> is deterministic and owns authorization.</w:t>
       </w:r>
     </w:p>
     <w:p>
@@ -782,23 +2147,10 @@
         <w:rPr>
           <w:b/>
         </w:rPr>
-        <w:t>Paper Execution</w:t>
+        <w:t>Execution</w:t>
       </w:r>
       <w:r>
-        <w:t xml:space="preserve">, a deterministic adapter that may translate only a current </w:t>
-      </w:r>
-      <w:r>
-        <w:rPr>
-          <w:rFonts w:ascii="Cascadia Mono" w:hAnsi="Cascadia Mono" w:eastAsia="Cascadia Mono"/>
-          <w:b w:val="0"/>
-          <w:color w:val="0B0F14"/>
-          <w:sz w:val="18"/>
-          <w:shd w:fill="E7EEEE"/>
-        </w:rPr>
-        <w:t>APPROVE</w:t>
-      </w:r>
-      <w:r>
-        <w:t>; it is disabled and not implemented in this skeleton.</w:t>
+        <w:t xml:space="preserve"> may translate only an approved, unchanged payload into a paper order.</w:t>
       </w:r>
     </w:p>
     <w:p>
@@ -812,7 +2164,7 @@
         <w:t>ShadowFund</w:t>
       </w:r>
       <w:r>
-        <w:t>, deterministic counterfactual evaluation; only illustrative views exist in this skeleton.</w:t>
+        <w:t xml:space="preserve"> evaluates alternatives and has no trading authority.</w:t>
       </w:r>
     </w:p>
     <w:p>
@@ -826,12 +2178,12 @@
         <w:t>Post-Analysis</w:t>
       </w:r>
       <w:r>
-        <w:t>, asynchronous recommendations limited to authorized AI Profile fields and pending deterministic validation/manual review.</w:t>
+        <w:t xml:space="preserve"> recommends bounded profile changes that still require validation and manual review.</w:t>
       </w:r>
     </w:p>
     <w:p>
       <w:r>
-        <w:t>No AI agent, browser route, prompt, MCP tool, or maintenance script can authorize or place an order.</w:t>
+        <w:t>No AI agent, browser route, prompt, developer tool, or maintenance script may bypass the Rules Engine.</w:t>
       </w:r>
     </w:p>
     <w:p>
@@ -839,12 +2191,12 @@
         <w:pStyle w:val="Heading1"/>
       </w:pPr>
       <w:r>
-        <w:t>Decision vocabulary</w:t>
+        <w:t>Decision outcomes in plain language</w:t>
       </w:r>
     </w:p>
     <w:p>
       <w:r>
-        <w:t>Individual rules return one of:</w:t>
+        <w:t>Each rule returns one result:</w:t>
       </w:r>
     </w:p>
     <w:p>
@@ -862,7 +2214,7 @@
         <w:t>PASS</w:t>
       </w:r>
       <w:r>
-        <w:t>: the evaluated input satisfies the rule.</w:t>
+        <w:t>: the proposal satisfies that rule.</w:t>
       </w:r>
     </w:p>
     <w:p>
@@ -880,7 +2232,7 @@
         <w:t>MODIFY</w:t>
       </w:r>
       <w:r>
-        <w:t>: a safe deterministic revision is possible, such as reducing size.</w:t>
+        <w:t>: a specific safe change is possible, such as reducing position size.</w:t>
       </w:r>
     </w:p>
     <w:p>
@@ -898,12 +2250,12 @@
         <w:t>FAIL</w:t>
       </w:r>
       <w:r>
-        <w:t>: the proposal cannot proceed under the active rule.</w:t>
+        <w:t>: the proposal cannot proceed under the active rules.</w:t>
       </w:r>
     </w:p>
     <w:p>
       <w:r>
-        <w:t>Aggregation returns one of:</w:t>
+        <w:t>The combined decision is:</w:t>
       </w:r>
     </w:p>
     <w:p>
@@ -921,7 +2273,7 @@
         <w:t>APPROVE</w:t>
       </w:r>
       <w:r>
-        <w:t>: every required rule permits the exact bound proposal.</w:t>
+        <w:t>: the exact proposal is authorized.</w:t>
       </w:r>
     </w:p>
     <w:p>
@@ -939,7 +2291,7 @@
         <w:t>REJECT</w:t>
       </w:r>
       <w:r>
-        <w:t>: the proposal is terminally blocked.</w:t>
+        <w:t>: the proposal is blocked.</w:t>
       </w:r>
     </w:p>
     <w:p>
@@ -957,25 +2309,12 @@
         <w:t>MODIFIED_PENDING_ACCEPTANCE</w:t>
       </w:r>
       <w:r>
-        <w:t>: proposed changes carry no execution authority.</w:t>
+        <w:t>: a safer revision has been suggested, but it has no authority yet.</w:t>
       </w:r>
     </w:p>
     <w:p>
       <w:r>
-        <w:t xml:space="preserve">Only </w:t>
-      </w:r>
-      <w:r>
-        <w:rPr>
-          <w:rFonts w:ascii="Cascadia Mono" w:hAnsi="Cascadia Mono" w:eastAsia="Cascadia Mono"/>
-          <w:b w:val="0"/>
-          <w:color w:val="0B0F14"/>
-          <w:sz w:val="18"/>
-          <w:shd w:fill="E7EEEE"/>
-        </w:rPr>
-        <w:t>APPROVE</w:t>
-      </w:r>
-      <w:r>
-        <w:t xml:space="preserve"> may continue toward execution. Accepting a modification creates a new proposal version and digest; it must be authorized again.</w:t>
+        <w:t>A modification is never treated as approval. If the operator accepts it, PRISM creates a new proposal and evaluates it again.</w:t>
       </w:r>
     </w:p>
     <w:p>
@@ -983,63 +2322,151 @@
         <w:pStyle w:val="Heading1"/>
       </w:pPr>
       <w:r>
-        <w:t>Governance baseline</w:t>
+        <w:t>Safety model</w:t>
       </w:r>
     </w:p>
     <w:p>
       <w:r>
-        <w:t xml:space="preserve">Ruleset </w:t>
+        <w:t>Safety is a product feature, not a background technical detail.</w:t>
+      </w:r>
+    </w:p>
+    <w:p>
+      <w:pPr>
+        <w:pStyle w:val="ListBullet"/>
+      </w:pPr>
+      <w:r>
+        <w:rPr>
+          <w:b/>
+        </w:rPr>
+        <w:t>Paper-only:</w:t>
       </w:r>
       <w:r>
+        <w:t xml:space="preserve"> every genuine execution target must be an Alpaca paper account. Live mode is rejected.</w:t>
+      </w:r>
+    </w:p>
+    <w:p>
+      <w:pPr>
+        <w:pStyle w:val="ListBullet"/>
+      </w:pPr>
+      <w:r>
         <w:rPr>
-          <w:rFonts w:ascii="Cascadia Mono" w:hAnsi="Cascadia Mono" w:eastAsia="Cascadia Mono"/>
-          <w:b w:val="0"/>
-          <w:color w:val="0B0F14"/>
-          <w:sz w:val="18"/>
-          <w:shd w:fill="E7EEEE"/>
+          <w:b/>
         </w:rPr>
-        <w:t>prism-authorized-baseline@1.0.0</w:t>
+        <w:t>Disabled by default:</w:t>
       </w:r>
       <w:r>
-        <w:t xml:space="preserve"> is active from </w:t>
+        <w:t xml:space="preserve"> execution and autonomous scheduling are off unless explicitly configured.</w:t>
+      </w:r>
+    </w:p>
+    <w:p>
+      <w:pPr>
+        <w:pStyle w:val="ListBullet"/>
+      </w:pPr>
+      <w:r>
+        <w:rPr>
+          <w:b/>
+        </w:rPr>
+        <w:t>AI cannot authorize:</w:t>
       </w:r>
       <w:r>
+        <w:t xml:space="preserve"> AI produces research, proposals, critiques, or recommendations. Deterministic code makes the final decision.</w:t>
+      </w:r>
+    </w:p>
+    <w:p>
+      <w:pPr>
+        <w:pStyle w:val="ListBullet"/>
+      </w:pPr>
+      <w:r>
         <w:rPr>
-          <w:rFonts w:ascii="Cascadia Mono" w:hAnsi="Cascadia Mono" w:eastAsia="Cascadia Mono"/>
-          <w:b w:val="0"/>
-          <w:color w:val="0B0F14"/>
-          <w:sz w:val="18"/>
-          <w:shd w:fill="E7EEEE"/>
+          <w:b/>
         </w:rPr>
-        <w:t>2026-08-29T00:00:00Z</w:t>
+        <w:t>Fail closed:</w:t>
       </w:r>
       <w:r>
-        <w:t xml:space="preserve">, remains open-ended until superseded, and uses Balanced as its default profile. The machine-readable authority is </w:t>
+        <w:t xml:space="preserve"> stale data, missing configuration, invalid output, mismatched records, unsupported permissions, or uncertain provider state results in no order.</w:t>
+      </w:r>
+    </w:p>
+    <w:p>
+      <w:pPr>
+        <w:pStyle w:val="ListBullet"/>
+      </w:pPr>
+      <w:r>
+        <w:rPr>
+          <w:b/>
+        </w:rPr>
+        <w:t>Exact binding:</w:t>
       </w:r>
       <w:r>
+        <w:t xml:space="preserve"> an authorization is tied to the proposal, ruleset, AI Profile, market and portfolio snapshots, allowed order payload, decision time, and expiry.</w:t>
+      </w:r>
+    </w:p>
+    <w:p>
+      <w:pPr>
+        <w:pStyle w:val="ListBullet"/>
+      </w:pPr>
+      <w:r>
         <w:rPr>
-          <w:rFonts w:ascii="Cascadia Mono" w:hAnsi="Cascadia Mono" w:eastAsia="Cascadia Mono"/>
-          <w:b w:val="0"/>
-          <w:color w:val="0B0F14"/>
-          <w:sz w:val="18"/>
-          <w:shd w:fill="E7EEEE"/>
+          <w:b/>
         </w:rPr>
-        <w:t>backend/app/rules/authorized_baseline.v1.json</w:t>
+        <w:t>Last-moment checks:</w:t>
       </w:r>
       <w:r>
-        <w:t>.</w:t>
+        <w:t xml:space="preserve"> execution must recheck paper mode, kill switch, freshness, permissions, buying power, contract activity, and the exact payload.</w:t>
+      </w:r>
+    </w:p>
+    <w:p>
+      <w:pPr>
+        <w:pStyle w:val="ListBullet"/>
+      </w:pPr>
+      <w:r>
+        <w:rPr>
+          <w:b/>
+        </w:rPr>
+        <w:t>No credentials in the browser:</w:t>
+      </w:r>
+      <w:r>
+        <w:t xml:space="preserve"> Alpaca and LLM secrets remain server-side.</w:t>
+      </w:r>
+    </w:p>
+    <w:p>
+      <w:pPr>
+        <w:pStyle w:val="ListBullet"/>
+      </w:pPr>
+      <w:r>
+        <w:rPr>
+          <w:b/>
+        </w:rPr>
+        <w:t>Auditable and repeatable:</w:t>
+      </w:r>
+      <w:r>
+        <w:t xml:space="preserve"> versioned inputs and rules produce a traceable result; ambiguous submissions are reconciled by client order ID instead of blindly retried.</w:t>
+      </w:r>
+    </w:p>
+    <w:p>
+      <w:pPr>
+        <w:pStyle w:val="Heading1"/>
+      </w:pPr>
+      <w:r>
+        <w:t>What the operator experiences</w:t>
+      </w:r>
+    </w:p>
+    <w:p>
+      <w:r>
+        <w:t>PRISM presents decisions as stories rather than as backend modules.</w:t>
       </w:r>
     </w:p>
     <w:tbl>
       <w:tblPr>
         <w:tblStyle w:val="TableGrid"/>
-        <w:tblW w:type="auto" w:w="0"/>
-        <w:jc w:val="center"/>
+        <w:tblW w:type="dxa" w:w="9360"/>
+        <w:jc w:val="left"/>
+        <w:tblLayout w:type="fixed"/>
         <w:tblLook w:firstColumn="1" w:firstRow="1" w:lastColumn="0" w:lastRow="0" w:noHBand="0" w:noVBand="1" w:val="04A0"/>
+        <w:tblInd w:w="120" w:type="dxa"/>
       </w:tblPr>
       <w:tblGrid>
-        <w:gridCol w:w="5054"/>
-        <w:gridCol w:w="5054"/>
+        <w:gridCol w:w="2000"/>
+        <w:gridCol w:w="7360"/>
       </w:tblGrid>
       <w:tr>
         <w:trPr>
@@ -1048,65 +2475,71 @@
         </w:trPr>
         <w:tc>
           <w:tcPr>
-            <w:tcW w:type="dxa" w:w="5054"/>
+            <w:tcW w:type="dxa" w:w="2000"/>
             <w:vAlign w:val="center"/>
             <w:tcMar>
-              <w:top w:w="90" w:type="dxa"/>
-              <w:start w:w="90" w:type="dxa"/>
-              <w:bottom w:w="90" w:type="dxa"/>
-              <w:end w:w="90" w:type="dxa"/>
+              <w:top w:w="80" w:type="dxa"/>
+              <w:start w:w="120" w:type="dxa"/>
+              <w:bottom w:w="80" w:type="dxa"/>
+              <w:end w:w="120" w:type="dxa"/>
             </w:tcMar>
-            <w:shd w:fill="547D83"/>
+            <w:shd w:fill="F2F4F7"/>
           </w:tcPr>
           <w:p>
+            <w:pPr>
+              <w:spacing w:before="0" w:after="0" w:line="240" w:lineRule="auto"/>
+            </w:pPr>
             <w:r>
               <w:rPr>
-                <w:rFonts w:ascii="Plus Jakarta Sans" w:hAnsi="Plus Jakarta Sans" w:eastAsia="Plus Jakarta Sans"/>
+                <w:rFonts w:ascii="Calibri" w:hAnsi="Calibri" w:eastAsia="Calibri"/>
                 <w:b/>
-                <w:color w:val="FFFFFF"/>
-                <w:sz w:val="16"/>
+                <w:color w:val="547D83"/>
+                <w:sz w:val="18"/>
               </w:rPr>
             </w:r>
             <w:r>
               <w:rPr>
-                <w:rFonts w:ascii="Plus Jakarta Sans" w:hAnsi="Plus Jakarta Sans" w:eastAsia="Plus Jakarta Sans"/>
+                <w:rFonts w:ascii="Calibri" w:hAnsi="Calibri" w:eastAsia="Calibri"/>
                 <w:b/>
-                <w:color w:val="FFFFFF"/>
-                <w:sz w:val="16"/>
+                <w:color w:val="547D83"/>
+                <w:sz w:val="18"/>
               </w:rPr>
-              <w:t>Parameter</w:t>
+              <w:t>Surface</w:t>
             </w:r>
           </w:p>
         </w:tc>
         <w:tc>
           <w:tcPr>
-            <w:tcW w:type="dxa" w:w="5054"/>
+            <w:tcW w:type="dxa" w:w="7360"/>
             <w:vAlign w:val="center"/>
             <w:tcMar>
-              <w:top w:w="90" w:type="dxa"/>
-              <w:start w:w="90" w:type="dxa"/>
-              <w:bottom w:w="90" w:type="dxa"/>
-              <w:end w:w="90" w:type="dxa"/>
+              <w:top w:w="80" w:type="dxa"/>
+              <w:start w:w="120" w:type="dxa"/>
+              <w:bottom w:w="80" w:type="dxa"/>
+              <w:end w:w="120" w:type="dxa"/>
             </w:tcMar>
-            <w:shd w:fill="547D83"/>
+            <w:shd w:fill="F2F4F7"/>
           </w:tcPr>
           <w:p>
+            <w:pPr>
+              <w:spacing w:before="0" w:after="0" w:line="240" w:lineRule="auto"/>
+            </w:pPr>
             <w:r>
               <w:rPr>
-                <w:rFonts w:ascii="Plus Jakarta Sans" w:hAnsi="Plus Jakarta Sans" w:eastAsia="Plus Jakarta Sans"/>
+                <w:rFonts w:ascii="Calibri" w:hAnsi="Calibri" w:eastAsia="Calibri"/>
                 <w:b/>
-                <w:color w:val="FFFFFF"/>
-                <w:sz w:val="16"/>
+                <w:color w:val="547D83"/>
+                <w:sz w:val="18"/>
               </w:rPr>
             </w:r>
             <w:r>
               <w:rPr>
-                <w:rFonts w:ascii="Plus Jakarta Sans" w:hAnsi="Plus Jakarta Sans" w:eastAsia="Plus Jakarta Sans"/>
+                <w:rFonts w:ascii="Calibri" w:hAnsi="Calibri" w:eastAsia="Calibri"/>
                 <w:b/>
-                <w:color w:val="FFFFFF"/>
-                <w:sz w:val="16"/>
+                <w:color w:val="547D83"/>
+                <w:sz w:val="18"/>
               </w:rPr>
-              <w:t>Authorized value</w:t>
+              <w:t>Purpose</w:t>
             </w:r>
           </w:p>
         </w:tc>
@@ -1114,63 +2547,69 @@
       <w:tr>
         <w:tc>
           <w:tcPr>
-            <w:tcW w:type="dxa" w:w="5054"/>
+            <w:tcW w:type="dxa" w:w="2000"/>
             <w:vAlign w:val="center"/>
             <w:tcMar>
-              <w:top w:w="90" w:type="dxa"/>
-              <w:start w:w="90" w:type="dxa"/>
-              <w:bottom w:w="90" w:type="dxa"/>
-              <w:end w:w="90" w:type="dxa"/>
+              <w:top w:w="80" w:type="dxa"/>
+              <w:start w:w="120" w:type="dxa"/>
+              <w:bottom w:w="80" w:type="dxa"/>
+              <w:end w:w="120" w:type="dxa"/>
             </w:tcMar>
           </w:tcPr>
           <w:p>
+            <w:pPr>
+              <w:spacing w:before="0" w:after="0" w:line="240" w:lineRule="auto"/>
+            </w:pPr>
             <w:r>
               <w:rPr>
-                <w:rFonts w:ascii="Plus Jakarta Sans" w:hAnsi="Plus Jakarta Sans" w:eastAsia="Plus Jakarta Sans"/>
+                <w:rFonts w:ascii="Calibri" w:hAnsi="Calibri" w:eastAsia="Calibri"/>
                 <w:b/>
                 <w:color w:val="0B0F14"/>
-                <w:sz w:val="16"/>
+                <w:sz w:val="18"/>
               </w:rPr>
             </w:r>
             <w:r>
               <w:rPr>
-                <w:rFonts w:ascii="Plus Jakarta Sans" w:hAnsi="Plus Jakarta Sans" w:eastAsia="Plus Jakarta Sans"/>
+                <w:rFonts w:ascii="Calibri" w:hAnsi="Calibri" w:eastAsia="Calibri"/>
                 <w:b/>
                 <w:color w:val="0B0F14"/>
-                <w:sz w:val="16"/>
+                <w:sz w:val="18"/>
               </w:rPr>
-              <w:t>Starting-capital baseline</w:t>
+              <w:t>Overview</w:t>
             </w:r>
           </w:p>
         </w:tc>
         <w:tc>
           <w:tcPr>
-            <w:tcW w:type="dxa" w:w="5054"/>
+            <w:tcW w:type="dxa" w:w="7360"/>
             <w:vAlign w:val="center"/>
             <w:tcMar>
-              <w:top w:w="90" w:type="dxa"/>
-              <w:start w:w="90" w:type="dxa"/>
-              <w:bottom w:w="90" w:type="dxa"/>
-              <w:end w:w="90" w:type="dxa"/>
+              <w:top w:w="80" w:type="dxa"/>
+              <w:start w:w="120" w:type="dxa"/>
+              <w:bottom w:w="80" w:type="dxa"/>
+              <w:end w:w="120" w:type="dxa"/>
             </w:tcMar>
           </w:tcPr>
           <w:p>
+            <w:pPr>
+              <w:spacing w:before="0" w:after="0" w:line="240" w:lineRule="auto"/>
+            </w:pPr>
             <w:r>
               <w:rPr>
-                <w:rFonts w:ascii="Plus Jakarta Sans" w:hAnsi="Plus Jakarta Sans" w:eastAsia="Plus Jakarta Sans"/>
+                <w:rFonts w:ascii="Calibri" w:hAnsi="Calibri" w:eastAsia="Calibri"/>
                 <w:b w:val="0"/>
                 <w:color w:val="0B0F14"/>
-                <w:sz w:val="16"/>
+                <w:sz w:val="18"/>
               </w:rPr>
             </w:r>
             <w:r>
               <w:rPr>
-                <w:rFonts w:ascii="Plus Jakarta Sans" w:hAnsi="Plus Jakarta Sans" w:eastAsia="Plus Jakarta Sans"/>
+                <w:rFonts w:ascii="Calibri" w:hAnsi="Calibri" w:eastAsia="Calibri"/>
                 <w:b w:val="0"/>
                 <w:color w:val="0B0F14"/>
-                <w:sz w:val="16"/>
+                <w:sz w:val="18"/>
               </w:rPr>
-              <w:t>100,000.00 USD</w:t>
+              <w:t>Summarize decision activity, portfolio context, outcomes, and recommendations</w:t>
             </w:r>
           </w:p>
         </w:tc>
@@ -1178,65 +2617,69 @@
       <w:tr>
         <w:tc>
           <w:tcPr>
-            <w:tcW w:type="dxa" w:w="5054"/>
+            <w:tcW w:type="dxa" w:w="2000"/>
             <w:vAlign w:val="center"/>
             <w:tcMar>
-              <w:top w:w="90" w:type="dxa"/>
-              <w:start w:w="90" w:type="dxa"/>
-              <w:bottom w:w="90" w:type="dxa"/>
-              <w:end w:w="90" w:type="dxa"/>
+              <w:top w:w="80" w:type="dxa"/>
+              <w:start w:w="120" w:type="dxa"/>
+              <w:bottom w:w="80" w:type="dxa"/>
+              <w:end w:w="120" w:type="dxa"/>
             </w:tcMar>
-            <w:shd w:fill="EEF4F4"/>
           </w:tcPr>
           <w:p>
+            <w:pPr>
+              <w:spacing w:before="0" w:after="0" w:line="240" w:lineRule="auto"/>
+            </w:pPr>
             <w:r>
               <w:rPr>
-                <w:rFonts w:ascii="Plus Jakarta Sans" w:hAnsi="Plus Jakarta Sans" w:eastAsia="Plus Jakarta Sans"/>
+                <w:rFonts w:ascii="Calibri" w:hAnsi="Calibri" w:eastAsia="Calibri"/>
                 <w:b/>
                 <w:color w:val="0B0F14"/>
-                <w:sz w:val="16"/>
+                <w:sz w:val="18"/>
               </w:rPr>
             </w:r>
             <w:r>
               <w:rPr>
-                <w:rFonts w:ascii="Plus Jakarta Sans" w:hAnsi="Plus Jakarta Sans" w:eastAsia="Plus Jakarta Sans"/>
+                <w:rFonts w:ascii="Calibri" w:hAnsi="Calibri" w:eastAsia="Calibri"/>
                 <w:b/>
                 <w:color w:val="0B0F14"/>
-                <w:sz w:val="16"/>
+                <w:sz w:val="18"/>
               </w:rPr>
-              <w:t>Maximum risk per trade, NORMAL</w:t>
+              <w:t>Decision Stories</w:t>
             </w:r>
           </w:p>
         </w:tc>
         <w:tc>
           <w:tcPr>
-            <w:tcW w:type="dxa" w:w="5054"/>
+            <w:tcW w:type="dxa" w:w="7360"/>
             <w:vAlign w:val="center"/>
             <w:tcMar>
-              <w:top w:w="90" w:type="dxa"/>
-              <w:start w:w="90" w:type="dxa"/>
-              <w:bottom w:w="90" w:type="dxa"/>
-              <w:end w:w="90" w:type="dxa"/>
+              <w:top w:w="80" w:type="dxa"/>
+              <w:start w:w="120" w:type="dxa"/>
+              <w:bottom w:w="80" w:type="dxa"/>
+              <w:end w:w="120" w:type="dxa"/>
             </w:tcMar>
-            <w:shd w:fill="EEF4F4"/>
           </w:tcPr>
           <w:p>
+            <w:pPr>
+              <w:spacing w:before="0" w:after="0" w:line="240" w:lineRule="auto"/>
+            </w:pPr>
             <w:r>
               <w:rPr>
-                <w:rFonts w:ascii="Plus Jakarta Sans" w:hAnsi="Plus Jakarta Sans" w:eastAsia="Plus Jakarta Sans"/>
+                <w:rFonts w:ascii="Calibri" w:hAnsi="Calibri" w:eastAsia="Calibri"/>
                 <w:b w:val="0"/>
                 <w:color w:val="0B0F14"/>
-                <w:sz w:val="16"/>
+                <w:sz w:val="18"/>
               </w:rPr>
             </w:r>
             <w:r>
               <w:rPr>
-                <w:rFonts w:ascii="Plus Jakarta Sans" w:hAnsi="Plus Jakarta Sans" w:eastAsia="Plus Jakarta Sans"/>
+                <w:rFonts w:ascii="Calibri" w:hAnsi="Calibri" w:eastAsia="Calibri"/>
                 <w:b w:val="0"/>
                 <w:color w:val="0B0F14"/>
-                <w:sz w:val="16"/>
+                <w:sz w:val="18"/>
               </w:rPr>
-              <w:t>1.00% of current equity</w:t>
+              <w:t>Explain catalyst -&gt; perspectives -&gt; proposal -&gt; risk -&gt; rule outcome -&gt; lesson</w:t>
             </w:r>
           </w:p>
         </w:tc>
@@ -1244,63 +2687,69 @@
       <w:tr>
         <w:tc>
           <w:tcPr>
-            <w:tcW w:type="dxa" w:w="5054"/>
+            <w:tcW w:type="dxa" w:w="2000"/>
             <w:vAlign w:val="center"/>
             <w:tcMar>
-              <w:top w:w="90" w:type="dxa"/>
-              <w:start w:w="90" w:type="dxa"/>
-              <w:bottom w:w="90" w:type="dxa"/>
-              <w:end w:w="90" w:type="dxa"/>
+              <w:top w:w="80" w:type="dxa"/>
+              <w:start w:w="120" w:type="dxa"/>
+              <w:bottom w:w="80" w:type="dxa"/>
+              <w:end w:w="120" w:type="dxa"/>
             </w:tcMar>
           </w:tcPr>
           <w:p>
+            <w:pPr>
+              <w:spacing w:before="0" w:after="0" w:line="240" w:lineRule="auto"/>
+            </w:pPr>
             <w:r>
               <w:rPr>
-                <w:rFonts w:ascii="Plus Jakarta Sans" w:hAnsi="Plus Jakarta Sans" w:eastAsia="Plus Jakarta Sans"/>
+                <w:rFonts w:ascii="Calibri" w:hAnsi="Calibri" w:eastAsia="Calibri"/>
                 <w:b/>
                 <w:color w:val="0B0F14"/>
-                <w:sz w:val="16"/>
+                <w:sz w:val="18"/>
               </w:rPr>
             </w:r>
             <w:r>
               <w:rPr>
-                <w:rFonts w:ascii="Plus Jakarta Sans" w:hAnsi="Plus Jakarta Sans" w:eastAsia="Plus Jakarta Sans"/>
+                <w:rFonts w:ascii="Calibri" w:hAnsi="Calibri" w:eastAsia="Calibri"/>
                 <w:b/>
                 <w:color w:val="0B0F14"/>
-                <w:sz w:val="16"/>
+                <w:sz w:val="18"/>
               </w:rPr>
-              <w:t>Maximum risk per trade, VOLATILE</w:t>
+              <w:t>Portfolio</w:t>
             </w:r>
           </w:p>
         </w:tc>
         <w:tc>
           <w:tcPr>
-            <w:tcW w:type="dxa" w:w="5054"/>
+            <w:tcW w:type="dxa" w:w="7360"/>
             <w:vAlign w:val="center"/>
             <w:tcMar>
-              <w:top w:w="90" w:type="dxa"/>
-              <w:start w:w="90" w:type="dxa"/>
-              <w:bottom w:w="90" w:type="dxa"/>
-              <w:end w:w="90" w:type="dxa"/>
+              <w:top w:w="80" w:type="dxa"/>
+              <w:start w:w="120" w:type="dxa"/>
+              <w:bottom w:w="80" w:type="dxa"/>
+              <w:end w:w="120" w:type="dxa"/>
             </w:tcMar>
           </w:tcPr>
           <w:p>
+            <w:pPr>
+              <w:spacing w:before="0" w:after="0" w:line="240" w:lineRule="auto"/>
+            </w:pPr>
             <w:r>
               <w:rPr>
-                <w:rFonts w:ascii="Plus Jakarta Sans" w:hAnsi="Plus Jakarta Sans" w:eastAsia="Plus Jakarta Sans"/>
+                <w:rFonts w:ascii="Calibri" w:hAnsi="Calibri" w:eastAsia="Calibri"/>
                 <w:b w:val="0"/>
                 <w:color w:val="0B0F14"/>
-                <w:sz w:val="16"/>
+                <w:sz w:val="18"/>
               </w:rPr>
             </w:r>
             <w:r>
               <w:rPr>
-                <w:rFonts w:ascii="Plus Jakarta Sans" w:hAnsi="Plus Jakarta Sans" w:eastAsia="Plus Jakarta Sans"/>
+                <w:rFonts w:ascii="Calibri" w:hAnsi="Calibri" w:eastAsia="Calibri"/>
                 <w:b w:val="0"/>
                 <w:color w:val="0B0F14"/>
-                <w:sz w:val="16"/>
+                <w:sz w:val="18"/>
               </w:rPr>
-              <w:t>0.75% of current equity</w:t>
+              <w:t>Compare the chosen path with other tracked paths and exposures</w:t>
             </w:r>
           </w:p>
         </w:tc>
@@ -1308,65 +2757,69 @@
       <w:tr>
         <w:tc>
           <w:tcPr>
-            <w:tcW w:type="dxa" w:w="5054"/>
+            <w:tcW w:type="dxa" w:w="2000"/>
             <w:vAlign w:val="center"/>
             <w:tcMar>
-              <w:top w:w="90" w:type="dxa"/>
-              <w:start w:w="90" w:type="dxa"/>
-              <w:bottom w:w="90" w:type="dxa"/>
-              <w:end w:w="90" w:type="dxa"/>
+              <w:top w:w="80" w:type="dxa"/>
+              <w:start w:w="120" w:type="dxa"/>
+              <w:bottom w:w="80" w:type="dxa"/>
+              <w:end w:w="120" w:type="dxa"/>
             </w:tcMar>
-            <w:shd w:fill="EEF4F4"/>
           </w:tcPr>
           <w:p>
+            <w:pPr>
+              <w:spacing w:before="0" w:after="0" w:line="240" w:lineRule="auto"/>
+            </w:pPr>
             <w:r>
               <w:rPr>
-                <w:rFonts w:ascii="Plus Jakarta Sans" w:hAnsi="Plus Jakarta Sans" w:eastAsia="Plus Jakarta Sans"/>
+                <w:rFonts w:ascii="Calibri" w:hAnsi="Calibri" w:eastAsia="Calibri"/>
                 <w:b/>
                 <w:color w:val="0B0F14"/>
-                <w:sz w:val="16"/>
+                <w:sz w:val="18"/>
               </w:rPr>
             </w:r>
             <w:r>
               <w:rPr>
-                <w:rFonts w:ascii="Plus Jakarta Sans" w:hAnsi="Plus Jakarta Sans" w:eastAsia="Plus Jakarta Sans"/>
+                <w:rFonts w:ascii="Calibri" w:hAnsi="Calibri" w:eastAsia="Calibri"/>
                 <w:b/>
                 <w:color w:val="0B0F14"/>
-                <w:sz w:val="16"/>
+                <w:sz w:val="18"/>
               </w:rPr>
-              <w:t>Normal / volatile target allocation</w:t>
+              <w:t>Alternatives</w:t>
             </w:r>
           </w:p>
         </w:tc>
         <w:tc>
           <w:tcPr>
-            <w:tcW w:type="dxa" w:w="5054"/>
+            <w:tcW w:type="dxa" w:w="7360"/>
             <w:vAlign w:val="center"/>
             <w:tcMar>
-              <w:top w:w="90" w:type="dxa"/>
-              <w:start w:w="90" w:type="dxa"/>
-              <w:bottom w:w="90" w:type="dxa"/>
-              <w:end w:w="90" w:type="dxa"/>
+              <w:top w:w="80" w:type="dxa"/>
+              <w:start w:w="120" w:type="dxa"/>
+              <w:bottom w:w="80" w:type="dxa"/>
+              <w:end w:w="120" w:type="dxa"/>
             </w:tcMar>
-            <w:shd w:fill="EEF4F4"/>
           </w:tcPr>
           <w:p>
+            <w:pPr>
+              <w:spacing w:before="0" w:after="0" w:line="240" w:lineRule="auto"/>
+            </w:pPr>
             <w:r>
               <w:rPr>
-                <w:rFonts w:ascii="Plus Jakarta Sans" w:hAnsi="Plus Jakarta Sans" w:eastAsia="Plus Jakarta Sans"/>
+                <w:rFonts w:ascii="Calibri" w:hAnsi="Calibri" w:eastAsia="Calibri"/>
                 <w:b w:val="0"/>
                 <w:color w:val="0B0F14"/>
-                <w:sz w:val="16"/>
+                <w:sz w:val="18"/>
               </w:rPr>
             </w:r>
             <w:r>
               <w:rPr>
-                <w:rFonts w:ascii="Plus Jakarta Sans" w:hAnsi="Plus Jakarta Sans" w:eastAsia="Plus Jakarta Sans"/>
+                <w:rFonts w:ascii="Calibri" w:hAnsi="Calibri" w:eastAsia="Calibri"/>
                 <w:b w:val="0"/>
                 <w:color w:val="0B0F14"/>
-                <w:sz w:val="16"/>
+                <w:sz w:val="18"/>
               </w:rPr>
-              <w:t>2.00% / 1.50% maximum</w:t>
+              <w:t>Review ShadowFund counterfactual branches, results, and limitations</w:t>
             </w:r>
           </w:p>
         </w:tc>
@@ -1374,63 +2827,69 @@
       <w:tr>
         <w:tc>
           <w:tcPr>
-            <w:tcW w:type="dxa" w:w="5054"/>
+            <w:tcW w:type="dxa" w:w="2000"/>
             <w:vAlign w:val="center"/>
             <w:tcMar>
-              <w:top w:w="90" w:type="dxa"/>
-              <w:start w:w="90" w:type="dxa"/>
-              <w:bottom w:w="90" w:type="dxa"/>
-              <w:end w:w="90" w:type="dxa"/>
+              <w:top w:w="80" w:type="dxa"/>
+              <w:start w:w="120" w:type="dxa"/>
+              <w:bottom w:w="80" w:type="dxa"/>
+              <w:end w:w="120" w:type="dxa"/>
             </w:tcMar>
           </w:tcPr>
           <w:p>
+            <w:pPr>
+              <w:spacing w:before="0" w:after="0" w:line="240" w:lineRule="auto"/>
+            </w:pPr>
             <w:r>
               <w:rPr>
-                <w:rFonts w:ascii="Plus Jakarta Sans" w:hAnsi="Plus Jakarta Sans" w:eastAsia="Plus Jakarta Sans"/>
+                <w:rFonts w:ascii="Calibri" w:hAnsi="Calibri" w:eastAsia="Calibri"/>
                 <w:b/>
                 <w:color w:val="0B0F14"/>
-                <w:sz w:val="16"/>
+                <w:sz w:val="18"/>
               </w:rPr>
             </w:r>
             <w:r>
               <w:rPr>
-                <w:rFonts w:ascii="Plus Jakarta Sans" w:hAnsi="Plus Jakarta Sans" w:eastAsia="Plus Jakarta Sans"/>
+                <w:rFonts w:ascii="Calibri" w:hAnsi="Calibri" w:eastAsia="Calibri"/>
                 <w:b/>
                 <w:color w:val="0B0F14"/>
-                <w:sz w:val="16"/>
+                <w:sz w:val="18"/>
               </w:rPr>
-              <w:t>Drawdown CAUTION / DEFENSIVE / HALT</w:t>
+              <w:t>News and catalysts</w:t>
             </w:r>
           </w:p>
         </w:tc>
         <w:tc>
           <w:tcPr>
-            <w:tcW w:type="dxa" w:w="5054"/>
+            <w:tcW w:type="dxa" w:w="7360"/>
             <w:vAlign w:val="center"/>
             <w:tcMar>
-              <w:top w:w="90" w:type="dxa"/>
-              <w:start w:w="90" w:type="dxa"/>
-              <w:bottom w:w="90" w:type="dxa"/>
-              <w:end w:w="90" w:type="dxa"/>
+              <w:top w:w="80" w:type="dxa"/>
+              <w:start w:w="120" w:type="dxa"/>
+              <w:bottom w:w="80" w:type="dxa"/>
+              <w:end w:w="120" w:type="dxa"/>
             </w:tcMar>
           </w:tcPr>
           <w:p>
+            <w:pPr>
+              <w:spacing w:before="0" w:after="0" w:line="240" w:lineRule="auto"/>
+            </w:pPr>
             <w:r>
               <w:rPr>
-                <w:rFonts w:ascii="Plus Jakarta Sans" w:hAnsi="Plus Jakarta Sans" w:eastAsia="Plus Jakarta Sans"/>
+                <w:rFonts w:ascii="Calibri" w:hAnsi="Calibri" w:eastAsia="Calibri"/>
                 <w:b w:val="0"/>
                 <w:color w:val="0B0F14"/>
-                <w:sz w:val="16"/>
+                <w:sz w:val="18"/>
               </w:rPr>
             </w:r>
             <w:r>
               <w:rPr>
-                <w:rFonts w:ascii="Plus Jakarta Sans" w:hAnsi="Plus Jakarta Sans" w:eastAsia="Plus Jakarta Sans"/>
+                <w:rFonts w:ascii="Calibri" w:hAnsi="Calibri" w:eastAsia="Calibri"/>
                 <w:b w:val="0"/>
                 <w:color w:val="0B0F14"/>
-                <w:sz w:val="16"/>
+                <w:sz w:val="18"/>
               </w:rPr>
-              <w:t>1.50% / 2.25% / 3.00%</w:t>
+              <w:t>Inspect event evidence, significance, and related decisions</w:t>
             </w:r>
           </w:p>
         </w:tc>
@@ -1438,65 +2897,88 @@
       <w:tr>
         <w:tc>
           <w:tcPr>
-            <w:tcW w:type="dxa" w:w="5054"/>
+            <w:tcW w:type="dxa" w:w="2000"/>
             <w:vAlign w:val="center"/>
             <w:tcMar>
-              <w:top w:w="90" w:type="dxa"/>
-              <w:start w:w="90" w:type="dxa"/>
-              <w:bottom w:w="90" w:type="dxa"/>
-              <w:end w:w="90" w:type="dxa"/>
+              <w:top w:w="80" w:type="dxa"/>
+              <w:start w:w="120" w:type="dxa"/>
+              <w:bottom w:w="80" w:type="dxa"/>
+              <w:end w:w="120" w:type="dxa"/>
             </w:tcMar>
-            <w:shd w:fill="EEF4F4"/>
           </w:tcPr>
           <w:p>
+            <w:pPr>
+              <w:spacing w:before="0" w:after="0" w:line="240" w:lineRule="auto"/>
+            </w:pPr>
             <w:r>
               <w:rPr>
-                <w:rFonts w:ascii="Plus Jakarta Sans" w:hAnsi="Plus Jakarta Sans" w:eastAsia="Plus Jakarta Sans"/>
+                <w:rFonts w:ascii="Calibri" w:hAnsi="Calibri" w:eastAsia="Calibri"/>
                 <w:b/>
                 <w:color w:val="0B0F14"/>
-                <w:sz w:val="16"/>
+                <w:sz w:val="18"/>
               </w:rPr>
             </w:r>
             <w:r>
               <w:rPr>
-                <w:rFonts w:ascii="Plus Jakarta Sans" w:hAnsi="Plus Jakarta Sans" w:eastAsia="Plus Jakarta Sans"/>
+                <w:rFonts w:ascii="Calibri" w:hAnsi="Calibri" w:eastAsia="Calibri"/>
                 <w:b/>
                 <w:color w:val="0B0F14"/>
-                <w:sz w:val="16"/>
+                <w:sz w:val="18"/>
               </w:rPr>
-              <w:t>Minimum cash reserve</w:t>
+              <w:t>Market Tracker</w:t>
             </w:r>
           </w:p>
         </w:tc>
         <w:tc>
           <w:tcPr>
-            <w:tcW w:type="dxa" w:w="5054"/>
+            <w:tcW w:type="dxa" w:w="7360"/>
             <w:vAlign w:val="center"/>
             <w:tcMar>
-              <w:top w:w="90" w:type="dxa"/>
-              <w:start w:w="90" w:type="dxa"/>
-              <w:bottom w:w="90" w:type="dxa"/>
-              <w:end w:w="90" w:type="dxa"/>
+              <w:top w:w="80" w:type="dxa"/>
+              <w:start w:w="120" w:type="dxa"/>
+              <w:bottom w:w="80" w:type="dxa"/>
+              <w:end w:w="120" w:type="dxa"/>
             </w:tcMar>
-            <w:shd w:fill="EEF4F4"/>
           </w:tcPr>
           <w:p>
+            <w:pPr>
+              <w:spacing w:before="0" w:after="0" w:line="240" w:lineRule="auto"/>
+            </w:pPr>
             <w:r>
               <w:rPr>
-                <w:rFonts w:ascii="Plus Jakarta Sans" w:hAnsi="Plus Jakarta Sans" w:eastAsia="Plus Jakarta Sans"/>
+                <w:rFonts w:ascii="Calibri" w:hAnsi="Calibri" w:eastAsia="Calibri"/>
                 <w:b w:val="0"/>
                 <w:color w:val="0B0F14"/>
-                <w:sz w:val="16"/>
+                <w:sz w:val="18"/>
               </w:rPr>
             </w:r>
             <w:r>
               <w:rPr>
-                <w:rFonts w:ascii="Plus Jakarta Sans" w:hAnsi="Plus Jakarta Sans" w:eastAsia="Plus Jakarta Sans"/>
+                <w:rFonts w:ascii="Calibri" w:hAnsi="Calibri" w:eastAsia="Calibri"/>
                 <w:b w:val="0"/>
                 <w:color w:val="0B0F14"/>
-                <w:sz w:val="16"/>
+                <w:sz w:val="18"/>
               </w:rPr>
-              <w:t>5.00%</w:t>
+              <w:t xml:space="preserve">Pair price charts with fills, orders, proposals, decisions, </w:t>
+            </w:r>
+            <w:r>
+              <w:rPr>
+                <w:rFonts w:ascii="Calibri" w:hAnsi="Calibri" w:eastAsia="Calibri"/>
+                <w:b w:val="0"/>
+                <w:color w:val="0B0F14"/>
+                <w:sz w:val="18"/>
+                <w:shd w:fill="E7EEEE"/>
+              </w:rPr>
+              <w:t>NO_TRADE</w:t>
+            </w:r>
+            <w:r>
+              <w:rPr>
+                <w:rFonts w:ascii="Calibri" w:hAnsi="Calibri" w:eastAsia="Calibri"/>
+                <w:b w:val="0"/>
+                <w:color w:val="0B0F14"/>
+                <w:sz w:val="18"/>
+              </w:rPr>
+              <w:t>, and shadow events</w:t>
             </w:r>
           </w:p>
         </w:tc>
@@ -1504,63 +2986,69 @@
       <w:tr>
         <w:tc>
           <w:tcPr>
-            <w:tcW w:type="dxa" w:w="5054"/>
+            <w:tcW w:type="dxa" w:w="2000"/>
             <w:vAlign w:val="center"/>
             <w:tcMar>
-              <w:top w:w="90" w:type="dxa"/>
-              <w:start w:w="90" w:type="dxa"/>
-              <w:bottom w:w="90" w:type="dxa"/>
-              <w:end w:w="90" w:type="dxa"/>
+              <w:top w:w="80" w:type="dxa"/>
+              <w:start w:w="120" w:type="dxa"/>
+              <w:bottom w:w="80" w:type="dxa"/>
+              <w:end w:w="120" w:type="dxa"/>
             </w:tcMar>
           </w:tcPr>
           <w:p>
+            <w:pPr>
+              <w:spacing w:before="0" w:after="0" w:line="240" w:lineRule="auto"/>
+            </w:pPr>
             <w:r>
               <w:rPr>
-                <w:rFonts w:ascii="Plus Jakarta Sans" w:hAnsi="Plus Jakarta Sans" w:eastAsia="Plus Jakarta Sans"/>
+                <w:rFonts w:ascii="Calibri" w:hAnsi="Calibri" w:eastAsia="Calibri"/>
                 <w:b/>
                 <w:color w:val="0B0F14"/>
-                <w:sz w:val="16"/>
+                <w:sz w:val="18"/>
               </w:rPr>
             </w:r>
             <w:r>
               <w:rPr>
-                <w:rFonts w:ascii="Plus Jakarta Sans" w:hAnsi="Plus Jakarta Sans" w:eastAsia="Plus Jakarta Sans"/>
+                <w:rFonts w:ascii="Calibri" w:hAnsi="Calibri" w:eastAsia="Calibri"/>
                 <w:b/>
                 <w:color w:val="0B0F14"/>
-                <w:sz w:val="16"/>
+                <w:sz w:val="18"/>
               </w:rPr>
-              <w:t>Ticker / sector / correlated-cluster concentration</w:t>
+              <w:t>Agents and tools</w:t>
             </w:r>
           </w:p>
         </w:tc>
         <w:tc>
           <w:tcPr>
-            <w:tcW w:type="dxa" w:w="5054"/>
+            <w:tcW w:type="dxa" w:w="7360"/>
             <w:vAlign w:val="center"/>
             <w:tcMar>
-              <w:top w:w="90" w:type="dxa"/>
-              <w:start w:w="90" w:type="dxa"/>
-              <w:bottom w:w="90" w:type="dxa"/>
-              <w:end w:w="90" w:type="dxa"/>
+              <w:top w:w="80" w:type="dxa"/>
+              <w:start w:w="120" w:type="dxa"/>
+              <w:bottom w:w="80" w:type="dxa"/>
+              <w:end w:w="120" w:type="dxa"/>
             </w:tcMar>
           </w:tcPr>
           <w:p>
+            <w:pPr>
+              <w:spacing w:before="0" w:after="0" w:line="240" w:lineRule="auto"/>
+            </w:pPr>
             <w:r>
               <w:rPr>
-                <w:rFonts w:ascii="Plus Jakarta Sans" w:hAnsi="Plus Jakarta Sans" w:eastAsia="Plus Jakarta Sans"/>
+                <w:rFonts w:ascii="Calibri" w:hAnsi="Calibri" w:eastAsia="Calibri"/>
                 <w:b w:val="0"/>
                 <w:color w:val="0B0F14"/>
-                <w:sz w:val="16"/>
+                <w:sz w:val="18"/>
               </w:rPr>
             </w:r>
             <w:r>
               <w:rPr>
-                <w:rFonts w:ascii="Plus Jakarta Sans" w:hAnsi="Plus Jakarta Sans" w:eastAsia="Plus Jakarta Sans"/>
+                <w:rFonts w:ascii="Calibri" w:hAnsi="Calibri" w:eastAsia="Calibri"/>
                 <w:b w:val="0"/>
                 <w:color w:val="0B0F14"/>
-                <w:sz w:val="16"/>
+                <w:sz w:val="18"/>
               </w:rPr>
-              <w:t>5.00% / 10.00% / 7.50% maximum</w:t>
+              <w:t>Show specialist roles, concise rationale, versions, latency, and recorded tool use</w:t>
             </w:r>
           </w:p>
         </w:tc>
@@ -1568,65 +3056,69 @@
       <w:tr>
         <w:tc>
           <w:tcPr>
-            <w:tcW w:type="dxa" w:w="5054"/>
+            <w:tcW w:type="dxa" w:w="2000"/>
             <w:vAlign w:val="center"/>
             <w:tcMar>
-              <w:top w:w="90" w:type="dxa"/>
-              <w:start w:w="90" w:type="dxa"/>
-              <w:bottom w:w="90" w:type="dxa"/>
-              <w:end w:w="90" w:type="dxa"/>
+              <w:top w:w="80" w:type="dxa"/>
+              <w:start w:w="120" w:type="dxa"/>
+              <w:bottom w:w="80" w:type="dxa"/>
+              <w:end w:w="120" w:type="dxa"/>
             </w:tcMar>
-            <w:shd w:fill="EEF4F4"/>
           </w:tcPr>
           <w:p>
+            <w:pPr>
+              <w:spacing w:before="0" w:after="0" w:line="240" w:lineRule="auto"/>
+            </w:pPr>
             <w:r>
               <w:rPr>
-                <w:rFonts w:ascii="Plus Jakarta Sans" w:hAnsi="Plus Jakarta Sans" w:eastAsia="Plus Jakarta Sans"/>
+                <w:rFonts w:ascii="Calibri" w:hAnsi="Calibri" w:eastAsia="Calibri"/>
                 <w:b/>
                 <w:color w:val="0B0F14"/>
-                <w:sz w:val="16"/>
+                <w:sz w:val="18"/>
               </w:rPr>
             </w:r>
             <w:r>
               <w:rPr>
-                <w:rFonts w:ascii="Plus Jakarta Sans" w:hAnsi="Plus Jakarta Sans" w:eastAsia="Plus Jakarta Sans"/>
+                <w:rFonts w:ascii="Calibri" w:hAnsi="Calibri" w:eastAsia="Calibri"/>
                 <w:b/>
                 <w:color w:val="0B0F14"/>
-                <w:sz w:val="16"/>
+                <w:sz w:val="18"/>
               </w:rPr>
-              <w:t>Aggregate modeled hard-stop risk</w:t>
+              <w:t>Rules</w:t>
             </w:r>
           </w:p>
         </w:tc>
         <w:tc>
           <w:tcPr>
-            <w:tcW w:type="dxa" w:w="5054"/>
+            <w:tcW w:type="dxa" w:w="7360"/>
             <w:vAlign w:val="center"/>
             <w:tcMar>
-              <w:top w:w="90" w:type="dxa"/>
-              <w:start w:w="90" w:type="dxa"/>
-              <w:bottom w:w="90" w:type="dxa"/>
-              <w:end w:w="90" w:type="dxa"/>
+              <w:top w:w="80" w:type="dxa"/>
+              <w:start w:w="120" w:type="dxa"/>
+              <w:bottom w:w="80" w:type="dxa"/>
+              <w:end w:w="120" w:type="dxa"/>
             </w:tcMar>
-            <w:shd w:fill="EEF4F4"/>
           </w:tcPr>
           <w:p>
+            <w:pPr>
+              <w:spacing w:before="0" w:after="0" w:line="240" w:lineRule="auto"/>
+            </w:pPr>
             <w:r>
               <w:rPr>
-                <w:rFonts w:ascii="Plus Jakarta Sans" w:hAnsi="Plus Jakarta Sans" w:eastAsia="Plus Jakarta Sans"/>
+                <w:rFonts w:ascii="Calibri" w:hAnsi="Calibri" w:eastAsia="Calibri"/>
                 <w:b w:val="0"/>
                 <w:color w:val="0B0F14"/>
-                <w:sz w:val="16"/>
+                <w:sz w:val="18"/>
               </w:rPr>
             </w:r>
             <w:r>
               <w:rPr>
-                <w:rFonts w:ascii="Plus Jakarta Sans" w:hAnsi="Plus Jakarta Sans" w:eastAsia="Plus Jakarta Sans"/>
+                <w:rFonts w:ascii="Calibri" w:hAnsi="Calibri" w:eastAsia="Calibri"/>
                 <w:b w:val="0"/>
                 <w:color w:val="0B0F14"/>
-                <w:sz w:val="16"/>
+                <w:sz w:val="18"/>
               </w:rPr>
-              <w:t>3.00% maximum</w:t>
+              <w:t>Explain the active ruleset, decision meanings, profiles, and hackathon window</w:t>
             </w:r>
           </w:p>
         </w:tc>
@@ -1634,649 +3126,69 @@
       <w:tr>
         <w:tc>
           <w:tcPr>
-            <w:tcW w:type="dxa" w:w="5054"/>
+            <w:tcW w:type="dxa" w:w="2000"/>
             <w:vAlign w:val="center"/>
             <w:tcMar>
-              <w:top w:w="90" w:type="dxa"/>
-              <w:start w:w="90" w:type="dxa"/>
-              <w:bottom w:w="90" w:type="dxa"/>
-              <w:end w:w="90" w:type="dxa"/>
+              <w:top w:w="80" w:type="dxa"/>
+              <w:start w:w="120" w:type="dxa"/>
+              <w:bottom w:w="80" w:type="dxa"/>
+              <w:end w:w="120" w:type="dxa"/>
             </w:tcMar>
           </w:tcPr>
           <w:p>
+            <w:pPr>
+              <w:spacing w:before="0" w:after="0" w:line="240" w:lineRule="auto"/>
+            </w:pPr>
             <w:r>
               <w:rPr>
-                <w:rFonts w:ascii="Plus Jakarta Sans" w:hAnsi="Plus Jakarta Sans" w:eastAsia="Plus Jakarta Sans"/>
+                <w:rFonts w:ascii="Calibri" w:hAnsi="Calibri" w:eastAsia="Calibri"/>
                 <w:b/>
                 <w:color w:val="0B0F14"/>
-                <w:sz w:val="16"/>
+                <w:sz w:val="18"/>
               </w:rPr>
             </w:r>
             <w:r>
               <w:rPr>
-                <w:rFonts w:ascii="Plus Jakarta Sans" w:hAnsi="Plus Jakarta Sans" w:eastAsia="Plus Jakarta Sans"/>
+                <w:rFonts w:ascii="Calibri" w:hAnsi="Calibri" w:eastAsia="Calibri"/>
                 <w:b/>
                 <w:color w:val="0B0F14"/>
-                <w:sz w:val="16"/>
+                <w:sz w:val="18"/>
               </w:rPr>
-              <w:t>Maximum open positions</w:t>
+              <w:t>Weekly Summary</w:t>
             </w:r>
           </w:p>
         </w:tc>
         <w:tc>
           <w:tcPr>
-            <w:tcW w:type="dxa" w:w="5054"/>
+            <w:tcW w:type="dxa" w:w="7360"/>
             <w:vAlign w:val="center"/>
             <w:tcMar>
-              <w:top w:w="90" w:type="dxa"/>
-              <w:start w:w="90" w:type="dxa"/>
-              <w:bottom w:w="90" w:type="dxa"/>
-              <w:end w:w="90" w:type="dxa"/>
+              <w:top w:w="80" w:type="dxa"/>
+              <w:start w:w="120" w:type="dxa"/>
+              <w:bottom w:w="80" w:type="dxa"/>
+              <w:end w:w="120" w:type="dxa"/>
             </w:tcMar>
           </w:tcPr>
           <w:p>
+            <w:pPr>
+              <w:spacing w:before="0" w:after="0" w:line="240" w:lineRule="auto"/>
+            </w:pPr>
             <w:r>
               <w:rPr>
-                <w:rFonts w:ascii="Plus Jakarta Sans" w:hAnsi="Plus Jakarta Sans" w:eastAsia="Plus Jakarta Sans"/>
+                <w:rFonts w:ascii="Calibri" w:hAnsi="Calibri" w:eastAsia="Calibri"/>
                 <w:b w:val="0"/>
                 <w:color w:val="0B0F14"/>
-                <w:sz w:val="16"/>
+                <w:sz w:val="18"/>
               </w:rPr>
             </w:r>
             <w:r>
               <w:rPr>
-                <w:rFonts w:ascii="Plus Jakarta Sans" w:hAnsi="Plus Jakarta Sans" w:eastAsia="Plus Jakarta Sans"/>
+                <w:rFonts w:ascii="Calibri" w:hAnsi="Calibri" w:eastAsia="Calibri"/>
                 <w:b w:val="0"/>
                 <w:color w:val="0B0F14"/>
-                <w:sz w:val="16"/>
+                <w:sz w:val="18"/>
               </w:rPr>
-              <w:t>6</w:t>
-            </w:r>
-          </w:p>
-        </w:tc>
-      </w:tr>
-      <w:tr>
-        <w:tc>
-          <w:tcPr>
-            <w:tcW w:type="dxa" w:w="5054"/>
-            <w:vAlign w:val="center"/>
-            <w:tcMar>
-              <w:top w:w="90" w:type="dxa"/>
-              <w:start w:w="90" w:type="dxa"/>
-              <w:bottom w:w="90" w:type="dxa"/>
-              <w:end w:w="90" w:type="dxa"/>
-            </w:tcMar>
-            <w:shd w:fill="EEF4F4"/>
-          </w:tcPr>
-          <w:p>
-            <w:r>
-              <w:rPr>
-                <w:rFonts w:ascii="Plus Jakarta Sans" w:hAnsi="Plus Jakarta Sans" w:eastAsia="Plus Jakarta Sans"/>
-                <w:b/>
-                <w:color w:val="0B0F14"/>
-                <w:sz w:val="16"/>
-              </w:rPr>
-            </w:r>
-            <w:r>
-              <w:rPr>
-                <w:rFonts w:ascii="Plus Jakarta Sans" w:hAnsi="Plus Jakarta Sans" w:eastAsia="Plus Jakarta Sans"/>
-                <w:b/>
-                <w:color w:val="0B0F14"/>
-                <w:sz w:val="16"/>
-              </w:rPr>
-              <w:t>Maximum bid/ask spread</w:t>
-            </w:r>
-          </w:p>
-        </w:tc>
-        <w:tc>
-          <w:tcPr>
-            <w:tcW w:type="dxa" w:w="5054"/>
-            <w:vAlign w:val="center"/>
-            <w:tcMar>
-              <w:top w:w="90" w:type="dxa"/>
-              <w:start w:w="90" w:type="dxa"/>
-              <w:bottom w:w="90" w:type="dxa"/>
-              <w:end w:w="90" w:type="dxa"/>
-            </w:tcMar>
-            <w:shd w:fill="EEF4F4"/>
-          </w:tcPr>
-          <w:p>
-            <w:r>
-              <w:rPr>
-                <w:rFonts w:ascii="Plus Jakarta Sans" w:hAnsi="Plus Jakarta Sans" w:eastAsia="Plus Jakarta Sans"/>
-                <w:b w:val="0"/>
-                <w:color w:val="0B0F14"/>
-                <w:sz w:val="16"/>
-              </w:rPr>
-            </w:r>
-            <w:r>
-              <w:rPr>
-                <w:rFonts w:ascii="Plus Jakarta Sans" w:hAnsi="Plus Jakarta Sans" w:eastAsia="Plus Jakarta Sans"/>
-                <w:b w:val="0"/>
-                <w:color w:val="0B0F14"/>
-                <w:sz w:val="16"/>
-              </w:rPr>
-              <w:t>10.00% of premium</w:t>
-            </w:r>
-          </w:p>
-        </w:tc>
-      </w:tr>
-      <w:tr>
-        <w:tc>
-          <w:tcPr>
-            <w:tcW w:type="dxa" w:w="5054"/>
-            <w:vAlign w:val="center"/>
-            <w:tcMar>
-              <w:top w:w="90" w:type="dxa"/>
-              <w:start w:w="90" w:type="dxa"/>
-              <w:bottom w:w="90" w:type="dxa"/>
-              <w:end w:w="90" w:type="dxa"/>
-            </w:tcMar>
-          </w:tcPr>
-          <w:p>
-            <w:r>
-              <w:rPr>
-                <w:rFonts w:ascii="Plus Jakarta Sans" w:hAnsi="Plus Jakarta Sans" w:eastAsia="Plus Jakarta Sans"/>
-                <w:b/>
-                <w:color w:val="0B0F14"/>
-                <w:sz w:val="16"/>
-              </w:rPr>
-            </w:r>
-            <w:r>
-              <w:rPr>
-                <w:rFonts w:ascii="Plus Jakarta Sans" w:hAnsi="Plus Jakarta Sans" w:eastAsia="Plus Jakarta Sans"/>
-                <w:b/>
-                <w:color w:val="0B0F14"/>
-                <w:sz w:val="16"/>
-              </w:rPr>
-              <w:t>Evidence and market-data freshness</w:t>
-            </w:r>
-          </w:p>
-        </w:tc>
-        <w:tc>
-          <w:tcPr>
-            <w:tcW w:type="dxa" w:w="5054"/>
-            <w:vAlign w:val="center"/>
-            <w:tcMar>
-              <w:top w:w="90" w:type="dxa"/>
-              <w:start w:w="90" w:type="dxa"/>
-              <w:bottom w:w="90" w:type="dxa"/>
-              <w:end w:w="90" w:type="dxa"/>
-            </w:tcMar>
-          </w:tcPr>
-          <w:p>
-            <w:r>
-              <w:rPr>
-                <w:rFonts w:ascii="Plus Jakarta Sans" w:hAnsi="Plus Jakarta Sans" w:eastAsia="Plus Jakarta Sans"/>
-                <w:b w:val="0"/>
-                <w:color w:val="0B0F14"/>
-                <w:sz w:val="16"/>
-              </w:rPr>
-            </w:r>
-            <w:r>
-              <w:rPr>
-                <w:rFonts w:ascii="Plus Jakarta Sans" w:hAnsi="Plus Jakarta Sans" w:eastAsia="Plus Jakarta Sans"/>
-                <w:b w:val="0"/>
-                <w:color w:val="0B0F14"/>
-                <w:sz w:val="16"/>
-              </w:rPr>
-              <w:t>30 seconds maximum</w:t>
-            </w:r>
-          </w:p>
-        </w:tc>
-      </w:tr>
-      <w:tr>
-        <w:tc>
-          <w:tcPr>
-            <w:tcW w:type="dxa" w:w="5054"/>
-            <w:vAlign w:val="center"/>
-            <w:tcMar>
-              <w:top w:w="90" w:type="dxa"/>
-              <w:start w:w="90" w:type="dxa"/>
-              <w:bottom w:w="90" w:type="dxa"/>
-              <w:end w:w="90" w:type="dxa"/>
-            </w:tcMar>
-            <w:shd w:fill="EEF4F4"/>
-          </w:tcPr>
-          <w:p>
-            <w:r>
-              <w:rPr>
-                <w:rFonts w:ascii="Plus Jakarta Sans" w:hAnsi="Plus Jakarta Sans" w:eastAsia="Plus Jakarta Sans"/>
-                <w:b/>
-                <w:color w:val="0B0F14"/>
-                <w:sz w:val="16"/>
-              </w:rPr>
-            </w:r>
-            <w:r>
-              <w:rPr>
-                <w:rFonts w:ascii="Plus Jakarta Sans" w:hAnsi="Plus Jakarta Sans" w:eastAsia="Plus Jakarta Sans"/>
-                <w:b/>
-                <w:color w:val="0B0F14"/>
-                <w:sz w:val="16"/>
-              </w:rPr>
-              <w:t>Opportunity score</w:t>
-            </w:r>
-          </w:p>
-        </w:tc>
-        <w:tc>
-          <w:tcPr>
-            <w:tcW w:type="dxa" w:w="5054"/>
-            <w:vAlign w:val="center"/>
-            <w:tcMar>
-              <w:top w:w="90" w:type="dxa"/>
-              <w:start w:w="90" w:type="dxa"/>
-              <w:bottom w:w="90" w:type="dxa"/>
-              <w:end w:w="90" w:type="dxa"/>
-            </w:tcMar>
-            <w:shd w:fill="EEF4F4"/>
-          </w:tcPr>
-          <w:p>
-            <w:r>
-              <w:rPr>
-                <w:rFonts w:ascii="Plus Jakarta Sans" w:hAnsi="Plus Jakarta Sans" w:eastAsia="Plus Jakarta Sans"/>
-                <w:b w:val="0"/>
-                <w:color w:val="0B0F14"/>
-                <w:sz w:val="16"/>
-              </w:rPr>
-            </w:r>
-            <w:r>
-              <w:rPr>
-                <w:rFonts w:ascii="Plus Jakarta Sans" w:hAnsi="Plus Jakarta Sans" w:eastAsia="Plus Jakarta Sans"/>
-                <w:b w:val="0"/>
-                <w:color w:val="0B0F14"/>
-                <w:sz w:val="16"/>
-              </w:rPr>
-              <w:t>75 absolute floor; Balanced 84</w:t>
-            </w:r>
-          </w:p>
-        </w:tc>
-      </w:tr>
-      <w:tr>
-        <w:tc>
-          <w:tcPr>
-            <w:tcW w:type="dxa" w:w="5054"/>
-            <w:vAlign w:val="center"/>
-            <w:tcMar>
-              <w:top w:w="90" w:type="dxa"/>
-              <w:start w:w="90" w:type="dxa"/>
-              <w:bottom w:w="90" w:type="dxa"/>
-              <w:end w:w="90" w:type="dxa"/>
-            </w:tcMar>
-          </w:tcPr>
-          <w:p>
-            <w:r>
-              <w:rPr>
-                <w:rFonts w:ascii="Plus Jakarta Sans" w:hAnsi="Plus Jakarta Sans" w:eastAsia="Plus Jakarta Sans"/>
-                <w:b/>
-                <w:color w:val="0B0F14"/>
-                <w:sz w:val="16"/>
-              </w:rPr>
-            </w:r>
-            <w:r>
-              <w:rPr>
-                <w:rFonts w:ascii="Plus Jakarta Sans" w:hAnsi="Plus Jakarta Sans" w:eastAsia="Plus Jakarta Sans"/>
-                <w:b/>
-                <w:color w:val="0B0F14"/>
-                <w:sz w:val="16"/>
-              </w:rPr>
-              <w:t>Net expected value / realistic reward-risk</w:t>
-            </w:r>
-          </w:p>
-        </w:tc>
-        <w:tc>
-          <w:tcPr>
-            <w:tcW w:type="dxa" w:w="5054"/>
-            <w:vAlign w:val="center"/>
-            <w:tcMar>
-              <w:top w:w="90" w:type="dxa"/>
-              <w:start w:w="90" w:type="dxa"/>
-              <w:bottom w:w="90" w:type="dxa"/>
-              <w:end w:w="90" w:type="dxa"/>
-            </w:tcMar>
-          </w:tcPr>
-          <w:p>
-            <w:r>
-              <w:rPr>
-                <w:rFonts w:ascii="Plus Jakarta Sans" w:hAnsi="Plus Jakarta Sans" w:eastAsia="Plus Jakarta Sans"/>
-                <w:b w:val="0"/>
-                <w:color w:val="0B0F14"/>
-                <w:sz w:val="16"/>
-              </w:rPr>
-            </w:r>
-            <w:r>
-              <w:rPr>
-                <w:rFonts w:ascii="Plus Jakarta Sans" w:hAnsi="Plus Jakarta Sans" w:eastAsia="Plus Jakarta Sans"/>
-                <w:b w:val="0"/>
-                <w:color w:val="0B0F14"/>
-                <w:sz w:val="16"/>
-              </w:rPr>
-              <w:t>+0.15R minimum / 1.50:1 minimum</w:t>
-            </w:r>
-          </w:p>
-        </w:tc>
-      </w:tr>
-      <w:tr>
-        <w:tc>
-          <w:tcPr>
-            <w:tcW w:type="dxa" w:w="5054"/>
-            <w:vAlign w:val="center"/>
-            <w:tcMar>
-              <w:top w:w="90" w:type="dxa"/>
-              <w:start w:w="90" w:type="dxa"/>
-              <w:bottom w:w="90" w:type="dxa"/>
-              <w:end w:w="90" w:type="dxa"/>
-            </w:tcMar>
-            <w:shd w:fill="EEF4F4"/>
-          </w:tcPr>
-          <w:p>
-            <w:r>
-              <w:rPr>
-                <w:rFonts w:ascii="Plus Jakarta Sans" w:hAnsi="Plus Jakarta Sans" w:eastAsia="Plus Jakarta Sans"/>
-                <w:b/>
-                <w:color w:val="0B0F14"/>
-                <w:sz w:val="16"/>
-              </w:rPr>
-            </w:r>
-            <w:r>
-              <w:rPr>
-                <w:rFonts w:ascii="Plus Jakarta Sans" w:hAnsi="Plus Jakarta Sans" w:eastAsia="Plus Jakarta Sans"/>
-                <w:b/>
-                <w:color w:val="0B0F14"/>
-                <w:sz w:val="16"/>
-              </w:rPr>
-              <w:t>Balanced take-profit / fixed stop-loss</w:t>
-            </w:r>
-          </w:p>
-        </w:tc>
-        <w:tc>
-          <w:tcPr>
-            <w:tcW w:type="dxa" w:w="5054"/>
-            <w:vAlign w:val="center"/>
-            <w:tcMar>
-              <w:top w:w="90" w:type="dxa"/>
-              <w:start w:w="90" w:type="dxa"/>
-              <w:bottom w:w="90" w:type="dxa"/>
-              <w:end w:w="90" w:type="dxa"/>
-            </w:tcMar>
-            <w:shd w:fill="EEF4F4"/>
-          </w:tcPr>
-          <w:p>
-            <w:r>
-              <w:rPr>
-                <w:rFonts w:ascii="Plus Jakarta Sans" w:hAnsi="Plus Jakarta Sans" w:eastAsia="Plus Jakarta Sans"/>
-                <w:b w:val="0"/>
-                <w:color w:val="0B0F14"/>
-                <w:sz w:val="16"/>
-              </w:rPr>
-            </w:r>
-            <w:r>
-              <w:rPr>
-                <w:rFonts w:ascii="Plus Jakarta Sans" w:hAnsi="Plus Jakarta Sans" w:eastAsia="Plus Jakarta Sans"/>
-                <w:b w:val="0"/>
-                <w:color w:val="0B0F14"/>
-                <w:sz w:val="16"/>
-              </w:rPr>
-              <w:t>75.00% / 50.00% of initial debit</w:t>
-            </w:r>
-          </w:p>
-        </w:tc>
-      </w:tr>
-      <w:tr>
-        <w:tc>
-          <w:tcPr>
-            <w:tcW w:type="dxa" w:w="5054"/>
-            <w:vAlign w:val="center"/>
-            <w:tcMar>
-              <w:top w:w="90" w:type="dxa"/>
-              <w:start w:w="90" w:type="dxa"/>
-              <w:bottom w:w="90" w:type="dxa"/>
-              <w:end w:w="90" w:type="dxa"/>
-            </w:tcMar>
-          </w:tcPr>
-          <w:p>
-            <w:r>
-              <w:rPr>
-                <w:rFonts w:ascii="Plus Jakarta Sans" w:hAnsi="Plus Jakarta Sans" w:eastAsia="Plus Jakarta Sans"/>
-                <w:b/>
-                <w:color w:val="0B0F14"/>
-                <w:sz w:val="16"/>
-              </w:rPr>
-            </w:r>
-            <w:r>
-              <w:rPr>
-                <w:rFonts w:ascii="Plus Jakarta Sans" w:hAnsi="Plus Jakarta Sans" w:eastAsia="Plus Jakarta Sans"/>
-                <w:b/>
-                <w:color w:val="0B0F14"/>
-                <w:sz w:val="16"/>
-              </w:rPr>
-              <w:t>Authorized take-profit range</w:t>
-            </w:r>
-          </w:p>
-        </w:tc>
-        <w:tc>
-          <w:tcPr>
-            <w:tcW w:type="dxa" w:w="5054"/>
-            <w:vAlign w:val="center"/>
-            <w:tcMar>
-              <w:top w:w="90" w:type="dxa"/>
-              <w:start w:w="90" w:type="dxa"/>
-              <w:bottom w:w="90" w:type="dxa"/>
-              <w:end w:w="90" w:type="dxa"/>
-            </w:tcMar>
-          </w:tcPr>
-          <w:p>
-            <w:r>
-              <w:rPr>
-                <w:rFonts w:ascii="Plus Jakarta Sans" w:hAnsi="Plus Jakarta Sans" w:eastAsia="Plus Jakarta Sans"/>
-                <w:b w:val="0"/>
-                <w:color w:val="0B0F14"/>
-                <w:sz w:val="16"/>
-              </w:rPr>
-            </w:r>
-            <w:r>
-              <w:rPr>
-                <w:rFonts w:ascii="Plus Jakarta Sans" w:hAnsi="Plus Jakarta Sans" w:eastAsia="Plus Jakarta Sans"/>
-                <w:b w:val="0"/>
-                <w:color w:val="0B0F14"/>
-                <w:sz w:val="16"/>
-              </w:rPr>
-              <w:t>75.00% through 100.00%</w:t>
-            </w:r>
-          </w:p>
-        </w:tc>
-      </w:tr>
-      <w:tr>
-        <w:tc>
-          <w:tcPr>
-            <w:tcW w:type="dxa" w:w="5054"/>
-            <w:vAlign w:val="center"/>
-            <w:tcMar>
-              <w:top w:w="90" w:type="dxa"/>
-              <w:start w:w="90" w:type="dxa"/>
-              <w:bottom w:w="90" w:type="dxa"/>
-              <w:end w:w="90" w:type="dxa"/>
-            </w:tcMar>
-            <w:shd w:fill="EEF4F4"/>
-          </w:tcPr>
-          <w:p>
-            <w:r>
-              <w:rPr>
-                <w:rFonts w:ascii="Plus Jakarta Sans" w:hAnsi="Plus Jakarta Sans" w:eastAsia="Plus Jakarta Sans"/>
-                <w:b/>
-                <w:color w:val="0B0F14"/>
-                <w:sz w:val="16"/>
-              </w:rPr>
-            </w:r>
-            <w:r>
-              <w:rPr>
-                <w:rFonts w:ascii="Plus Jakarta Sans" w:hAnsi="Plus Jakarta Sans" w:eastAsia="Plus Jakarta Sans"/>
-                <w:b/>
-                <w:color w:val="0B0F14"/>
-                <w:sz w:val="16"/>
-              </w:rPr>
-              <w:t>DTE exit</w:t>
-            </w:r>
-          </w:p>
-        </w:tc>
-        <w:tc>
-          <w:tcPr>
-            <w:tcW w:type="dxa" w:w="5054"/>
-            <w:vAlign w:val="center"/>
-            <w:tcMar>
-              <w:top w:w="90" w:type="dxa"/>
-              <w:start w:w="90" w:type="dxa"/>
-              <w:bottom w:w="90" w:type="dxa"/>
-              <w:end w:w="90" w:type="dxa"/>
-            </w:tcMar>
-            <w:shd w:fill="EEF4F4"/>
-          </w:tcPr>
-          <w:p>
-            <w:r>
-              <w:rPr>
-                <w:rFonts w:ascii="Plus Jakarta Sans" w:hAnsi="Plus Jakarta Sans" w:eastAsia="Plus Jakarta Sans"/>
-                <w:b w:val="0"/>
-                <w:color w:val="0B0F14"/>
-                <w:sz w:val="16"/>
-              </w:rPr>
-            </w:r>
-            <w:r>
-              <w:rPr>
-                <w:rFonts w:ascii="Plus Jakarta Sans" w:hAnsi="Plus Jakarta Sans" w:eastAsia="Plus Jakarta Sans"/>
-                <w:b w:val="0"/>
-                <w:color w:val="0B0F14"/>
-                <w:sz w:val="16"/>
-              </w:rPr>
-              <w:t>7 days default; range 2 through 14 days</w:t>
-            </w:r>
-          </w:p>
-        </w:tc>
-      </w:tr>
-      <w:tr>
-        <w:tc>
-          <w:tcPr>
-            <w:tcW w:type="dxa" w:w="5054"/>
-            <w:vAlign w:val="center"/>
-            <w:tcMar>
-              <w:top w:w="90" w:type="dxa"/>
-              <w:start w:w="90" w:type="dxa"/>
-              <w:bottom w:w="90" w:type="dxa"/>
-              <w:end w:w="90" w:type="dxa"/>
-            </w:tcMar>
-          </w:tcPr>
-          <w:p>
-            <w:r>
-              <w:rPr>
-                <w:rFonts w:ascii="Plus Jakarta Sans" w:hAnsi="Plus Jakarta Sans" w:eastAsia="Plus Jakarta Sans"/>
-                <w:b/>
-                <w:color w:val="0B0F14"/>
-                <w:sz w:val="16"/>
-              </w:rPr>
-            </w:r>
-            <w:r>
-              <w:rPr>
-                <w:rFonts w:ascii="Plus Jakarta Sans" w:hAnsi="Plus Jakarta Sans" w:eastAsia="Plus Jakarta Sans"/>
-                <w:b/>
-                <w:color w:val="0B0F14"/>
-                <w:sz w:val="16"/>
-              </w:rPr>
-              <w:t>Baseline maximum hold</w:t>
-            </w:r>
-          </w:p>
-        </w:tc>
-        <w:tc>
-          <w:tcPr>
-            <w:tcW w:type="dxa" w:w="5054"/>
-            <w:vAlign w:val="center"/>
-            <w:tcMar>
-              <w:top w:w="90" w:type="dxa"/>
-              <w:start w:w="90" w:type="dxa"/>
-              <w:bottom w:w="90" w:type="dxa"/>
-              <w:end w:w="90" w:type="dxa"/>
-            </w:tcMar>
-          </w:tcPr>
-          <w:p>
-            <w:r>
-              <w:rPr>
-                <w:rFonts w:ascii="Plus Jakarta Sans" w:hAnsi="Plus Jakarta Sans" w:eastAsia="Plus Jakarta Sans"/>
-                <w:b w:val="0"/>
-                <w:color w:val="0B0F14"/>
-                <w:sz w:val="16"/>
-              </w:rPr>
-            </w:r>
-            <w:r>
-              <w:rPr>
-                <w:rFonts w:ascii="Plus Jakarta Sans" w:hAnsi="Plus Jakarta Sans" w:eastAsia="Plus Jakarta Sans"/>
-                <w:b w:val="0"/>
-                <w:color w:val="0B0F14"/>
-                <w:sz w:val="16"/>
-              </w:rPr>
-              <w:t>14 days; range 3 through 45 days</w:t>
-            </w:r>
-          </w:p>
-        </w:tc>
-      </w:tr>
-      <w:tr>
-        <w:tc>
-          <w:tcPr>
-            <w:tcW w:type="dxa" w:w="5054"/>
-            <w:vAlign w:val="center"/>
-            <w:tcMar>
-              <w:top w:w="90" w:type="dxa"/>
-              <w:start w:w="90" w:type="dxa"/>
-              <w:bottom w:w="90" w:type="dxa"/>
-              <w:end w:w="90" w:type="dxa"/>
-            </w:tcMar>
-            <w:shd w:fill="EEF4F4"/>
-          </w:tcPr>
-          <w:p>
-            <w:r>
-              <w:rPr>
-                <w:rFonts w:ascii="Plus Jakarta Sans" w:hAnsi="Plus Jakarta Sans" w:eastAsia="Plus Jakarta Sans"/>
-                <w:b/>
-                <w:color w:val="0B0F14"/>
-                <w:sz w:val="16"/>
-              </w:rPr>
-            </w:r>
-            <w:r>
-              <w:rPr>
-                <w:rFonts w:ascii="Plus Jakarta Sans" w:hAnsi="Plus Jakarta Sans" w:eastAsia="Plus Jakarta Sans"/>
-                <w:b/>
-                <w:color w:val="0B0F14"/>
-                <w:sz w:val="16"/>
-              </w:rPr>
-              <w:t>Hackathon maximum-hold override</w:t>
-            </w:r>
-          </w:p>
-        </w:tc>
-        <w:tc>
-          <w:tcPr>
-            <w:tcW w:type="dxa" w:w="5054"/>
-            <w:vAlign w:val="center"/>
-            <w:tcMar>
-              <w:top w:w="90" w:type="dxa"/>
-              <w:start w:w="90" w:type="dxa"/>
-              <w:bottom w:w="90" w:type="dxa"/>
-              <w:end w:w="90" w:type="dxa"/>
-            </w:tcMar>
-            <w:shd w:fill="EEF4F4"/>
-          </w:tcPr>
-          <w:p>
-            <w:r>
-              <w:rPr>
-                <w:rFonts w:ascii="Plus Jakarta Sans" w:hAnsi="Plus Jakarta Sans" w:eastAsia="Plus Jakarta Sans"/>
-                <w:b w:val="0"/>
-                <w:color w:val="0B0F14"/>
-                <w:sz w:val="16"/>
-              </w:rPr>
-            </w:r>
-            <w:r>
-              <w:rPr>
-                <w:rFonts w:ascii="Plus Jakarta Sans" w:hAnsi="Plus Jakarta Sans" w:eastAsia="Plus Jakarta Sans"/>
-                <w:b w:val="0"/>
-                <w:color w:val="0B0F14"/>
-                <w:sz w:val="16"/>
-              </w:rPr>
-              <w:t>4 trading days</w:t>
+              <w:t>Present Post-Analysis findings and profile suggestions for manual review</w:t>
             </w:r>
           </w:p>
         </w:tc>
@@ -2284,896 +3196,12 @@
     </w:tbl>
     <w:p>
       <w:pPr>
-        <w:spacing w:after="20"/>
+        <w:spacing w:after="40"/>
       </w:pPr>
     </w:p>
     <w:p>
       <w:r>
-        <w:t>The 14-day value is the reusable baseline holding limit. The four-trading-day value is a tighter hackathon operating override and must not overwrite or masquerade as the baseline.</w:t>
-      </w:r>
-    </w:p>
-    <w:p>
-      <w:pPr>
-        <w:pStyle w:val="Heading2"/>
-      </w:pPr>
-      <w:r>
-        <w:t>Hackathon evaluation window</w:t>
-      </w:r>
-    </w:p>
-    <w:p>
-      <w:r>
-        <w:t>The BA-authorized hackathon window starts Monday Aug 31, 2026 at 09:30 ET. Official P&amp;L is measured on total account equity at EOD Thursday Sep 3, 2026. Friday Sep 4 at 09:30 ET is only the outer window boundary. The new-entry cutoff is Wednesday Sep 2, 2026 16:00 ET, and every position is force-flattened by Thursday's close. The effective hold is the minimum of four trading days and the Thursday scoring point; 0-DTE and Sep-3 settlement exposure are blocked. These dates are represented as UTC in the versioned ruleset registry.</w:t>
-      </w:r>
-    </w:p>
-    <w:p>
-      <w:pPr>
-        <w:pStyle w:val="Heading1"/>
-      </w:pPr>
-      <w:r>
-        <w:t>AI Profiles</w:t>
-      </w:r>
-    </w:p>
-    <w:tbl>
-      <w:tblPr>
-        <w:tblStyle w:val="TableGrid"/>
-        <w:tblW w:type="auto" w:w="0"/>
-        <w:jc w:val="center"/>
-        <w:tblLook w:firstColumn="1" w:firstRow="1" w:lastColumn="0" w:lastRow="0" w:noHBand="0" w:noVBand="1" w:val="04A0"/>
-      </w:tblPr>
-      <w:tblGrid>
-        <w:gridCol w:w="2022"/>
-        <w:gridCol w:w="2022"/>
-        <w:gridCol w:w="2022"/>
-        <w:gridCol w:w="2022"/>
-        <w:gridCol w:w="2022"/>
-      </w:tblGrid>
-      <w:tr>
-        <w:trPr>
-          <w:tblHeader w:val="true"/>
-          <w:cantSplit/>
-        </w:trPr>
-        <w:tc>
-          <w:tcPr>
-            <w:tcW w:type="dxa" w:w="2022"/>
-            <w:vAlign w:val="center"/>
-            <w:tcMar>
-              <w:top w:w="90" w:type="dxa"/>
-              <w:start w:w="90" w:type="dxa"/>
-              <w:bottom w:w="90" w:type="dxa"/>
-              <w:end w:w="90" w:type="dxa"/>
-            </w:tcMar>
-            <w:shd w:fill="547D83"/>
-          </w:tcPr>
-          <w:p>
-            <w:r>
-              <w:rPr>
-                <w:rFonts w:ascii="Plus Jakarta Sans" w:hAnsi="Plus Jakarta Sans" w:eastAsia="Plus Jakarta Sans"/>
-                <w:b/>
-                <w:color w:val="FFFFFF"/>
-                <w:sz w:val="16"/>
-              </w:rPr>
-            </w:r>
-            <w:r>
-              <w:rPr>
-                <w:rFonts w:ascii="Plus Jakarta Sans" w:hAnsi="Plus Jakarta Sans" w:eastAsia="Plus Jakarta Sans"/>
-                <w:b/>
-                <w:color w:val="FFFFFF"/>
-                <w:sz w:val="16"/>
-              </w:rPr>
-              <w:t>Profile</w:t>
-            </w:r>
-          </w:p>
-        </w:tc>
-        <w:tc>
-          <w:tcPr>
-            <w:tcW w:type="dxa" w:w="2022"/>
-            <w:vAlign w:val="center"/>
-            <w:tcMar>
-              <w:top w:w="90" w:type="dxa"/>
-              <w:start w:w="90" w:type="dxa"/>
-              <w:bottom w:w="90" w:type="dxa"/>
-              <w:end w:w="90" w:type="dxa"/>
-            </w:tcMar>
-            <w:shd w:fill="547D83"/>
-          </w:tcPr>
-          <w:p>
-            <w:r>
-              <w:rPr>
-                <w:rFonts w:ascii="Plus Jakarta Sans" w:hAnsi="Plus Jakarta Sans" w:eastAsia="Plus Jakarta Sans"/>
-                <w:b/>
-                <w:color w:val="FFFFFF"/>
-                <w:sz w:val="16"/>
-              </w:rPr>
-            </w:r>
-            <w:r>
-              <w:rPr>
-                <w:rFonts w:ascii="Plus Jakarta Sans" w:hAnsi="Plus Jakarta Sans" w:eastAsia="Plus Jakarta Sans"/>
-                <w:b/>
-                <w:color w:val="FFFFFF"/>
-                <w:sz w:val="16"/>
-              </w:rPr>
-              <w:t>Target allocation</w:t>
-            </w:r>
-          </w:p>
-        </w:tc>
-        <w:tc>
-          <w:tcPr>
-            <w:tcW w:type="dxa" w:w="2022"/>
-            <w:vAlign w:val="center"/>
-            <w:tcMar>
-              <w:top w:w="90" w:type="dxa"/>
-              <w:start w:w="90" w:type="dxa"/>
-              <w:bottom w:w="90" w:type="dxa"/>
-              <w:end w:w="90" w:type="dxa"/>
-            </w:tcMar>
-            <w:shd w:fill="547D83"/>
-          </w:tcPr>
-          <w:p>
-            <w:r>
-              <w:rPr>
-                <w:rFonts w:ascii="Plus Jakarta Sans" w:hAnsi="Plus Jakarta Sans" w:eastAsia="Plus Jakarta Sans"/>
-                <w:b/>
-                <w:color w:val="FFFFFF"/>
-                <w:sz w:val="16"/>
-              </w:rPr>
-            </w:r>
-            <w:r>
-              <w:rPr>
-                <w:rFonts w:ascii="Plus Jakarta Sans" w:hAnsi="Plus Jakarta Sans" w:eastAsia="Plus Jakarta Sans"/>
-                <w:b/>
-                <w:color w:val="FFFFFF"/>
-                <w:sz w:val="16"/>
-              </w:rPr>
-              <w:t>Opportunity threshold</w:t>
-            </w:r>
-          </w:p>
-        </w:tc>
-        <w:tc>
-          <w:tcPr>
-            <w:tcW w:type="dxa" w:w="2022"/>
-            <w:vAlign w:val="center"/>
-            <w:tcMar>
-              <w:top w:w="90" w:type="dxa"/>
-              <w:start w:w="90" w:type="dxa"/>
-              <w:bottom w:w="90" w:type="dxa"/>
-              <w:end w:w="90" w:type="dxa"/>
-            </w:tcMar>
-            <w:shd w:fill="547D83"/>
-          </w:tcPr>
-          <w:p>
-            <w:r>
-              <w:rPr>
-                <w:rFonts w:ascii="Plus Jakarta Sans" w:hAnsi="Plus Jakarta Sans" w:eastAsia="Plus Jakarta Sans"/>
-                <w:b/>
-                <w:color w:val="FFFFFF"/>
-                <w:sz w:val="16"/>
-              </w:rPr>
-            </w:r>
-            <w:r>
-              <w:rPr>
-                <w:rFonts w:ascii="Plus Jakarta Sans" w:hAnsi="Plus Jakarta Sans" w:eastAsia="Plus Jakarta Sans"/>
-                <w:b/>
-                <w:color w:val="FFFFFF"/>
-                <w:sz w:val="16"/>
-              </w:rPr>
-              <w:t>Take-profit</w:t>
-            </w:r>
-          </w:p>
-        </w:tc>
-        <w:tc>
-          <w:tcPr>
-            <w:tcW w:type="dxa" w:w="2022"/>
-            <w:vAlign w:val="center"/>
-            <w:tcMar>
-              <w:top w:w="90" w:type="dxa"/>
-              <w:start w:w="90" w:type="dxa"/>
-              <w:bottom w:w="90" w:type="dxa"/>
-              <w:end w:w="90" w:type="dxa"/>
-            </w:tcMar>
-            <w:shd w:fill="547D83"/>
-          </w:tcPr>
-          <w:p>
-            <w:r>
-              <w:rPr>
-                <w:rFonts w:ascii="Plus Jakarta Sans" w:hAnsi="Plus Jakarta Sans" w:eastAsia="Plus Jakarta Sans"/>
-                <w:b/>
-                <w:color w:val="FFFFFF"/>
-                <w:sz w:val="16"/>
-              </w:rPr>
-            </w:r>
-            <w:r>
-              <w:rPr>
-                <w:rFonts w:ascii="Plus Jakarta Sans" w:hAnsi="Plus Jakarta Sans" w:eastAsia="Plus Jakarta Sans"/>
-                <w:b/>
-                <w:color w:val="FFFFFF"/>
-                <w:sz w:val="16"/>
-              </w:rPr>
-              <w:t>Stop-loss</w:t>
-            </w:r>
-          </w:p>
-        </w:tc>
-      </w:tr>
-      <w:tr>
-        <w:tc>
-          <w:tcPr>
-            <w:tcW w:type="dxa" w:w="2022"/>
-            <w:vAlign w:val="center"/>
-            <w:tcMar>
-              <w:top w:w="90" w:type="dxa"/>
-              <w:start w:w="90" w:type="dxa"/>
-              <w:bottom w:w="90" w:type="dxa"/>
-              <w:end w:w="90" w:type="dxa"/>
-            </w:tcMar>
-          </w:tcPr>
-          <w:p>
-            <w:r>
-              <w:rPr>
-                <w:rFonts w:ascii="Plus Jakarta Sans" w:hAnsi="Plus Jakarta Sans" w:eastAsia="Plus Jakarta Sans"/>
-                <w:b/>
-                <w:color w:val="0B0F14"/>
-                <w:sz w:val="16"/>
-              </w:rPr>
-            </w:r>
-            <w:r>
-              <w:rPr>
-                <w:rFonts w:ascii="Plus Jakarta Sans" w:hAnsi="Plus Jakarta Sans" w:eastAsia="Plus Jakarta Sans"/>
-                <w:b/>
-                <w:color w:val="0B0F14"/>
-                <w:sz w:val="16"/>
-              </w:rPr>
-              <w:t>Conservative</w:t>
-            </w:r>
-          </w:p>
-        </w:tc>
-        <w:tc>
-          <w:tcPr>
-            <w:tcW w:type="dxa" w:w="2022"/>
-            <w:vAlign w:val="center"/>
-            <w:tcMar>
-              <w:top w:w="90" w:type="dxa"/>
-              <w:start w:w="90" w:type="dxa"/>
-              <w:bottom w:w="90" w:type="dxa"/>
-              <w:end w:w="90" w:type="dxa"/>
-            </w:tcMar>
-          </w:tcPr>
-          <w:p>
-            <w:r>
-              <w:rPr>
-                <w:rFonts w:ascii="Plus Jakarta Sans" w:hAnsi="Plus Jakarta Sans" w:eastAsia="Plus Jakarta Sans"/>
-                <w:b w:val="0"/>
-                <w:color w:val="0B0F14"/>
-                <w:sz w:val="16"/>
-              </w:rPr>
-            </w:r>
-            <w:r>
-              <w:rPr>
-                <w:rFonts w:ascii="Plus Jakarta Sans" w:hAnsi="Plus Jakarta Sans" w:eastAsia="Plus Jakarta Sans"/>
-                <w:b w:val="0"/>
-                <w:color w:val="0B0F14"/>
-                <w:sz w:val="16"/>
-              </w:rPr>
-              <w:t>1.50%</w:t>
-            </w:r>
-          </w:p>
-        </w:tc>
-        <w:tc>
-          <w:tcPr>
-            <w:tcW w:type="dxa" w:w="2022"/>
-            <w:vAlign w:val="center"/>
-            <w:tcMar>
-              <w:top w:w="90" w:type="dxa"/>
-              <w:start w:w="90" w:type="dxa"/>
-              <w:bottom w:w="90" w:type="dxa"/>
-              <w:end w:w="90" w:type="dxa"/>
-            </w:tcMar>
-          </w:tcPr>
-          <w:p>
-            <w:r>
-              <w:rPr>
-                <w:rFonts w:ascii="Plus Jakarta Sans" w:hAnsi="Plus Jakarta Sans" w:eastAsia="Plus Jakarta Sans"/>
-                <w:b w:val="0"/>
-                <w:color w:val="0B0F14"/>
-                <w:sz w:val="16"/>
-              </w:rPr>
-            </w:r>
-            <w:r>
-              <w:rPr>
-                <w:rFonts w:ascii="Plus Jakarta Sans" w:hAnsi="Plus Jakarta Sans" w:eastAsia="Plus Jakarta Sans"/>
-                <w:b w:val="0"/>
-                <w:color w:val="0B0F14"/>
-                <w:sz w:val="16"/>
-              </w:rPr>
-              <w:t>90</w:t>
-            </w:r>
-          </w:p>
-        </w:tc>
-        <w:tc>
-          <w:tcPr>
-            <w:tcW w:type="dxa" w:w="2022"/>
-            <w:vAlign w:val="center"/>
-            <w:tcMar>
-              <w:top w:w="90" w:type="dxa"/>
-              <w:start w:w="90" w:type="dxa"/>
-              <w:bottom w:w="90" w:type="dxa"/>
-              <w:end w:w="90" w:type="dxa"/>
-            </w:tcMar>
-          </w:tcPr>
-          <w:p>
-            <w:r>
-              <w:rPr>
-                <w:rFonts w:ascii="Plus Jakarta Sans" w:hAnsi="Plus Jakarta Sans" w:eastAsia="Plus Jakarta Sans"/>
-                <w:b w:val="0"/>
-                <w:color w:val="0B0F14"/>
-                <w:sz w:val="16"/>
-              </w:rPr>
-            </w:r>
-            <w:r>
-              <w:rPr>
-                <w:rFonts w:ascii="Plus Jakarta Sans" w:hAnsi="Plus Jakarta Sans" w:eastAsia="Plus Jakarta Sans"/>
-                <w:b w:val="0"/>
-                <w:color w:val="0B0F14"/>
-                <w:sz w:val="16"/>
-              </w:rPr>
-              <w:t>75.00%</w:t>
-            </w:r>
-          </w:p>
-        </w:tc>
-        <w:tc>
-          <w:tcPr>
-            <w:tcW w:type="dxa" w:w="2022"/>
-            <w:vAlign w:val="center"/>
-            <w:tcMar>
-              <w:top w:w="90" w:type="dxa"/>
-              <w:start w:w="90" w:type="dxa"/>
-              <w:bottom w:w="90" w:type="dxa"/>
-              <w:end w:w="90" w:type="dxa"/>
-            </w:tcMar>
-          </w:tcPr>
-          <w:p>
-            <w:r>
-              <w:rPr>
-                <w:rFonts w:ascii="Plus Jakarta Sans" w:hAnsi="Plus Jakarta Sans" w:eastAsia="Plus Jakarta Sans"/>
-                <w:b w:val="0"/>
-                <w:color w:val="0B0F14"/>
-                <w:sz w:val="16"/>
-              </w:rPr>
-            </w:r>
-            <w:r>
-              <w:rPr>
-                <w:rFonts w:ascii="Plus Jakarta Sans" w:hAnsi="Plus Jakarta Sans" w:eastAsia="Plus Jakarta Sans"/>
-                <w:b w:val="0"/>
-                <w:color w:val="0B0F14"/>
-                <w:sz w:val="16"/>
-              </w:rPr>
-              <w:t>50.00% fixed</w:t>
-            </w:r>
-          </w:p>
-        </w:tc>
-      </w:tr>
-      <w:tr>
-        <w:tc>
-          <w:tcPr>
-            <w:tcW w:type="dxa" w:w="2022"/>
-            <w:vAlign w:val="center"/>
-            <w:tcMar>
-              <w:top w:w="90" w:type="dxa"/>
-              <w:start w:w="90" w:type="dxa"/>
-              <w:bottom w:w="90" w:type="dxa"/>
-              <w:end w:w="90" w:type="dxa"/>
-            </w:tcMar>
-            <w:shd w:fill="EEF4F4"/>
-          </w:tcPr>
-          <w:p>
-            <w:r>
-              <w:rPr>
-                <w:rFonts w:ascii="Plus Jakarta Sans" w:hAnsi="Plus Jakarta Sans" w:eastAsia="Plus Jakarta Sans"/>
-                <w:b/>
-                <w:color w:val="0B0F14"/>
-                <w:sz w:val="16"/>
-              </w:rPr>
-            </w:r>
-            <w:r>
-              <w:rPr>
-                <w:rFonts w:ascii="Plus Jakarta Sans" w:hAnsi="Plus Jakarta Sans" w:eastAsia="Plus Jakarta Sans"/>
-                <w:b/>
-                <w:color w:val="0B0F14"/>
-                <w:sz w:val="16"/>
-              </w:rPr>
-              <w:t>Balanced</w:t>
-            </w:r>
-          </w:p>
-        </w:tc>
-        <w:tc>
-          <w:tcPr>
-            <w:tcW w:type="dxa" w:w="2022"/>
-            <w:vAlign w:val="center"/>
-            <w:tcMar>
-              <w:top w:w="90" w:type="dxa"/>
-              <w:start w:w="90" w:type="dxa"/>
-              <w:bottom w:w="90" w:type="dxa"/>
-              <w:end w:w="90" w:type="dxa"/>
-            </w:tcMar>
-            <w:shd w:fill="EEF4F4"/>
-          </w:tcPr>
-          <w:p>
-            <w:r>
-              <w:rPr>
-                <w:rFonts w:ascii="Plus Jakarta Sans" w:hAnsi="Plus Jakarta Sans" w:eastAsia="Plus Jakarta Sans"/>
-                <w:b w:val="0"/>
-                <w:color w:val="0B0F14"/>
-                <w:sz w:val="16"/>
-              </w:rPr>
-            </w:r>
-            <w:r>
-              <w:rPr>
-                <w:rFonts w:ascii="Plus Jakarta Sans" w:hAnsi="Plus Jakarta Sans" w:eastAsia="Plus Jakarta Sans"/>
-                <w:b w:val="0"/>
-                <w:color w:val="0B0F14"/>
-                <w:sz w:val="16"/>
-              </w:rPr>
-              <w:t>2.00%</w:t>
-            </w:r>
-          </w:p>
-        </w:tc>
-        <w:tc>
-          <w:tcPr>
-            <w:tcW w:type="dxa" w:w="2022"/>
-            <w:vAlign w:val="center"/>
-            <w:tcMar>
-              <w:top w:w="90" w:type="dxa"/>
-              <w:start w:w="90" w:type="dxa"/>
-              <w:bottom w:w="90" w:type="dxa"/>
-              <w:end w:w="90" w:type="dxa"/>
-            </w:tcMar>
-            <w:shd w:fill="EEF4F4"/>
-          </w:tcPr>
-          <w:p>
-            <w:r>
-              <w:rPr>
-                <w:rFonts w:ascii="Plus Jakarta Sans" w:hAnsi="Plus Jakarta Sans" w:eastAsia="Plus Jakarta Sans"/>
-                <w:b w:val="0"/>
-                <w:color w:val="0B0F14"/>
-                <w:sz w:val="16"/>
-              </w:rPr>
-            </w:r>
-            <w:r>
-              <w:rPr>
-                <w:rFonts w:ascii="Plus Jakarta Sans" w:hAnsi="Plus Jakarta Sans" w:eastAsia="Plus Jakarta Sans"/>
-                <w:b w:val="0"/>
-                <w:color w:val="0B0F14"/>
-                <w:sz w:val="16"/>
-              </w:rPr>
-              <w:t>84</w:t>
-            </w:r>
-          </w:p>
-        </w:tc>
-        <w:tc>
-          <w:tcPr>
-            <w:tcW w:type="dxa" w:w="2022"/>
-            <w:vAlign w:val="center"/>
-            <w:tcMar>
-              <w:top w:w="90" w:type="dxa"/>
-              <w:start w:w="90" w:type="dxa"/>
-              <w:bottom w:w="90" w:type="dxa"/>
-              <w:end w:w="90" w:type="dxa"/>
-            </w:tcMar>
-            <w:shd w:fill="EEF4F4"/>
-          </w:tcPr>
-          <w:p>
-            <w:r>
-              <w:rPr>
-                <w:rFonts w:ascii="Plus Jakarta Sans" w:hAnsi="Plus Jakarta Sans" w:eastAsia="Plus Jakarta Sans"/>
-                <w:b w:val="0"/>
-                <w:color w:val="0B0F14"/>
-                <w:sz w:val="16"/>
-              </w:rPr>
-            </w:r>
-            <w:r>
-              <w:rPr>
-                <w:rFonts w:ascii="Plus Jakarta Sans" w:hAnsi="Plus Jakarta Sans" w:eastAsia="Plus Jakarta Sans"/>
-                <w:b w:val="0"/>
-                <w:color w:val="0B0F14"/>
-                <w:sz w:val="16"/>
-              </w:rPr>
-              <w:t>75.00%</w:t>
-            </w:r>
-          </w:p>
-        </w:tc>
-        <w:tc>
-          <w:tcPr>
-            <w:tcW w:type="dxa" w:w="2022"/>
-            <w:vAlign w:val="center"/>
-            <w:tcMar>
-              <w:top w:w="90" w:type="dxa"/>
-              <w:start w:w="90" w:type="dxa"/>
-              <w:bottom w:w="90" w:type="dxa"/>
-              <w:end w:w="90" w:type="dxa"/>
-            </w:tcMar>
-            <w:shd w:fill="EEF4F4"/>
-          </w:tcPr>
-          <w:p>
-            <w:r>
-              <w:rPr>
-                <w:rFonts w:ascii="Plus Jakarta Sans" w:hAnsi="Plus Jakarta Sans" w:eastAsia="Plus Jakarta Sans"/>
-                <w:b w:val="0"/>
-                <w:color w:val="0B0F14"/>
-                <w:sz w:val="16"/>
-              </w:rPr>
-            </w:r>
-            <w:r>
-              <w:rPr>
-                <w:rFonts w:ascii="Plus Jakarta Sans" w:hAnsi="Plus Jakarta Sans" w:eastAsia="Plus Jakarta Sans"/>
-                <w:b w:val="0"/>
-                <w:color w:val="0B0F14"/>
-                <w:sz w:val="16"/>
-              </w:rPr>
-              <w:t>50.00% fixed</w:t>
-            </w:r>
-          </w:p>
-        </w:tc>
-      </w:tr>
-      <w:tr>
-        <w:tc>
-          <w:tcPr>
-            <w:tcW w:type="dxa" w:w="2022"/>
-            <w:vAlign w:val="center"/>
-            <w:tcMar>
-              <w:top w:w="90" w:type="dxa"/>
-              <w:start w:w="90" w:type="dxa"/>
-              <w:bottom w:w="90" w:type="dxa"/>
-              <w:end w:w="90" w:type="dxa"/>
-            </w:tcMar>
-          </w:tcPr>
-          <w:p>
-            <w:r>
-              <w:rPr>
-                <w:rFonts w:ascii="Plus Jakarta Sans" w:hAnsi="Plus Jakarta Sans" w:eastAsia="Plus Jakarta Sans"/>
-                <w:b/>
-                <w:color w:val="0B0F14"/>
-                <w:sz w:val="16"/>
-              </w:rPr>
-            </w:r>
-            <w:r>
-              <w:rPr>
-                <w:rFonts w:ascii="Plus Jakarta Sans" w:hAnsi="Plus Jakarta Sans" w:eastAsia="Plus Jakarta Sans"/>
-                <w:b/>
-                <w:color w:val="0B0F14"/>
-                <w:sz w:val="16"/>
-              </w:rPr>
-              <w:t>Aggressive</w:t>
-            </w:r>
-          </w:p>
-        </w:tc>
-        <w:tc>
-          <w:tcPr>
-            <w:tcW w:type="dxa" w:w="2022"/>
-            <w:vAlign w:val="center"/>
-            <w:tcMar>
-              <w:top w:w="90" w:type="dxa"/>
-              <w:start w:w="90" w:type="dxa"/>
-              <w:bottom w:w="90" w:type="dxa"/>
-              <w:end w:w="90" w:type="dxa"/>
-            </w:tcMar>
-          </w:tcPr>
-          <w:p>
-            <w:r>
-              <w:rPr>
-                <w:rFonts w:ascii="Plus Jakarta Sans" w:hAnsi="Plus Jakarta Sans" w:eastAsia="Plus Jakarta Sans"/>
-                <w:b w:val="0"/>
-                <w:color w:val="0B0F14"/>
-                <w:sz w:val="16"/>
-              </w:rPr>
-            </w:r>
-            <w:r>
-              <w:rPr>
-                <w:rFonts w:ascii="Plus Jakarta Sans" w:hAnsi="Plus Jakarta Sans" w:eastAsia="Plus Jakarta Sans"/>
-                <w:b w:val="0"/>
-                <w:color w:val="0B0F14"/>
-                <w:sz w:val="16"/>
-              </w:rPr>
-              <w:t>2.50%</w:t>
-            </w:r>
-          </w:p>
-        </w:tc>
-        <w:tc>
-          <w:tcPr>
-            <w:tcW w:type="dxa" w:w="2022"/>
-            <w:vAlign w:val="center"/>
-            <w:tcMar>
-              <w:top w:w="90" w:type="dxa"/>
-              <w:start w:w="90" w:type="dxa"/>
-              <w:bottom w:w="90" w:type="dxa"/>
-              <w:end w:w="90" w:type="dxa"/>
-            </w:tcMar>
-          </w:tcPr>
-          <w:p>
-            <w:r>
-              <w:rPr>
-                <w:rFonts w:ascii="Plus Jakarta Sans" w:hAnsi="Plus Jakarta Sans" w:eastAsia="Plus Jakarta Sans"/>
-                <w:b w:val="0"/>
-                <w:color w:val="0B0F14"/>
-                <w:sz w:val="16"/>
-              </w:rPr>
-            </w:r>
-            <w:r>
-              <w:rPr>
-                <w:rFonts w:ascii="Plus Jakarta Sans" w:hAnsi="Plus Jakarta Sans" w:eastAsia="Plus Jakarta Sans"/>
-                <w:b w:val="0"/>
-                <w:color w:val="0B0F14"/>
-                <w:sz w:val="16"/>
-              </w:rPr>
-              <w:t>80</w:t>
-            </w:r>
-          </w:p>
-        </w:tc>
-        <w:tc>
-          <w:tcPr>
-            <w:tcW w:type="dxa" w:w="2022"/>
-            <w:vAlign w:val="center"/>
-            <w:tcMar>
-              <w:top w:w="90" w:type="dxa"/>
-              <w:start w:w="90" w:type="dxa"/>
-              <w:bottom w:w="90" w:type="dxa"/>
-              <w:end w:w="90" w:type="dxa"/>
-            </w:tcMar>
-          </w:tcPr>
-          <w:p>
-            <w:r>
-              <w:rPr>
-                <w:rFonts w:ascii="Plus Jakarta Sans" w:hAnsi="Plus Jakarta Sans" w:eastAsia="Plus Jakarta Sans"/>
-                <w:b w:val="0"/>
-                <w:color w:val="0B0F14"/>
-                <w:sz w:val="16"/>
-              </w:rPr>
-            </w:r>
-            <w:r>
-              <w:rPr>
-                <w:rFonts w:ascii="Plus Jakarta Sans" w:hAnsi="Plus Jakarta Sans" w:eastAsia="Plus Jakarta Sans"/>
-                <w:b w:val="0"/>
-                <w:color w:val="0B0F14"/>
-                <w:sz w:val="16"/>
-              </w:rPr>
-              <w:t>100.00%</w:t>
-            </w:r>
-          </w:p>
-        </w:tc>
-        <w:tc>
-          <w:tcPr>
-            <w:tcW w:type="dxa" w:w="2022"/>
-            <w:vAlign w:val="center"/>
-            <w:tcMar>
-              <w:top w:w="90" w:type="dxa"/>
-              <w:start w:w="90" w:type="dxa"/>
-              <w:bottom w:w="90" w:type="dxa"/>
-              <w:end w:w="90" w:type="dxa"/>
-            </w:tcMar>
-          </w:tcPr>
-          <w:p>
-            <w:r>
-              <w:rPr>
-                <w:rFonts w:ascii="Plus Jakarta Sans" w:hAnsi="Plus Jakarta Sans" w:eastAsia="Plus Jakarta Sans"/>
-                <w:b w:val="0"/>
-                <w:color w:val="0B0F14"/>
-                <w:sz w:val="16"/>
-              </w:rPr>
-            </w:r>
-            <w:r>
-              <w:rPr>
-                <w:rFonts w:ascii="Plus Jakarta Sans" w:hAnsi="Plus Jakarta Sans" w:eastAsia="Plus Jakarta Sans"/>
-                <w:b w:val="0"/>
-                <w:color w:val="0B0F14"/>
-                <w:sz w:val="16"/>
-              </w:rPr>
-              <w:t>50.00% fixed</w:t>
-            </w:r>
-          </w:p>
-        </w:tc>
-      </w:tr>
-    </w:tbl>
-    <w:p>
-      <w:pPr>
-        <w:spacing w:after="20"/>
-      </w:pPr>
-    </w:p>
-    <w:p>
-      <w:r>
-        <w:t>Post-Analysis may recommend changes only to target position size (1.50% through 2.50%), opportunity threshold (75 through 95), take-profit (75.00% through 100.00%), and the fixed 50.00% stop-loss field. The validator rejects unknown fields, incompatible versions, and out-of-bounds changes.</w:t>
-      </w:r>
-    </w:p>
-    <w:p>
-      <w:r>
-        <w:t>Manual Prescriptive mode is the only authorized activation model. The current skeleton is read-only and does not persist or activate recommendations. Automatic switching is deferred.</w:t>
-      </w:r>
-    </w:p>
-    <w:p>
-      <w:pPr>
-        <w:pStyle w:val="Heading1"/>
-      </w:pPr>
-      <w:r>
-        <w:t>Market regime and option envelope</w:t>
-      </w:r>
-    </w:p>
-    <w:p>
-      <w:r>
-        <w:t xml:space="preserve">The initial instrument envelope contains long calls, long puts, and two-leg 1:1 long call/put debit spreads. Options use whole contracts, </w:t>
-      </w:r>
-      <w:r>
-        <w:rPr>
-          <w:rFonts w:ascii="Cascadia Mono" w:hAnsi="Cascadia Mono" w:eastAsia="Cascadia Mono"/>
-          <w:b w:val="0"/>
-          <w:color w:val="0B0F14"/>
-          <w:sz w:val="18"/>
-          <w:shd w:fill="E7EEEE"/>
-        </w:rPr>
-        <w:t>day</w:t>
-      </w:r>
-      <w:r>
-        <w:t xml:space="preserve"> time in force, active OCC contracts, and no extended-hours trading. Naked shorts, credit spreads, equity legs, rolls, more than two legs, unsupported permissions, and unverified account capabilities fail closed.</w:t>
-      </w:r>
-    </w:p>
-    <w:p>
-      <w:r>
-        <w:t>When IV Rank is above 50%, the deterministic VOLATILE rule restricts proposals to 1:1 debit spreads, caps target allocation at 1.50%, and caps planned stop risk at 0.75% of equity. AI may identify context, but code applies the rule.</w:t>
-      </w:r>
-    </w:p>
-    <w:p>
-      <w:r>
-        <w:t>Every proposal requires a take-profit, fixed stop-loss, DTE exit, time exit, and thesis-invalidation path. Balanced take-profit is 75%; stop-loss is fixed at 50%.</w:t>
-      </w:r>
-    </w:p>
-    <w:p>
-      <w:pPr>
-        <w:pStyle w:val="Heading1"/>
-      </w:pPr>
-      <w:r>
-        <w:t>Authorization and execution boundary</w:t>
-      </w:r>
-    </w:p>
-    <w:p>
-      <w:r>
-        <w:t>Authorization binds proposal identifier/version/digest, ruleset and profile versions, market and portfolio snapshot digests, allowed payload digest, rule trace, decision time, and expiration. Before any future submission, execution must recheck paper mode, execution-enabled state, kill switch, authorization currency, matching payload, freshness, account permissions, buying-power inputs, contract activity, and client order ID.</w:t>
-      </w:r>
-    </w:p>
-    <w:p>
-      <w:r>
-        <w:t>Live trading is prohibited. Execution defaults off and fails closed. The current skeleton contains validation boundaries but no broker submission implementation.</w:t>
-      </w:r>
-    </w:p>
-    <w:p>
-      <w:pPr>
-        <w:pStyle w:val="Heading1"/>
-      </w:pPr>
-      <w:r>
-        <w:t>ShadowFund and learning</w:t>
-      </w:r>
-    </w:p>
-    <w:p>
-      <w:r>
-        <w:t>ShadowFund will evaluate cash/no-action, half-size, unhedged or contrarian, and declared specialist alternatives on the same market path. It records comparable net outcome, drawdown, adverse/favorable excursion, exposure duration, valuation confidence, and data completeness. Simulations must disclose limitations and never imply executable returns.</w:t>
-      </w:r>
-    </w:p>
-    <w:p>
-      <w:r>
-        <w:t>The reusable evaluation policy includes intraday and five-trading-day horizons. The hackathon configuration uses a primary four-trading-day horizon through the EOD Sep 3 scoring point while retaining the intraday view. ShadowFund never extends the scoring window or creates an execution path.</w:t>
-      </w:r>
-    </w:p>
-    <w:p>
-      <w:r>
-        <w:t>Completed evaluations may feed asynchronous Post-Analysis. Recommendations are evidence, not configuration authority.</w:t>
-      </w:r>
-    </w:p>
-    <w:p>
-      <w:pPr>
-        <w:pStyle w:val="Heading1"/>
-      </w:pPr>
-      <w:r>
-        <w:t>Data, API, and provenance</w:t>
-      </w:r>
-    </w:p>
-    <w:p>
-      <w:r>
-        <w:t>Financial and percentage values cross API boundaries as decimal strings. Timestamps are timezone-aware UTC. Contracts use closed enums, schema versions, stable identifiers, typed reason codes, and immutable authorization bindings.</w:t>
-      </w:r>
-    </w:p>
-    <w:p>
-      <w:r>
-        <w:t xml:space="preserve">The frontend uses generated OpenAPI types through one server-side adapter and forwards only the authenticated session. It preserves UTC </w:t>
-      </w:r>
-      <w:r>
-        <w:rPr>
-          <w:rFonts w:ascii="Cascadia Mono" w:hAnsi="Cascadia Mono" w:eastAsia="Cascadia Mono"/>
-          <w:b w:val="0"/>
-          <w:color w:val="0B0F14"/>
-          <w:sz w:val="18"/>
-          <w:shd w:fill="E7EEEE"/>
-        </w:rPr>
-        <w:t>from</w:t>
-      </w:r>
-      <w:r>
-        <w:t>/</w:t>
-      </w:r>
-      <w:r>
-        <w:rPr>
-          <w:rFonts w:ascii="Cascadia Mono" w:hAnsi="Cascadia Mono" w:eastAsia="Cascadia Mono"/>
-          <w:b w:val="0"/>
-          <w:color w:val="0B0F14"/>
-          <w:sz w:val="18"/>
-          <w:shd w:fill="E7EEEE"/>
-        </w:rPr>
-        <w:t>to</w:t>
-      </w:r>
-      <w:r>
-        <w:t xml:space="preserve"> URLs and stable decision IDs across overview, decisions, portfolio, alternatives, news, agents, governance, and weekly-summary routes.</w:t>
-      </w:r>
-    </w:p>
-    <w:p>
-      <w:r>
-        <w:t xml:space="preserve">Every presentation response includes </w:t>
-      </w:r>
-      <w:r>
-        <w:rPr>
-          <w:rFonts w:ascii="Cascadia Mono" w:hAnsi="Cascadia Mono" w:eastAsia="Cascadia Mono"/>
-          <w:b w:val="0"/>
-          <w:color w:val="0B0F14"/>
-          <w:sz w:val="18"/>
-          <w:shd w:fill="E7EEEE"/>
-        </w:rPr>
-        <w:t>generated_at</w:t>
-      </w:r>
-      <w:r>
-        <w:t xml:space="preserve">, </w:t>
-      </w:r>
-      <w:r>
-        <w:rPr>
-          <w:rFonts w:ascii="Cascadia Mono" w:hAnsi="Cascadia Mono" w:eastAsia="Cascadia Mono"/>
-          <w:b w:val="0"/>
-          <w:color w:val="0B0F14"/>
-          <w:sz w:val="18"/>
-          <w:shd w:fill="E7EEEE"/>
-        </w:rPr>
-        <w:t>as_of</w:t>
-      </w:r>
-      <w:r>
-        <w:t xml:space="preserve">, requested range, </w:t>
-      </w:r>
-      <w:r>
-        <w:rPr>
-          <w:rFonts w:ascii="Cascadia Mono" w:hAnsi="Cascadia Mono" w:eastAsia="Cascadia Mono"/>
-          <w:b w:val="0"/>
-          <w:color w:val="0B0F14"/>
-          <w:sz w:val="18"/>
-          <w:shd w:fill="E7EEEE"/>
-        </w:rPr>
-        <w:t>data_mode</w:t>
-      </w:r>
-      <w:r>
-        <w:t xml:space="preserve">, and fixture version. Current </w:t>
-      </w:r>
-      <w:r>
-        <w:rPr>
-          <w:rFonts w:ascii="Cascadia Mono" w:hAnsi="Cascadia Mono" w:eastAsia="Cascadia Mono"/>
-          <w:b w:val="0"/>
-          <w:color w:val="0B0F14"/>
-          <w:sz w:val="18"/>
-          <w:shd w:fill="E7EEEE"/>
-        </w:rPr>
-        <w:t>data_mode</w:t>
-      </w:r>
-      <w:r>
-        <w:t xml:space="preserve"> is always </w:t>
-      </w:r>
-      <w:r>
-        <w:rPr>
-          <w:rFonts w:ascii="Cascadia Mono" w:hAnsi="Cascadia Mono" w:eastAsia="Cascadia Mono"/>
-          <w:b w:val="0"/>
-          <w:color w:val="0B0F14"/>
-          <w:sz w:val="18"/>
-          <w:shd w:fill="E7EEEE"/>
-        </w:rPr>
-        <w:t>illustrative_fixture</w:t>
-      </w:r>
-      <w:r>
-        <w:t xml:space="preserve">. Labels </w:t>
+        <w:t xml:space="preserve">The workspace is authenticated, uses a consistent UTC date range, supports responsive layouts, and treats provenance as part of the content. Labels such as </w:t>
       </w:r>
       <w:r>
         <w:rPr>
@@ -3209,7 +3237,7 @@
         <w:t>Simulated</w:t>
       </w:r>
       <w:r>
-        <w:t xml:space="preserve"> are reserved for data that genuinely matches those sources.</w:t>
+        <w:t xml:space="preserve"> are reserved for data that genuinely came from those sources.</w:t>
       </w:r>
     </w:p>
     <w:p>
@@ -3217,12 +3245,12 @@
         <w:pStyle w:val="Heading1"/>
       </w:pPr>
       <w:r>
-        <w:t>Security and operations</w:t>
+        <w:t>Authorized operating guardrails</w:t>
       </w:r>
     </w:p>
     <w:p>
       <w:r>
-        <w:t xml:space="preserve">The backend sets an HTTP-only </w:t>
+        <w:t xml:space="preserve">The active ruleset is </w:t>
       </w:r>
       <w:r>
         <w:rPr>
@@ -3232,15 +3260,10 @@
           <w:sz w:val="18"/>
           <w:shd w:fill="E7EEEE"/>
         </w:rPr>
-        <w:t>prism_session</w:t>
+        <w:t>prism-authorized-baseline@1.0.0</w:t>
       </w:r>
       <w:r>
-        <w:t xml:space="preserve"> cookie; login does not return a token. Example passwords and session secrets are rejected outside development. The browser has no endpoint that reveals a configured login password.</w:t>
-      </w:r>
-    </w:p>
-    <w:p>
-      <w:r>
-        <w:t xml:space="preserve">Alembic owns schema creation. Compose runs a one-shot migration before FastAPI. Readiness validates required configuration and database access; liveness only reports process response. Local direct ports are 3000/8000, while base Compose defaults are 3005/8005. Production publishes Nginx only and deploys automatically after successful protected </w:t>
+        <w:t xml:space="preserve">, with Balanced as the default AI Profile. The machine-readable source is </w:t>
       </w:r>
       <w:r>
         <w:rPr>
@@ -3250,51 +3273,950 @@
           <w:sz w:val="18"/>
           <w:shd w:fill="E7EEEE"/>
         </w:rPr>
-        <w:t>main</w:t>
+        <w:t>backend/app/rules/authorized_baseline.v1.json</w:t>
       </w:r>
       <w:r>
-        <w:t xml:space="preserve"> CI; staging is separately gated.</w:t>
+        <w:t>.</w:t>
       </w:r>
+    </w:p>
+    <w:tbl>
+      <w:tblPr>
+        <w:tblStyle w:val="TableGrid"/>
+        <w:tblW w:type="dxa" w:w="9360"/>
+        <w:jc w:val="left"/>
+        <w:tblLayout w:type="fixed"/>
+        <w:tblLook w:firstColumn="1" w:firstRow="1" w:lastColumn="0" w:lastRow="0" w:noHBand="0" w:noVBand="1" w:val="04A0"/>
+        <w:tblInd w:w="120" w:type="dxa"/>
+      </w:tblPr>
+      <w:tblGrid>
+        <w:gridCol w:w="2200"/>
+        <w:gridCol w:w="7160"/>
+      </w:tblGrid>
+      <w:tr>
+        <w:trPr>
+          <w:tblHeader w:val="true"/>
+          <w:cantSplit/>
+        </w:trPr>
+        <w:tc>
+          <w:tcPr>
+            <w:tcW w:type="dxa" w:w="2200"/>
+            <w:vAlign w:val="center"/>
+            <w:tcMar>
+              <w:top w:w="80" w:type="dxa"/>
+              <w:start w:w="120" w:type="dxa"/>
+              <w:bottom w:w="80" w:type="dxa"/>
+              <w:end w:w="120" w:type="dxa"/>
+            </w:tcMar>
+            <w:shd w:fill="F2F4F7"/>
+          </w:tcPr>
+          <w:p>
+            <w:pPr>
+              <w:spacing w:before="0" w:after="0" w:line="240" w:lineRule="auto"/>
+            </w:pPr>
+            <w:r>
+              <w:rPr>
+                <w:rFonts w:ascii="Calibri" w:hAnsi="Calibri" w:eastAsia="Calibri"/>
+                <w:b/>
+                <w:color w:val="547D83"/>
+                <w:sz w:val="18"/>
+              </w:rPr>
+            </w:r>
+            <w:r>
+              <w:rPr>
+                <w:rFonts w:ascii="Calibri" w:hAnsi="Calibri" w:eastAsia="Calibri"/>
+                <w:b/>
+                <w:color w:val="547D83"/>
+                <w:sz w:val="18"/>
+              </w:rPr>
+              <w:t>Area</w:t>
+            </w:r>
+          </w:p>
+        </w:tc>
+        <w:tc>
+          <w:tcPr>
+            <w:tcW w:type="dxa" w:w="7160"/>
+            <w:vAlign w:val="center"/>
+            <w:tcMar>
+              <w:top w:w="80" w:type="dxa"/>
+              <w:start w:w="120" w:type="dxa"/>
+              <w:bottom w:w="80" w:type="dxa"/>
+              <w:end w:w="120" w:type="dxa"/>
+            </w:tcMar>
+            <w:shd w:fill="F2F4F7"/>
+          </w:tcPr>
+          <w:p>
+            <w:pPr>
+              <w:spacing w:before="0" w:after="0" w:line="240" w:lineRule="auto"/>
+            </w:pPr>
+            <w:r>
+              <w:rPr>
+                <w:rFonts w:ascii="Calibri" w:hAnsi="Calibri" w:eastAsia="Calibri"/>
+                <w:b/>
+                <w:color w:val="547D83"/>
+                <w:sz w:val="18"/>
+              </w:rPr>
+            </w:r>
+            <w:r>
+              <w:rPr>
+                <w:rFonts w:ascii="Calibri" w:hAnsi="Calibri" w:eastAsia="Calibri"/>
+                <w:b/>
+                <w:color w:val="547D83"/>
+                <w:sz w:val="18"/>
+              </w:rPr>
+              <w:t>Authorized guardrail</w:t>
+            </w:r>
+          </w:p>
+        </w:tc>
+      </w:tr>
+      <w:tr>
+        <w:tc>
+          <w:tcPr>
+            <w:tcW w:type="dxa" w:w="2200"/>
+            <w:vAlign w:val="center"/>
+            <w:tcMar>
+              <w:top w:w="80" w:type="dxa"/>
+              <w:start w:w="120" w:type="dxa"/>
+              <w:bottom w:w="80" w:type="dxa"/>
+              <w:end w:w="120" w:type="dxa"/>
+            </w:tcMar>
+          </w:tcPr>
+          <w:p>
+            <w:pPr>
+              <w:spacing w:before="0" w:after="0" w:line="240" w:lineRule="auto"/>
+            </w:pPr>
+            <w:r>
+              <w:rPr>
+                <w:rFonts w:ascii="Calibri" w:hAnsi="Calibri" w:eastAsia="Calibri"/>
+                <w:b/>
+                <w:color w:val="0B0F14"/>
+                <w:sz w:val="18"/>
+              </w:rPr>
+            </w:r>
+            <w:r>
+              <w:rPr>
+                <w:rFonts w:ascii="Calibri" w:hAnsi="Calibri" w:eastAsia="Calibri"/>
+                <w:b/>
+                <w:color w:val="0B0F14"/>
+                <w:sz w:val="18"/>
+              </w:rPr>
+              <w:t>Capital baseline</w:t>
+            </w:r>
+          </w:p>
+        </w:tc>
+        <w:tc>
+          <w:tcPr>
+            <w:tcW w:type="dxa" w:w="7160"/>
+            <w:vAlign w:val="center"/>
+            <w:tcMar>
+              <w:top w:w="80" w:type="dxa"/>
+              <w:start w:w="120" w:type="dxa"/>
+              <w:bottom w:w="80" w:type="dxa"/>
+              <w:end w:w="120" w:type="dxa"/>
+            </w:tcMar>
+          </w:tcPr>
+          <w:p>
+            <w:pPr>
+              <w:spacing w:before="0" w:after="0" w:line="240" w:lineRule="auto"/>
+            </w:pPr>
+            <w:r>
+              <w:rPr>
+                <w:rFonts w:ascii="Calibri" w:hAnsi="Calibri" w:eastAsia="Calibri"/>
+                <w:b w:val="0"/>
+                <w:color w:val="0B0F14"/>
+                <w:sz w:val="18"/>
+              </w:rPr>
+            </w:r>
+            <w:r>
+              <w:rPr>
+                <w:rFonts w:ascii="Calibri" w:hAnsi="Calibri" w:eastAsia="Calibri"/>
+                <w:b w:val="0"/>
+                <w:color w:val="0B0F14"/>
+                <w:sz w:val="18"/>
+              </w:rPr>
+              <w:t>100,000.00 USD reference baseline; not a claim about an account balance</w:t>
+            </w:r>
+          </w:p>
+        </w:tc>
+      </w:tr>
+      <w:tr>
+        <w:tc>
+          <w:tcPr>
+            <w:tcW w:type="dxa" w:w="2200"/>
+            <w:vAlign w:val="center"/>
+            <w:tcMar>
+              <w:top w:w="80" w:type="dxa"/>
+              <w:start w:w="120" w:type="dxa"/>
+              <w:bottom w:w="80" w:type="dxa"/>
+              <w:end w:w="120" w:type="dxa"/>
+            </w:tcMar>
+          </w:tcPr>
+          <w:p>
+            <w:pPr>
+              <w:spacing w:before="0" w:after="0" w:line="240" w:lineRule="auto"/>
+            </w:pPr>
+            <w:r>
+              <w:rPr>
+                <w:rFonts w:ascii="Calibri" w:hAnsi="Calibri" w:eastAsia="Calibri"/>
+                <w:b/>
+                <w:color w:val="0B0F14"/>
+                <w:sz w:val="18"/>
+              </w:rPr>
+            </w:r>
+            <w:r>
+              <w:rPr>
+                <w:rFonts w:ascii="Calibri" w:hAnsi="Calibri" w:eastAsia="Calibri"/>
+                <w:b/>
+                <w:color w:val="0B0F14"/>
+                <w:sz w:val="18"/>
+              </w:rPr>
+              <w:t>Position target</w:t>
+            </w:r>
+          </w:p>
+        </w:tc>
+        <w:tc>
+          <w:tcPr>
+            <w:tcW w:type="dxa" w:w="7160"/>
+            <w:vAlign w:val="center"/>
+            <w:tcMar>
+              <w:top w:w="80" w:type="dxa"/>
+              <w:start w:w="120" w:type="dxa"/>
+              <w:bottom w:w="80" w:type="dxa"/>
+              <w:end w:w="120" w:type="dxa"/>
+            </w:tcMar>
+          </w:tcPr>
+          <w:p>
+            <w:pPr>
+              <w:spacing w:before="0" w:after="0" w:line="240" w:lineRule="auto"/>
+            </w:pPr>
+            <w:r>
+              <w:rPr>
+                <w:rFonts w:ascii="Calibri" w:hAnsi="Calibri" w:eastAsia="Calibri"/>
+                <w:b w:val="0"/>
+                <w:color w:val="0B0F14"/>
+                <w:sz w:val="18"/>
+              </w:rPr>
+            </w:r>
+            <w:r>
+              <w:rPr>
+                <w:rFonts w:ascii="Calibri" w:hAnsi="Calibri" w:eastAsia="Calibri"/>
+                <w:b w:val="0"/>
+                <w:color w:val="0B0F14"/>
+                <w:sz w:val="18"/>
+              </w:rPr>
+              <w:t>2.00% of equity in NORMAL conditions; 1.50% maximum in VOLATILE conditions</w:t>
+            </w:r>
+          </w:p>
+        </w:tc>
+      </w:tr>
+      <w:tr>
+        <w:tc>
+          <w:tcPr>
+            <w:tcW w:type="dxa" w:w="2200"/>
+            <w:vAlign w:val="center"/>
+            <w:tcMar>
+              <w:top w:w="80" w:type="dxa"/>
+              <w:start w:w="120" w:type="dxa"/>
+              <w:bottom w:w="80" w:type="dxa"/>
+              <w:end w:w="120" w:type="dxa"/>
+            </w:tcMar>
+          </w:tcPr>
+          <w:p>
+            <w:pPr>
+              <w:spacing w:before="0" w:after="0" w:line="240" w:lineRule="auto"/>
+            </w:pPr>
+            <w:r>
+              <w:rPr>
+                <w:rFonts w:ascii="Calibri" w:hAnsi="Calibri" w:eastAsia="Calibri"/>
+                <w:b/>
+                <w:color w:val="0B0F14"/>
+                <w:sz w:val="18"/>
+              </w:rPr>
+            </w:r>
+            <w:r>
+              <w:rPr>
+                <w:rFonts w:ascii="Calibri" w:hAnsi="Calibri" w:eastAsia="Calibri"/>
+                <w:b/>
+                <w:color w:val="0B0F14"/>
+                <w:sz w:val="18"/>
+              </w:rPr>
+              <w:t>Risk per trade</w:t>
+            </w:r>
+          </w:p>
+        </w:tc>
+        <w:tc>
+          <w:tcPr>
+            <w:tcW w:type="dxa" w:w="7160"/>
+            <w:vAlign w:val="center"/>
+            <w:tcMar>
+              <w:top w:w="80" w:type="dxa"/>
+              <w:start w:w="120" w:type="dxa"/>
+              <w:bottom w:w="80" w:type="dxa"/>
+              <w:end w:w="120" w:type="dxa"/>
+            </w:tcMar>
+          </w:tcPr>
+          <w:p>
+            <w:pPr>
+              <w:spacing w:before="0" w:after="0" w:line="240" w:lineRule="auto"/>
+            </w:pPr>
+            <w:r>
+              <w:rPr>
+                <w:rFonts w:ascii="Calibri" w:hAnsi="Calibri" w:eastAsia="Calibri"/>
+                <w:b w:val="0"/>
+                <w:color w:val="0B0F14"/>
+                <w:sz w:val="18"/>
+              </w:rPr>
+            </w:r>
+            <w:r>
+              <w:rPr>
+                <w:rFonts w:ascii="Calibri" w:hAnsi="Calibri" w:eastAsia="Calibri"/>
+                <w:b w:val="0"/>
+                <w:color w:val="0B0F14"/>
+                <w:sz w:val="18"/>
+              </w:rPr>
+              <w:t>1.00% of current equity in NORMAL; 0.75% in VOLATILE</w:t>
+            </w:r>
+          </w:p>
+        </w:tc>
+      </w:tr>
+      <w:tr>
+        <w:tc>
+          <w:tcPr>
+            <w:tcW w:type="dxa" w:w="2200"/>
+            <w:vAlign w:val="center"/>
+            <w:tcMar>
+              <w:top w:w="80" w:type="dxa"/>
+              <w:start w:w="120" w:type="dxa"/>
+              <w:bottom w:w="80" w:type="dxa"/>
+              <w:end w:w="120" w:type="dxa"/>
+            </w:tcMar>
+          </w:tcPr>
+          <w:p>
+            <w:pPr>
+              <w:spacing w:before="0" w:after="0" w:line="240" w:lineRule="auto"/>
+            </w:pPr>
+            <w:r>
+              <w:rPr>
+                <w:rFonts w:ascii="Calibri" w:hAnsi="Calibri" w:eastAsia="Calibri"/>
+                <w:b/>
+                <w:color w:val="0B0F14"/>
+                <w:sz w:val="18"/>
+              </w:rPr>
+            </w:r>
+            <w:r>
+              <w:rPr>
+                <w:rFonts w:ascii="Calibri" w:hAnsi="Calibri" w:eastAsia="Calibri"/>
+                <w:b/>
+                <w:color w:val="0B0F14"/>
+                <w:sz w:val="18"/>
+              </w:rPr>
+              <w:t>Portfolio protection</w:t>
+            </w:r>
+          </w:p>
+        </w:tc>
+        <w:tc>
+          <w:tcPr>
+            <w:tcW w:type="dxa" w:w="7160"/>
+            <w:vAlign w:val="center"/>
+            <w:tcMar>
+              <w:top w:w="80" w:type="dxa"/>
+              <w:start w:w="120" w:type="dxa"/>
+              <w:bottom w:w="80" w:type="dxa"/>
+              <w:end w:w="120" w:type="dxa"/>
+            </w:tcMar>
+          </w:tcPr>
+          <w:p>
+            <w:pPr>
+              <w:spacing w:before="0" w:after="0" w:line="240" w:lineRule="auto"/>
+            </w:pPr>
+            <w:r>
+              <w:rPr>
+                <w:rFonts w:ascii="Calibri" w:hAnsi="Calibri" w:eastAsia="Calibri"/>
+                <w:b w:val="0"/>
+                <w:color w:val="0B0F14"/>
+                <w:sz w:val="18"/>
+              </w:rPr>
+            </w:r>
+            <w:r>
+              <w:rPr>
+                <w:rFonts w:ascii="Calibri" w:hAnsi="Calibri" w:eastAsia="Calibri"/>
+                <w:b w:val="0"/>
+                <w:color w:val="0B0F14"/>
+                <w:sz w:val="18"/>
+              </w:rPr>
+              <w:t>At least 5.00% cash reserve; no more than 6 open positions; modeled hard-stop risk no more than 3.00%</w:t>
+            </w:r>
+          </w:p>
+        </w:tc>
+      </w:tr>
+      <w:tr>
+        <w:tc>
+          <w:tcPr>
+            <w:tcW w:type="dxa" w:w="2200"/>
+            <w:vAlign w:val="center"/>
+            <w:tcMar>
+              <w:top w:w="80" w:type="dxa"/>
+              <w:start w:w="120" w:type="dxa"/>
+              <w:bottom w:w="80" w:type="dxa"/>
+              <w:end w:w="120" w:type="dxa"/>
+            </w:tcMar>
+          </w:tcPr>
+          <w:p>
+            <w:pPr>
+              <w:spacing w:before="0" w:after="0" w:line="240" w:lineRule="auto"/>
+            </w:pPr>
+            <w:r>
+              <w:rPr>
+                <w:rFonts w:ascii="Calibri" w:hAnsi="Calibri" w:eastAsia="Calibri"/>
+                <w:b/>
+                <w:color w:val="0B0F14"/>
+                <w:sz w:val="18"/>
+              </w:rPr>
+            </w:r>
+            <w:r>
+              <w:rPr>
+                <w:rFonts w:ascii="Calibri" w:hAnsi="Calibri" w:eastAsia="Calibri"/>
+                <w:b/>
+                <w:color w:val="0B0F14"/>
+                <w:sz w:val="18"/>
+              </w:rPr>
+              <w:t>Concentration</w:t>
+            </w:r>
+          </w:p>
+        </w:tc>
+        <w:tc>
+          <w:tcPr>
+            <w:tcW w:type="dxa" w:w="7160"/>
+            <w:vAlign w:val="center"/>
+            <w:tcMar>
+              <w:top w:w="80" w:type="dxa"/>
+              <w:start w:w="120" w:type="dxa"/>
+              <w:bottom w:w="80" w:type="dxa"/>
+              <w:end w:w="120" w:type="dxa"/>
+            </w:tcMar>
+          </w:tcPr>
+          <w:p>
+            <w:pPr>
+              <w:spacing w:before="0" w:after="0" w:line="240" w:lineRule="auto"/>
+            </w:pPr>
+            <w:r>
+              <w:rPr>
+                <w:rFonts w:ascii="Calibri" w:hAnsi="Calibri" w:eastAsia="Calibri"/>
+                <w:b w:val="0"/>
+                <w:color w:val="0B0F14"/>
+                <w:sz w:val="18"/>
+              </w:rPr>
+            </w:r>
+            <w:r>
+              <w:rPr>
+                <w:rFonts w:ascii="Calibri" w:hAnsi="Calibri" w:eastAsia="Calibri"/>
+                <w:b w:val="0"/>
+                <w:color w:val="0B0F14"/>
+                <w:sz w:val="18"/>
+              </w:rPr>
+              <w:t>Ticker 5.00%; sector 10.00%; correlated cluster 7.50% maximum</w:t>
+            </w:r>
+          </w:p>
+        </w:tc>
+      </w:tr>
+      <w:tr>
+        <w:tc>
+          <w:tcPr>
+            <w:tcW w:type="dxa" w:w="2200"/>
+            <w:vAlign w:val="center"/>
+            <w:tcMar>
+              <w:top w:w="80" w:type="dxa"/>
+              <w:start w:w="120" w:type="dxa"/>
+              <w:bottom w:w="80" w:type="dxa"/>
+              <w:end w:w="120" w:type="dxa"/>
+            </w:tcMar>
+          </w:tcPr>
+          <w:p>
+            <w:pPr>
+              <w:spacing w:before="0" w:after="0" w:line="240" w:lineRule="auto"/>
+            </w:pPr>
+            <w:r>
+              <w:rPr>
+                <w:rFonts w:ascii="Calibri" w:hAnsi="Calibri" w:eastAsia="Calibri"/>
+                <w:b/>
+                <w:color w:val="0B0F14"/>
+                <w:sz w:val="18"/>
+              </w:rPr>
+            </w:r>
+            <w:r>
+              <w:rPr>
+                <w:rFonts w:ascii="Calibri" w:hAnsi="Calibri" w:eastAsia="Calibri"/>
+                <w:b/>
+                <w:color w:val="0B0F14"/>
+                <w:sz w:val="18"/>
+              </w:rPr>
+              <w:t>Drawdown response</w:t>
+            </w:r>
+          </w:p>
+        </w:tc>
+        <w:tc>
+          <w:tcPr>
+            <w:tcW w:type="dxa" w:w="7160"/>
+            <w:vAlign w:val="center"/>
+            <w:tcMar>
+              <w:top w:w="80" w:type="dxa"/>
+              <w:start w:w="120" w:type="dxa"/>
+              <w:bottom w:w="80" w:type="dxa"/>
+              <w:end w:w="120" w:type="dxa"/>
+            </w:tcMar>
+          </w:tcPr>
+          <w:p>
+            <w:pPr>
+              <w:spacing w:before="0" w:after="0" w:line="240" w:lineRule="auto"/>
+            </w:pPr>
+            <w:r>
+              <w:rPr>
+                <w:rFonts w:ascii="Calibri" w:hAnsi="Calibri" w:eastAsia="Calibri"/>
+                <w:b w:val="0"/>
+                <w:color w:val="0B0F14"/>
+                <w:sz w:val="18"/>
+              </w:rPr>
+            </w:r>
+            <w:r>
+              <w:rPr>
+                <w:rFonts w:ascii="Calibri" w:hAnsi="Calibri" w:eastAsia="Calibri"/>
+                <w:b w:val="0"/>
+                <w:color w:val="0B0F14"/>
+                <w:sz w:val="18"/>
+              </w:rPr>
+              <w:t>CAUTION at 1.50%; DEFENSIVE at 2.25%; HALT at 3.00% start-of-day drawdown</w:t>
+            </w:r>
+          </w:p>
+        </w:tc>
+      </w:tr>
+      <w:tr>
+        <w:tc>
+          <w:tcPr>
+            <w:tcW w:type="dxa" w:w="2200"/>
+            <w:vAlign w:val="center"/>
+            <w:tcMar>
+              <w:top w:w="80" w:type="dxa"/>
+              <w:start w:w="120" w:type="dxa"/>
+              <w:bottom w:w="80" w:type="dxa"/>
+              <w:end w:w="120" w:type="dxa"/>
+            </w:tcMar>
+          </w:tcPr>
+          <w:p>
+            <w:pPr>
+              <w:spacing w:before="0" w:after="0" w:line="240" w:lineRule="auto"/>
+            </w:pPr>
+            <w:r>
+              <w:rPr>
+                <w:rFonts w:ascii="Calibri" w:hAnsi="Calibri" w:eastAsia="Calibri"/>
+                <w:b/>
+                <w:color w:val="0B0F14"/>
+                <w:sz w:val="18"/>
+              </w:rPr>
+            </w:r>
+            <w:r>
+              <w:rPr>
+                <w:rFonts w:ascii="Calibri" w:hAnsi="Calibri" w:eastAsia="Calibri"/>
+                <w:b/>
+                <w:color w:val="0B0F14"/>
+                <w:sz w:val="18"/>
+              </w:rPr>
+              <w:t>Evidence quality</w:t>
+            </w:r>
+          </w:p>
+        </w:tc>
+        <w:tc>
+          <w:tcPr>
+            <w:tcW w:type="dxa" w:w="7160"/>
+            <w:vAlign w:val="center"/>
+            <w:tcMar>
+              <w:top w:w="80" w:type="dxa"/>
+              <w:start w:w="120" w:type="dxa"/>
+              <w:bottom w:w="80" w:type="dxa"/>
+              <w:end w:w="120" w:type="dxa"/>
+            </w:tcMar>
+          </w:tcPr>
+          <w:p>
+            <w:pPr>
+              <w:spacing w:before="0" w:after="0" w:line="240" w:lineRule="auto"/>
+            </w:pPr>
+            <w:r>
+              <w:rPr>
+                <w:rFonts w:ascii="Calibri" w:hAnsi="Calibri" w:eastAsia="Calibri"/>
+                <w:b w:val="0"/>
+                <w:color w:val="0B0F14"/>
+                <w:sz w:val="18"/>
+              </w:rPr>
+            </w:r>
+            <w:r>
+              <w:rPr>
+                <w:rFonts w:ascii="Calibri" w:hAnsi="Calibri" w:eastAsia="Calibri"/>
+                <w:b w:val="0"/>
+                <w:color w:val="0B0F14"/>
+                <w:sz w:val="18"/>
+              </w:rPr>
+              <w:t>Market and evidence freshness no more than 30 seconds</w:t>
+            </w:r>
+          </w:p>
+        </w:tc>
+      </w:tr>
+      <w:tr>
+        <w:tc>
+          <w:tcPr>
+            <w:tcW w:type="dxa" w:w="2200"/>
+            <w:vAlign w:val="center"/>
+            <w:tcMar>
+              <w:top w:w="80" w:type="dxa"/>
+              <w:start w:w="120" w:type="dxa"/>
+              <w:bottom w:w="80" w:type="dxa"/>
+              <w:end w:w="120" w:type="dxa"/>
+            </w:tcMar>
+          </w:tcPr>
+          <w:p>
+            <w:pPr>
+              <w:spacing w:before="0" w:after="0" w:line="240" w:lineRule="auto"/>
+            </w:pPr>
+            <w:r>
+              <w:rPr>
+                <w:rFonts w:ascii="Calibri" w:hAnsi="Calibri" w:eastAsia="Calibri"/>
+                <w:b/>
+                <w:color w:val="0B0F14"/>
+                <w:sz w:val="18"/>
+              </w:rPr>
+            </w:r>
+            <w:r>
+              <w:rPr>
+                <w:rFonts w:ascii="Calibri" w:hAnsi="Calibri" w:eastAsia="Calibri"/>
+                <w:b/>
+                <w:color w:val="0B0F14"/>
+                <w:sz w:val="18"/>
+              </w:rPr>
+              <w:t>Execution quality</w:t>
+            </w:r>
+          </w:p>
+        </w:tc>
+        <w:tc>
+          <w:tcPr>
+            <w:tcW w:type="dxa" w:w="7160"/>
+            <w:vAlign w:val="center"/>
+            <w:tcMar>
+              <w:top w:w="80" w:type="dxa"/>
+              <w:start w:w="120" w:type="dxa"/>
+              <w:bottom w:w="80" w:type="dxa"/>
+              <w:end w:w="120" w:type="dxa"/>
+            </w:tcMar>
+          </w:tcPr>
+          <w:p>
+            <w:pPr>
+              <w:spacing w:before="0" w:after="0" w:line="240" w:lineRule="auto"/>
+            </w:pPr>
+            <w:r>
+              <w:rPr>
+                <w:rFonts w:ascii="Calibri" w:hAnsi="Calibri" w:eastAsia="Calibri"/>
+                <w:b w:val="0"/>
+                <w:color w:val="0B0F14"/>
+                <w:sz w:val="18"/>
+              </w:rPr>
+            </w:r>
+            <w:r>
+              <w:rPr>
+                <w:rFonts w:ascii="Calibri" w:hAnsi="Calibri" w:eastAsia="Calibri"/>
+                <w:b w:val="0"/>
+                <w:color w:val="0B0F14"/>
+                <w:sz w:val="18"/>
+              </w:rPr>
+              <w:t>Bid/ask spread no more than 10.00% of premium</w:t>
+            </w:r>
+          </w:p>
+        </w:tc>
+      </w:tr>
+      <w:tr>
+        <w:tc>
+          <w:tcPr>
+            <w:tcW w:type="dxa" w:w="2200"/>
+            <w:vAlign w:val="center"/>
+            <w:tcMar>
+              <w:top w:w="80" w:type="dxa"/>
+              <w:start w:w="120" w:type="dxa"/>
+              <w:bottom w:w="80" w:type="dxa"/>
+              <w:end w:w="120" w:type="dxa"/>
+            </w:tcMar>
+          </w:tcPr>
+          <w:p>
+            <w:pPr>
+              <w:spacing w:before="0" w:after="0" w:line="240" w:lineRule="auto"/>
+            </w:pPr>
+            <w:r>
+              <w:rPr>
+                <w:rFonts w:ascii="Calibri" w:hAnsi="Calibri" w:eastAsia="Calibri"/>
+                <w:b/>
+                <w:color w:val="0B0F14"/>
+                <w:sz w:val="18"/>
+              </w:rPr>
+            </w:r>
+            <w:r>
+              <w:rPr>
+                <w:rFonts w:ascii="Calibri" w:hAnsi="Calibri" w:eastAsia="Calibri"/>
+                <w:b/>
+                <w:color w:val="0B0F14"/>
+                <w:sz w:val="18"/>
+              </w:rPr>
+              <w:t>Opportunity quality</w:t>
+            </w:r>
+          </w:p>
+        </w:tc>
+        <w:tc>
+          <w:tcPr>
+            <w:tcW w:type="dxa" w:w="7160"/>
+            <w:vAlign w:val="center"/>
+            <w:tcMar>
+              <w:top w:w="80" w:type="dxa"/>
+              <w:start w:w="120" w:type="dxa"/>
+              <w:bottom w:w="80" w:type="dxa"/>
+              <w:end w:w="120" w:type="dxa"/>
+            </w:tcMar>
+          </w:tcPr>
+          <w:p>
+            <w:pPr>
+              <w:spacing w:before="0" w:after="0" w:line="240" w:lineRule="auto"/>
+            </w:pPr>
+            <w:r>
+              <w:rPr>
+                <w:rFonts w:ascii="Calibri" w:hAnsi="Calibri" w:eastAsia="Calibri"/>
+                <w:b w:val="0"/>
+                <w:color w:val="0B0F14"/>
+                <w:sz w:val="18"/>
+              </w:rPr>
+            </w:r>
+            <w:r>
+              <w:rPr>
+                <w:rFonts w:ascii="Calibri" w:hAnsi="Calibri" w:eastAsia="Calibri"/>
+                <w:b w:val="0"/>
+                <w:color w:val="0B0F14"/>
+                <w:sz w:val="18"/>
+              </w:rPr>
+              <w:t>Absolute score floor 75; Balanced threshold 84</w:t>
+            </w:r>
+          </w:p>
+        </w:tc>
+      </w:tr>
+      <w:tr>
+        <w:tc>
+          <w:tcPr>
+            <w:tcW w:type="dxa" w:w="2200"/>
+            <w:vAlign w:val="center"/>
+            <w:tcMar>
+              <w:top w:w="80" w:type="dxa"/>
+              <w:start w:w="120" w:type="dxa"/>
+              <w:bottom w:w="80" w:type="dxa"/>
+              <w:end w:w="120" w:type="dxa"/>
+            </w:tcMar>
+          </w:tcPr>
+          <w:p>
+            <w:pPr>
+              <w:spacing w:before="0" w:after="0" w:line="240" w:lineRule="auto"/>
+            </w:pPr>
+            <w:r>
+              <w:rPr>
+                <w:rFonts w:ascii="Calibri" w:hAnsi="Calibri" w:eastAsia="Calibri"/>
+                <w:b/>
+                <w:color w:val="0B0F14"/>
+                <w:sz w:val="18"/>
+              </w:rPr>
+            </w:r>
+            <w:r>
+              <w:rPr>
+                <w:rFonts w:ascii="Calibri" w:hAnsi="Calibri" w:eastAsia="Calibri"/>
+                <w:b/>
+                <w:color w:val="0B0F14"/>
+                <w:sz w:val="18"/>
+              </w:rPr>
+              <w:t>Economics</w:t>
+            </w:r>
+          </w:p>
+        </w:tc>
+        <w:tc>
+          <w:tcPr>
+            <w:tcW w:type="dxa" w:w="7160"/>
+            <w:vAlign w:val="center"/>
+            <w:tcMar>
+              <w:top w:w="80" w:type="dxa"/>
+              <w:start w:w="120" w:type="dxa"/>
+              <w:bottom w:w="80" w:type="dxa"/>
+              <w:end w:w="120" w:type="dxa"/>
+            </w:tcMar>
+          </w:tcPr>
+          <w:p>
+            <w:pPr>
+              <w:spacing w:before="0" w:after="0" w:line="240" w:lineRule="auto"/>
+            </w:pPr>
+            <w:r>
+              <w:rPr>
+                <w:rFonts w:ascii="Calibri" w:hAnsi="Calibri" w:eastAsia="Calibri"/>
+                <w:b w:val="0"/>
+                <w:color w:val="0B0F14"/>
+                <w:sz w:val="18"/>
+              </w:rPr>
+            </w:r>
+            <w:r>
+              <w:rPr>
+                <w:rFonts w:ascii="Calibri" w:hAnsi="Calibri" w:eastAsia="Calibri"/>
+                <w:b w:val="0"/>
+                <w:color w:val="0B0F14"/>
+                <w:sz w:val="18"/>
+              </w:rPr>
+              <w:t>Net expected value at least +0.15R and realistic reward/risk at least 1.50:1</w:t>
+            </w:r>
+          </w:p>
+        </w:tc>
+      </w:tr>
+      <w:tr>
+        <w:tc>
+          <w:tcPr>
+            <w:tcW w:type="dxa" w:w="2200"/>
+            <w:vAlign w:val="center"/>
+            <w:tcMar>
+              <w:top w:w="80" w:type="dxa"/>
+              <w:start w:w="120" w:type="dxa"/>
+              <w:bottom w:w="80" w:type="dxa"/>
+              <w:end w:w="120" w:type="dxa"/>
+            </w:tcMar>
+          </w:tcPr>
+          <w:p>
+            <w:pPr>
+              <w:spacing w:before="0" w:after="0" w:line="240" w:lineRule="auto"/>
+            </w:pPr>
+            <w:r>
+              <w:rPr>
+                <w:rFonts w:ascii="Calibri" w:hAnsi="Calibri" w:eastAsia="Calibri"/>
+                <w:b/>
+                <w:color w:val="0B0F14"/>
+                <w:sz w:val="18"/>
+              </w:rPr>
+            </w:r>
+            <w:r>
+              <w:rPr>
+                <w:rFonts w:ascii="Calibri" w:hAnsi="Calibri" w:eastAsia="Calibri"/>
+                <w:b/>
+                <w:color w:val="0B0F14"/>
+                <w:sz w:val="18"/>
+              </w:rPr>
+              <w:t>Standard exit</w:t>
+            </w:r>
+          </w:p>
+        </w:tc>
+        <w:tc>
+          <w:tcPr>
+            <w:tcW w:type="dxa" w:w="7160"/>
+            <w:vAlign w:val="center"/>
+            <w:tcMar>
+              <w:top w:w="80" w:type="dxa"/>
+              <w:start w:w="120" w:type="dxa"/>
+              <w:bottom w:w="80" w:type="dxa"/>
+              <w:end w:w="120" w:type="dxa"/>
+            </w:tcMar>
+          </w:tcPr>
+          <w:p>
+            <w:pPr>
+              <w:spacing w:before="0" w:after="0" w:line="240" w:lineRule="auto"/>
+            </w:pPr>
+            <w:r>
+              <w:rPr>
+                <w:rFonts w:ascii="Calibri" w:hAnsi="Calibri" w:eastAsia="Calibri"/>
+                <w:b w:val="0"/>
+                <w:color w:val="0B0F14"/>
+                <w:sz w:val="18"/>
+              </w:rPr>
+            </w:r>
+            <w:r>
+              <w:rPr>
+                <w:rFonts w:ascii="Calibri" w:hAnsi="Calibri" w:eastAsia="Calibri"/>
+                <w:b w:val="0"/>
+                <w:color w:val="0B0F14"/>
+                <w:sz w:val="18"/>
+              </w:rPr>
+              <w:t>Balanced take-profit 75.00%; fixed stop-loss 50.00%; DTE exit default 7 days</w:t>
+            </w:r>
+          </w:p>
+        </w:tc>
+      </w:tr>
+      <w:tr>
+        <w:tc>
+          <w:tcPr>
+            <w:tcW w:type="dxa" w:w="2200"/>
+            <w:vAlign w:val="center"/>
+            <w:tcMar>
+              <w:top w:w="80" w:type="dxa"/>
+              <w:start w:w="120" w:type="dxa"/>
+              <w:bottom w:w="80" w:type="dxa"/>
+              <w:end w:w="120" w:type="dxa"/>
+            </w:tcMar>
+          </w:tcPr>
+          <w:p>
+            <w:pPr>
+              <w:spacing w:before="0" w:after="0" w:line="240" w:lineRule="auto"/>
+            </w:pPr>
+            <w:r>
+              <w:rPr>
+                <w:rFonts w:ascii="Calibri" w:hAnsi="Calibri" w:eastAsia="Calibri"/>
+                <w:b/>
+                <w:color w:val="0B0F14"/>
+                <w:sz w:val="18"/>
+              </w:rPr>
+            </w:r>
+            <w:r>
+              <w:rPr>
+                <w:rFonts w:ascii="Calibri" w:hAnsi="Calibri" w:eastAsia="Calibri"/>
+                <w:b/>
+                <w:color w:val="0B0F14"/>
+                <w:sz w:val="18"/>
+              </w:rPr>
+              <w:t>Holding period</w:t>
+            </w:r>
+          </w:p>
+        </w:tc>
+        <w:tc>
+          <w:tcPr>
+            <w:tcW w:type="dxa" w:w="7160"/>
+            <w:vAlign w:val="center"/>
+            <w:tcMar>
+              <w:top w:w="80" w:type="dxa"/>
+              <w:start w:w="120" w:type="dxa"/>
+              <w:bottom w:w="80" w:type="dxa"/>
+              <w:end w:w="120" w:type="dxa"/>
+            </w:tcMar>
+          </w:tcPr>
+          <w:p>
+            <w:pPr>
+              <w:spacing w:before="0" w:after="0" w:line="240" w:lineRule="auto"/>
+            </w:pPr>
+            <w:r>
+              <w:rPr>
+                <w:rFonts w:ascii="Calibri" w:hAnsi="Calibri" w:eastAsia="Calibri"/>
+                <w:b w:val="0"/>
+                <w:color w:val="0B0F14"/>
+                <w:sz w:val="18"/>
+              </w:rPr>
+            </w:r>
+            <w:r>
+              <w:rPr>
+                <w:rFonts w:ascii="Calibri" w:hAnsi="Calibri" w:eastAsia="Calibri"/>
+                <w:b w:val="0"/>
+                <w:color w:val="0B0F14"/>
+                <w:sz w:val="18"/>
+              </w:rPr>
+              <w:t>Reusable baseline 14 days; separate hackathon override 4 trading days</w:t>
+            </w:r>
+          </w:p>
+        </w:tc>
+      </w:tr>
+    </w:tbl>
+    <w:p>
+      <w:pPr>
+        <w:spacing w:after="40"/>
+      </w:pPr>
     </w:p>
     <w:p>
       <w:r>
-        <w:t>Provider errors are classified and redacted. The implemented news, deterministic quantitative, and market-reaction endpoints run non-authoritative research with structured validation, bounded provider reads, and non-blocking classified retries. Quantitative output is a typed technical report and never an authorization signal.</w:t>
-      </w:r>
-    </w:p>
-    <w:p>
-      <w:pPr>
-        <w:pStyle w:val="Heading1"/>
-      </w:pPr>
-      <w:r>
-        <w:t>Frontend concept</w:t>
-      </w:r>
-    </w:p>
-    <w:p>
-      <w:r>
-        <w:t>PRISM presents an authenticated, story-first journal rather than raw infrastructure entities. Core surfaces are Overview, Decision Stories, Portfolio, Alternatives, News, Agents, Governance, and Weekly Summary. Each surface handles loading, error, empty, and success states and preserves keyboard access, focus visibility, responsive navigation, and WCAG 2.2 AA contrast.</w:t>
-      </w:r>
-    </w:p>
-    <w:p>
-      <w:r>
-        <w:t>The visual skeleton uses Plus Jakarta Sans, monospace tabular financial values, obsidian/specular-glass surfaces, mineral teal, and stable spectral identities for the seven specialists. Decorative polish remains frontend-developer work; data boundaries and authority semantics do not.</w:t>
-      </w:r>
-    </w:p>
-    <w:p>
-      <w:r>
-        <w:t>Governance is read-only. Weekly Summary shows bounded Post-Analysis recommendations awaiting manual review and provides no threshold mutation or automatic activation path.</w:t>
-      </w:r>
-    </w:p>
-    <w:p>
-      <w:pPr>
-        <w:pStyle w:val="Heading2"/>
-      </w:pPr>
-      <w:r>
-        <w:t>Market Tracker</w:t>
-      </w:r>
-    </w:p>
-    <w:p>
-      <w:r>
-        <w:t xml:space="preserve">Market Tracker is an authenticated Inspect surface for a future interactive price/time chart, symbol watchlist, timeframe controls, and activity overlays. Its skeleton is intentionally provider-free: it preserves the shared UTC range and default </w:t>
+        <w:t xml:space="preserve">The initial instrument scope is deliberately narrow: long calls, long puts, and two-leg 1:1 long call or put debit spreads. Options use whole contracts, </w:t>
       </w:r>
       <w:r>
         <w:rPr>
@@ -3304,88 +4226,15 @@
           <w:sz w:val="18"/>
           <w:shd w:fill="E7EEEE"/>
         </w:rPr>
-        <w:t>1Day</w:t>
+        <w:t>day</w:t>
       </w:r>
       <w:r>
-        <w:t xml:space="preserve"> timeframe, but shows an explicit integration-deferred state with no fabricated symbols, prices, positions, orders, fills, or provider claims. Future overlays distinguish confirmed </w:t>
+        <w:t xml:space="preserve"> time in force, active contracts, and no extended-hours trading. Naked shorts, credit spreads, equity legs, rolls, unsupported permissions, and unverified account capabilities are rejected.</w:t>
       </w:r>
+    </w:p>
+    <w:p>
       <w:r>
-        <w:rPr>
-          <w:rFonts w:ascii="Cascadia Mono" w:hAnsi="Cascadia Mono" w:eastAsia="Cascadia Mono"/>
-          <w:b w:val="0"/>
-          <w:color w:val="0B0F14"/>
-          <w:sz w:val="18"/>
-          <w:shd w:fill="E7EEEE"/>
-        </w:rPr>
-        <w:t>fill</w:t>
-      </w:r>
-      <w:r>
-        <w:t xml:space="preserve">, </w:t>
-      </w:r>
-      <w:r>
-        <w:rPr>
-          <w:rFonts w:ascii="Cascadia Mono" w:hAnsi="Cascadia Mono" w:eastAsia="Cascadia Mono"/>
-          <w:b w:val="0"/>
-          <w:color w:val="0B0F14"/>
-          <w:sz w:val="18"/>
-          <w:shd w:fill="E7EEEE"/>
-        </w:rPr>
-        <w:t>order</w:t>
-      </w:r>
-      <w:r>
-        <w:t xml:space="preserve">, </w:t>
-      </w:r>
-      <w:r>
-        <w:rPr>
-          <w:rFonts w:ascii="Cascadia Mono" w:hAnsi="Cascadia Mono" w:eastAsia="Cascadia Mono"/>
-          <w:b w:val="0"/>
-          <w:color w:val="0B0F14"/>
-          <w:sz w:val="18"/>
-          <w:shd w:fill="E7EEEE"/>
-        </w:rPr>
-        <w:t>proposal</w:t>
-      </w:r>
-      <w:r>
-        <w:t xml:space="preserve">, </w:t>
-      </w:r>
-      <w:r>
-        <w:rPr>
-          <w:rFonts w:ascii="Cascadia Mono" w:hAnsi="Cascadia Mono" w:eastAsia="Cascadia Mono"/>
-          <w:b w:val="0"/>
-          <w:color w:val="0B0F14"/>
-          <w:sz w:val="18"/>
-          <w:shd w:fill="E7EEEE"/>
-        </w:rPr>
-        <w:t>decision</w:t>
-      </w:r>
-      <w:r>
-        <w:t xml:space="preserve">, </w:t>
-      </w:r>
-      <w:r>
-        <w:rPr>
-          <w:rFonts w:ascii="Cascadia Mono" w:hAnsi="Cascadia Mono" w:eastAsia="Cascadia Mono"/>
-          <w:b w:val="0"/>
-          <w:color w:val="0B0F14"/>
-          <w:sz w:val="18"/>
-          <w:shd w:fill="E7EEEE"/>
-        </w:rPr>
-        <w:t>no_trade</w:t>
-      </w:r>
-      <w:r>
-        <w:t xml:space="preserve">, and </w:t>
-      </w:r>
-      <w:r>
-        <w:rPr>
-          <w:rFonts w:ascii="Cascadia Mono" w:hAnsi="Cascadia Mono" w:eastAsia="Cascadia Mono"/>
-          <w:b w:val="0"/>
-          <w:color w:val="0B0F14"/>
-          <w:sz w:val="18"/>
-          <w:shd w:fill="E7EEEE"/>
-        </w:rPr>
-        <w:t>shadow</w:t>
-      </w:r>
-      <w:r>
-        <w:t xml:space="preserve"> events; only confirmed fills qualify as actual trades. The planned flow remains Browser -&gt; authenticated Next.js server adapter -&gt; FastAPI -&gt; server-only Alpaca and persisted PRISM repositories. Historical bars and snapshots are the first future milestone, followed by server-owned streams and reconciliation; the browser never receives provider credentials.</w:t>
+        <w:t>When IV Rank is above 50%, deterministic policy requires a defined-risk 1:1 debit spread and applies the tighter volatile allocation and risk caps.</w:t>
       </w:r>
     </w:p>
     <w:p>
@@ -3393,127 +4242,1252 @@
         <w:pStyle w:val="Heading1"/>
       </w:pPr>
       <w:r>
-        <w:t>Delivery scope</w:t>
+        <w:t>Hackathon operating window</w:t>
+      </w:r>
+    </w:p>
+    <w:p>
+      <w:r>
+        <w:t>The fixed hackathon window is separate from the reusable baseline rules.</w:t>
+      </w:r>
+    </w:p>
+    <w:tbl>
+      <w:tblPr>
+        <w:tblStyle w:val="TableGrid"/>
+        <w:tblW w:type="dxa" w:w="9360"/>
+        <w:jc w:val="left"/>
+        <w:tblLayout w:type="fixed"/>
+        <w:tblLook w:firstColumn="1" w:firstRow="1" w:lastColumn="0" w:lastRow="0" w:noHBand="0" w:noVBand="1" w:val="04A0"/>
+        <w:tblInd w:w="120" w:type="dxa"/>
+      </w:tblPr>
+      <w:tblGrid>
+        <w:gridCol w:w="2200"/>
+        <w:gridCol w:w="7160"/>
+      </w:tblGrid>
+      <w:tr>
+        <w:trPr>
+          <w:tblHeader w:val="true"/>
+          <w:cantSplit/>
+        </w:trPr>
+        <w:tc>
+          <w:tcPr>
+            <w:tcW w:type="dxa" w:w="2200"/>
+            <w:vAlign w:val="center"/>
+            <w:tcMar>
+              <w:top w:w="80" w:type="dxa"/>
+              <w:start w:w="120" w:type="dxa"/>
+              <w:bottom w:w="80" w:type="dxa"/>
+              <w:end w:w="120" w:type="dxa"/>
+            </w:tcMar>
+            <w:shd w:fill="F2F4F7"/>
+          </w:tcPr>
+          <w:p>
+            <w:pPr>
+              <w:spacing w:before="0" w:after="0" w:line="240" w:lineRule="auto"/>
+            </w:pPr>
+            <w:r>
+              <w:rPr>
+                <w:rFonts w:ascii="Calibri" w:hAnsi="Calibri" w:eastAsia="Calibri"/>
+                <w:b/>
+                <w:color w:val="547D83"/>
+                <w:sz w:val="18"/>
+              </w:rPr>
+            </w:r>
+            <w:r>
+              <w:rPr>
+                <w:rFonts w:ascii="Calibri" w:hAnsi="Calibri" w:eastAsia="Calibri"/>
+                <w:b/>
+                <w:color w:val="547D83"/>
+                <w:sz w:val="18"/>
+              </w:rPr>
+              <w:t>Control</w:t>
+            </w:r>
+          </w:p>
+        </w:tc>
+        <w:tc>
+          <w:tcPr>
+            <w:tcW w:type="dxa" w:w="7160"/>
+            <w:vAlign w:val="center"/>
+            <w:tcMar>
+              <w:top w:w="80" w:type="dxa"/>
+              <w:start w:w="120" w:type="dxa"/>
+              <w:bottom w:w="80" w:type="dxa"/>
+              <w:end w:w="120" w:type="dxa"/>
+            </w:tcMar>
+            <w:shd w:fill="F2F4F7"/>
+          </w:tcPr>
+          <w:p>
+            <w:pPr>
+              <w:spacing w:before="0" w:after="0" w:line="240" w:lineRule="auto"/>
+            </w:pPr>
+            <w:r>
+              <w:rPr>
+                <w:rFonts w:ascii="Calibri" w:hAnsi="Calibri" w:eastAsia="Calibri"/>
+                <w:b/>
+                <w:color w:val="547D83"/>
+                <w:sz w:val="18"/>
+              </w:rPr>
+            </w:r>
+            <w:r>
+              <w:rPr>
+                <w:rFonts w:ascii="Calibri" w:hAnsi="Calibri" w:eastAsia="Calibri"/>
+                <w:b/>
+                <w:color w:val="547D83"/>
+                <w:sz w:val="18"/>
+              </w:rPr>
+              <w:t>Authorized time and meaning</w:t>
+            </w:r>
+          </w:p>
+        </w:tc>
+      </w:tr>
+      <w:tr>
+        <w:tc>
+          <w:tcPr>
+            <w:tcW w:type="dxa" w:w="2200"/>
+            <w:vAlign w:val="center"/>
+            <w:tcMar>
+              <w:top w:w="80" w:type="dxa"/>
+              <w:start w:w="120" w:type="dxa"/>
+              <w:bottom w:w="80" w:type="dxa"/>
+              <w:end w:w="120" w:type="dxa"/>
+            </w:tcMar>
+          </w:tcPr>
+          <w:p>
+            <w:pPr>
+              <w:spacing w:before="0" w:after="0" w:line="240" w:lineRule="auto"/>
+            </w:pPr>
+            <w:r>
+              <w:rPr>
+                <w:rFonts w:ascii="Calibri" w:hAnsi="Calibri" w:eastAsia="Calibri"/>
+                <w:b/>
+                <w:color w:val="0B0F14"/>
+                <w:sz w:val="18"/>
+              </w:rPr>
+            </w:r>
+            <w:r>
+              <w:rPr>
+                <w:rFonts w:ascii="Calibri" w:hAnsi="Calibri" w:eastAsia="Calibri"/>
+                <w:b/>
+                <w:color w:val="0B0F14"/>
+                <w:sz w:val="18"/>
+              </w:rPr>
+              <w:t>Trading start</w:t>
+            </w:r>
+          </w:p>
+        </w:tc>
+        <w:tc>
+          <w:tcPr>
+            <w:tcW w:type="dxa" w:w="7160"/>
+            <w:vAlign w:val="center"/>
+            <w:tcMar>
+              <w:top w:w="80" w:type="dxa"/>
+              <w:start w:w="120" w:type="dxa"/>
+              <w:bottom w:w="80" w:type="dxa"/>
+              <w:end w:w="120" w:type="dxa"/>
+            </w:tcMar>
+          </w:tcPr>
+          <w:p>
+            <w:pPr>
+              <w:spacing w:before="0" w:after="0" w:line="240" w:lineRule="auto"/>
+            </w:pPr>
+            <w:r>
+              <w:rPr>
+                <w:rFonts w:ascii="Calibri" w:hAnsi="Calibri" w:eastAsia="Calibri"/>
+                <w:b w:val="0"/>
+                <w:color w:val="0B0F14"/>
+                <w:sz w:val="18"/>
+              </w:rPr>
+            </w:r>
+            <w:r>
+              <w:rPr>
+                <w:rFonts w:ascii="Calibri" w:hAnsi="Calibri" w:eastAsia="Calibri"/>
+                <w:b w:val="0"/>
+                <w:color w:val="0B0F14"/>
+                <w:sz w:val="18"/>
+              </w:rPr>
+              <w:t>Monday Aug 31, 2026 at 09:30 ET</w:t>
+            </w:r>
+          </w:p>
+        </w:tc>
+      </w:tr>
+      <w:tr>
+        <w:tc>
+          <w:tcPr>
+            <w:tcW w:type="dxa" w:w="2200"/>
+            <w:vAlign w:val="center"/>
+            <w:tcMar>
+              <w:top w:w="80" w:type="dxa"/>
+              <w:start w:w="120" w:type="dxa"/>
+              <w:bottom w:w="80" w:type="dxa"/>
+              <w:end w:w="120" w:type="dxa"/>
+            </w:tcMar>
+          </w:tcPr>
+          <w:p>
+            <w:pPr>
+              <w:spacing w:before="0" w:after="0" w:line="240" w:lineRule="auto"/>
+            </w:pPr>
+            <w:r>
+              <w:rPr>
+                <w:rFonts w:ascii="Calibri" w:hAnsi="Calibri" w:eastAsia="Calibri"/>
+                <w:b/>
+                <w:color w:val="0B0F14"/>
+                <w:sz w:val="18"/>
+              </w:rPr>
+            </w:r>
+            <w:r>
+              <w:rPr>
+                <w:rFonts w:ascii="Calibri" w:hAnsi="Calibri" w:eastAsia="Calibri"/>
+                <w:b/>
+                <w:color w:val="0B0F14"/>
+                <w:sz w:val="18"/>
+              </w:rPr>
+              <w:t>New-entry cutoff</w:t>
+            </w:r>
+          </w:p>
+        </w:tc>
+        <w:tc>
+          <w:tcPr>
+            <w:tcW w:type="dxa" w:w="7160"/>
+            <w:vAlign w:val="center"/>
+            <w:tcMar>
+              <w:top w:w="80" w:type="dxa"/>
+              <w:start w:w="120" w:type="dxa"/>
+              <w:bottom w:w="80" w:type="dxa"/>
+              <w:end w:w="120" w:type="dxa"/>
+            </w:tcMar>
+          </w:tcPr>
+          <w:p>
+            <w:pPr>
+              <w:spacing w:before="0" w:after="0" w:line="240" w:lineRule="auto"/>
+            </w:pPr>
+            <w:r>
+              <w:rPr>
+                <w:rFonts w:ascii="Calibri" w:hAnsi="Calibri" w:eastAsia="Calibri"/>
+                <w:b w:val="0"/>
+                <w:color w:val="0B0F14"/>
+                <w:sz w:val="18"/>
+              </w:rPr>
+            </w:r>
+            <w:r>
+              <w:rPr>
+                <w:rFonts w:ascii="Calibri" w:hAnsi="Calibri" w:eastAsia="Calibri"/>
+                <w:b w:val="0"/>
+                <w:color w:val="0B0F14"/>
+                <w:sz w:val="18"/>
+              </w:rPr>
+              <w:t>Wednesday Sep 2, 2026 at 16:00 ET; no new positions after the close</w:t>
+            </w:r>
+          </w:p>
+        </w:tc>
+      </w:tr>
+      <w:tr>
+        <w:tc>
+          <w:tcPr>
+            <w:tcW w:type="dxa" w:w="2200"/>
+            <w:vAlign w:val="center"/>
+            <w:tcMar>
+              <w:top w:w="80" w:type="dxa"/>
+              <w:start w:w="120" w:type="dxa"/>
+              <w:bottom w:w="80" w:type="dxa"/>
+              <w:end w:w="120" w:type="dxa"/>
+            </w:tcMar>
+          </w:tcPr>
+          <w:p>
+            <w:pPr>
+              <w:spacing w:before="0" w:after="0" w:line="240" w:lineRule="auto"/>
+            </w:pPr>
+            <w:r>
+              <w:rPr>
+                <w:rFonts w:ascii="Calibri" w:hAnsi="Calibri" w:eastAsia="Calibri"/>
+                <w:b/>
+                <w:color w:val="0B0F14"/>
+                <w:sz w:val="18"/>
+              </w:rPr>
+            </w:r>
+            <w:r>
+              <w:rPr>
+                <w:rFonts w:ascii="Calibri" w:hAnsi="Calibri" w:eastAsia="Calibri"/>
+                <w:b/>
+                <w:color w:val="0B0F14"/>
+                <w:sz w:val="18"/>
+              </w:rPr>
+              <w:t>Official scoring and force-flatten</w:t>
+            </w:r>
+          </w:p>
+        </w:tc>
+        <w:tc>
+          <w:tcPr>
+            <w:tcW w:type="dxa" w:w="7160"/>
+            <w:vAlign w:val="center"/>
+            <w:tcMar>
+              <w:top w:w="80" w:type="dxa"/>
+              <w:start w:w="120" w:type="dxa"/>
+              <w:bottom w:w="80" w:type="dxa"/>
+              <w:end w:w="120" w:type="dxa"/>
+            </w:tcMar>
+          </w:tcPr>
+          <w:p>
+            <w:pPr>
+              <w:spacing w:before="0" w:after="0" w:line="240" w:lineRule="auto"/>
+            </w:pPr>
+            <w:r>
+              <w:rPr>
+                <w:rFonts w:ascii="Calibri" w:hAnsi="Calibri" w:eastAsia="Calibri"/>
+                <w:b w:val="0"/>
+                <w:color w:val="0B0F14"/>
+                <w:sz w:val="18"/>
+              </w:rPr>
+            </w:r>
+            <w:r>
+              <w:rPr>
+                <w:rFonts w:ascii="Calibri" w:hAnsi="Calibri" w:eastAsia="Calibri"/>
+                <w:b w:val="0"/>
+                <w:color w:val="0B0F14"/>
+                <w:sz w:val="18"/>
+              </w:rPr>
+              <w:t>EOD Thursday Sep 3, 2026; close all positions and score total account equity</w:t>
+            </w:r>
+          </w:p>
+        </w:tc>
+      </w:tr>
+      <w:tr>
+        <w:tc>
+          <w:tcPr>
+            <w:tcW w:type="dxa" w:w="2200"/>
+            <w:vAlign w:val="center"/>
+            <w:tcMar>
+              <w:top w:w="80" w:type="dxa"/>
+              <w:start w:w="120" w:type="dxa"/>
+              <w:bottom w:w="80" w:type="dxa"/>
+              <w:end w:w="120" w:type="dxa"/>
+            </w:tcMar>
+          </w:tcPr>
+          <w:p>
+            <w:pPr>
+              <w:spacing w:before="0" w:after="0" w:line="240" w:lineRule="auto"/>
+            </w:pPr>
+            <w:r>
+              <w:rPr>
+                <w:rFonts w:ascii="Calibri" w:hAnsi="Calibri" w:eastAsia="Calibri"/>
+                <w:b/>
+                <w:color w:val="0B0F14"/>
+                <w:sz w:val="18"/>
+              </w:rPr>
+            </w:r>
+            <w:r>
+              <w:rPr>
+                <w:rFonts w:ascii="Calibri" w:hAnsi="Calibri" w:eastAsia="Calibri"/>
+                <w:b/>
+                <w:color w:val="0B0F14"/>
+                <w:sz w:val="18"/>
+              </w:rPr>
+              <w:t>Outer boundary</w:t>
+            </w:r>
+          </w:p>
+        </w:tc>
+        <w:tc>
+          <w:tcPr>
+            <w:tcW w:type="dxa" w:w="7160"/>
+            <w:vAlign w:val="center"/>
+            <w:tcMar>
+              <w:top w:w="80" w:type="dxa"/>
+              <w:start w:w="120" w:type="dxa"/>
+              <w:bottom w:w="80" w:type="dxa"/>
+              <w:end w:w="120" w:type="dxa"/>
+            </w:tcMar>
+          </w:tcPr>
+          <w:p>
+            <w:pPr>
+              <w:spacing w:before="0" w:after="0" w:line="240" w:lineRule="auto"/>
+            </w:pPr>
+            <w:r>
+              <w:rPr>
+                <w:rFonts w:ascii="Calibri" w:hAnsi="Calibri" w:eastAsia="Calibri"/>
+                <w:b w:val="0"/>
+                <w:color w:val="0B0F14"/>
+                <w:sz w:val="18"/>
+              </w:rPr>
+            </w:r>
+            <w:r>
+              <w:rPr>
+                <w:rFonts w:ascii="Calibri" w:hAnsi="Calibri" w:eastAsia="Calibri"/>
+                <w:b w:val="0"/>
+                <w:color w:val="0B0F14"/>
+                <w:sz w:val="18"/>
+              </w:rPr>
+              <w:t>Friday Sep 4, 2026 at 09:30 ET; a window edge only, not extra holding or scoring time</w:t>
+            </w:r>
+          </w:p>
+        </w:tc>
+      </w:tr>
+    </w:tbl>
+    <w:p>
+      <w:pPr>
+        <w:spacing w:after="40"/>
+      </w:pPr>
+    </w:p>
+    <w:p>
+      <w:r>
+        <w:t>The new-entry cutoff preserves enough time for positions to be managed before scoring. The effective hold is the earlier of 4 trading days or the Sep 3 scoring point. Take-profit, fixed stop-loss, DTE, thesis invalidation, and the block on settlement exposure may close a position sooner.</w:t>
       </w:r>
     </w:p>
     <w:p>
       <w:pPr>
-        <w:pStyle w:val="Heading2"/>
+        <w:pStyle w:val="Heading1"/>
       </w:pPr>
       <w:r>
-        <w:t>Implemented skeleton</w:t>
+        <w:t>AI Profiles and controlled learning</w:t>
+      </w:r>
+    </w:p>
+    <w:p>
+      <w:r>
+        <w:t>AI Profiles express strategy preference inside non-negotiable rules. They cannot weaken a hard safety limit.</w:t>
+      </w:r>
+    </w:p>
+    <w:tbl>
+      <w:tblPr>
+        <w:tblStyle w:val="TableGrid"/>
+        <w:tblW w:type="dxa" w:w="9360"/>
+        <w:jc w:val="left"/>
+        <w:tblLayout w:type="fixed"/>
+        <w:tblLook w:firstColumn="1" w:firstRow="1" w:lastColumn="0" w:lastRow="0" w:noHBand="0" w:noVBand="1" w:val="04A0"/>
+        <w:tblInd w:w="120" w:type="dxa"/>
+      </w:tblPr>
+      <w:tblGrid>
+        <w:gridCol w:w="1600"/>
+        <w:gridCol w:w="1900"/>
+        <w:gridCol w:w="2200"/>
+        <w:gridCol w:w="1800"/>
+        <w:gridCol w:w="1860"/>
+      </w:tblGrid>
+      <w:tr>
+        <w:trPr>
+          <w:tblHeader w:val="true"/>
+          <w:cantSplit/>
+        </w:trPr>
+        <w:tc>
+          <w:tcPr>
+            <w:tcW w:type="dxa" w:w="1600"/>
+            <w:vAlign w:val="center"/>
+            <w:tcMar>
+              <w:top w:w="80" w:type="dxa"/>
+              <w:start w:w="120" w:type="dxa"/>
+              <w:bottom w:w="80" w:type="dxa"/>
+              <w:end w:w="120" w:type="dxa"/>
+            </w:tcMar>
+            <w:shd w:fill="F2F4F7"/>
+          </w:tcPr>
+          <w:p>
+            <w:pPr>
+              <w:spacing w:before="0" w:after="0" w:line="240" w:lineRule="auto"/>
+            </w:pPr>
+            <w:r>
+              <w:rPr>
+                <w:rFonts w:ascii="Calibri" w:hAnsi="Calibri" w:eastAsia="Calibri"/>
+                <w:b/>
+                <w:color w:val="547D83"/>
+                <w:sz w:val="18"/>
+              </w:rPr>
+            </w:r>
+            <w:r>
+              <w:rPr>
+                <w:rFonts w:ascii="Calibri" w:hAnsi="Calibri" w:eastAsia="Calibri"/>
+                <w:b/>
+                <w:color w:val="547D83"/>
+                <w:sz w:val="18"/>
+              </w:rPr>
+              <w:t>Profile</w:t>
+            </w:r>
+          </w:p>
+        </w:tc>
+        <w:tc>
+          <w:tcPr>
+            <w:tcW w:type="dxa" w:w="1900"/>
+            <w:vAlign w:val="center"/>
+            <w:tcMar>
+              <w:top w:w="80" w:type="dxa"/>
+              <w:start w:w="120" w:type="dxa"/>
+              <w:bottom w:w="80" w:type="dxa"/>
+              <w:end w:w="120" w:type="dxa"/>
+            </w:tcMar>
+            <w:shd w:fill="F2F4F7"/>
+          </w:tcPr>
+          <w:p>
+            <w:pPr>
+              <w:spacing w:before="0" w:after="0" w:line="240" w:lineRule="auto"/>
+            </w:pPr>
+            <w:r>
+              <w:rPr>
+                <w:rFonts w:ascii="Calibri" w:hAnsi="Calibri" w:eastAsia="Calibri"/>
+                <w:b/>
+                <w:color w:val="547D83"/>
+                <w:sz w:val="18"/>
+              </w:rPr>
+            </w:r>
+            <w:r>
+              <w:rPr>
+                <w:rFonts w:ascii="Calibri" w:hAnsi="Calibri" w:eastAsia="Calibri"/>
+                <w:b/>
+                <w:color w:val="547D83"/>
+                <w:sz w:val="18"/>
+              </w:rPr>
+              <w:t>Target allocation</w:t>
+            </w:r>
+          </w:p>
+        </w:tc>
+        <w:tc>
+          <w:tcPr>
+            <w:tcW w:type="dxa" w:w="2200"/>
+            <w:vAlign w:val="center"/>
+            <w:tcMar>
+              <w:top w:w="80" w:type="dxa"/>
+              <w:start w:w="120" w:type="dxa"/>
+              <w:bottom w:w="80" w:type="dxa"/>
+              <w:end w:w="120" w:type="dxa"/>
+            </w:tcMar>
+            <w:shd w:fill="F2F4F7"/>
+          </w:tcPr>
+          <w:p>
+            <w:pPr>
+              <w:spacing w:before="0" w:after="0" w:line="240" w:lineRule="auto"/>
+            </w:pPr>
+            <w:r>
+              <w:rPr>
+                <w:rFonts w:ascii="Calibri" w:hAnsi="Calibri" w:eastAsia="Calibri"/>
+                <w:b/>
+                <w:color w:val="547D83"/>
+                <w:sz w:val="18"/>
+              </w:rPr>
+            </w:r>
+            <w:r>
+              <w:rPr>
+                <w:rFonts w:ascii="Calibri" w:hAnsi="Calibri" w:eastAsia="Calibri"/>
+                <w:b/>
+                <w:color w:val="547D83"/>
+                <w:sz w:val="18"/>
+              </w:rPr>
+              <w:t>Opportunity threshold</w:t>
+            </w:r>
+          </w:p>
+        </w:tc>
+        <w:tc>
+          <w:tcPr>
+            <w:tcW w:type="dxa" w:w="1800"/>
+            <w:vAlign w:val="center"/>
+            <w:tcMar>
+              <w:top w:w="80" w:type="dxa"/>
+              <w:start w:w="120" w:type="dxa"/>
+              <w:bottom w:w="80" w:type="dxa"/>
+              <w:end w:w="120" w:type="dxa"/>
+            </w:tcMar>
+            <w:shd w:fill="F2F4F7"/>
+          </w:tcPr>
+          <w:p>
+            <w:pPr>
+              <w:spacing w:before="0" w:after="0" w:line="240" w:lineRule="auto"/>
+            </w:pPr>
+            <w:r>
+              <w:rPr>
+                <w:rFonts w:ascii="Calibri" w:hAnsi="Calibri" w:eastAsia="Calibri"/>
+                <w:b/>
+                <w:color w:val="547D83"/>
+                <w:sz w:val="18"/>
+              </w:rPr>
+            </w:r>
+            <w:r>
+              <w:rPr>
+                <w:rFonts w:ascii="Calibri" w:hAnsi="Calibri" w:eastAsia="Calibri"/>
+                <w:b/>
+                <w:color w:val="547D83"/>
+                <w:sz w:val="18"/>
+              </w:rPr>
+              <w:t>Take-profit</w:t>
+            </w:r>
+          </w:p>
+        </w:tc>
+        <w:tc>
+          <w:tcPr>
+            <w:tcW w:type="dxa" w:w="1860"/>
+            <w:vAlign w:val="center"/>
+            <w:tcMar>
+              <w:top w:w="80" w:type="dxa"/>
+              <w:start w:w="120" w:type="dxa"/>
+              <w:bottom w:w="80" w:type="dxa"/>
+              <w:end w:w="120" w:type="dxa"/>
+            </w:tcMar>
+            <w:shd w:fill="F2F4F7"/>
+          </w:tcPr>
+          <w:p>
+            <w:pPr>
+              <w:spacing w:before="0" w:after="0" w:line="240" w:lineRule="auto"/>
+            </w:pPr>
+            <w:r>
+              <w:rPr>
+                <w:rFonts w:ascii="Calibri" w:hAnsi="Calibri" w:eastAsia="Calibri"/>
+                <w:b/>
+                <w:color w:val="547D83"/>
+                <w:sz w:val="18"/>
+              </w:rPr>
+            </w:r>
+            <w:r>
+              <w:rPr>
+                <w:rFonts w:ascii="Calibri" w:hAnsi="Calibri" w:eastAsia="Calibri"/>
+                <w:b/>
+                <w:color w:val="547D83"/>
+                <w:sz w:val="18"/>
+              </w:rPr>
+              <w:t>Stop-loss</w:t>
+            </w:r>
+          </w:p>
+        </w:tc>
+      </w:tr>
+      <w:tr>
+        <w:tc>
+          <w:tcPr>
+            <w:tcW w:type="dxa" w:w="1600"/>
+            <w:vAlign w:val="center"/>
+            <w:tcMar>
+              <w:top w:w="80" w:type="dxa"/>
+              <w:start w:w="120" w:type="dxa"/>
+              <w:bottom w:w="80" w:type="dxa"/>
+              <w:end w:w="120" w:type="dxa"/>
+            </w:tcMar>
+          </w:tcPr>
+          <w:p>
+            <w:pPr>
+              <w:spacing w:before="0" w:after="0" w:line="240" w:lineRule="auto"/>
+            </w:pPr>
+            <w:r>
+              <w:rPr>
+                <w:rFonts w:ascii="Calibri" w:hAnsi="Calibri" w:eastAsia="Calibri"/>
+                <w:b/>
+                <w:color w:val="0B0F14"/>
+                <w:sz w:val="18"/>
+              </w:rPr>
+            </w:r>
+            <w:r>
+              <w:rPr>
+                <w:rFonts w:ascii="Calibri" w:hAnsi="Calibri" w:eastAsia="Calibri"/>
+                <w:b/>
+                <w:color w:val="0B0F14"/>
+                <w:sz w:val="18"/>
+              </w:rPr>
+              <w:t>Conservative</w:t>
+            </w:r>
+          </w:p>
+        </w:tc>
+        <w:tc>
+          <w:tcPr>
+            <w:tcW w:type="dxa" w:w="1900"/>
+            <w:vAlign w:val="center"/>
+            <w:tcMar>
+              <w:top w:w="80" w:type="dxa"/>
+              <w:start w:w="120" w:type="dxa"/>
+              <w:bottom w:w="80" w:type="dxa"/>
+              <w:end w:w="120" w:type="dxa"/>
+            </w:tcMar>
+          </w:tcPr>
+          <w:p>
+            <w:pPr>
+              <w:spacing w:before="0" w:after="0" w:line="240" w:lineRule="auto"/>
+            </w:pPr>
+            <w:r>
+              <w:rPr>
+                <w:rFonts w:ascii="Calibri" w:hAnsi="Calibri" w:eastAsia="Calibri"/>
+                <w:b w:val="0"/>
+                <w:color w:val="0B0F14"/>
+                <w:sz w:val="18"/>
+              </w:rPr>
+            </w:r>
+            <w:r>
+              <w:rPr>
+                <w:rFonts w:ascii="Calibri" w:hAnsi="Calibri" w:eastAsia="Calibri"/>
+                <w:b w:val="0"/>
+                <w:color w:val="0B0F14"/>
+                <w:sz w:val="18"/>
+              </w:rPr>
+              <w:t>1.50%</w:t>
+            </w:r>
+          </w:p>
+        </w:tc>
+        <w:tc>
+          <w:tcPr>
+            <w:tcW w:type="dxa" w:w="2200"/>
+            <w:vAlign w:val="center"/>
+            <w:tcMar>
+              <w:top w:w="80" w:type="dxa"/>
+              <w:start w:w="120" w:type="dxa"/>
+              <w:bottom w:w="80" w:type="dxa"/>
+              <w:end w:w="120" w:type="dxa"/>
+            </w:tcMar>
+          </w:tcPr>
+          <w:p>
+            <w:pPr>
+              <w:spacing w:before="0" w:after="0" w:line="240" w:lineRule="auto"/>
+            </w:pPr>
+            <w:r>
+              <w:rPr>
+                <w:rFonts w:ascii="Calibri" w:hAnsi="Calibri" w:eastAsia="Calibri"/>
+                <w:b w:val="0"/>
+                <w:color w:val="0B0F14"/>
+                <w:sz w:val="18"/>
+              </w:rPr>
+            </w:r>
+            <w:r>
+              <w:rPr>
+                <w:rFonts w:ascii="Calibri" w:hAnsi="Calibri" w:eastAsia="Calibri"/>
+                <w:b w:val="0"/>
+                <w:color w:val="0B0F14"/>
+                <w:sz w:val="18"/>
+              </w:rPr>
+              <w:t>90</w:t>
+            </w:r>
+          </w:p>
+        </w:tc>
+        <w:tc>
+          <w:tcPr>
+            <w:tcW w:type="dxa" w:w="1800"/>
+            <w:vAlign w:val="center"/>
+            <w:tcMar>
+              <w:top w:w="80" w:type="dxa"/>
+              <w:start w:w="120" w:type="dxa"/>
+              <w:bottom w:w="80" w:type="dxa"/>
+              <w:end w:w="120" w:type="dxa"/>
+            </w:tcMar>
+          </w:tcPr>
+          <w:p>
+            <w:pPr>
+              <w:spacing w:before="0" w:after="0" w:line="240" w:lineRule="auto"/>
+            </w:pPr>
+            <w:r>
+              <w:rPr>
+                <w:rFonts w:ascii="Calibri" w:hAnsi="Calibri" w:eastAsia="Calibri"/>
+                <w:b w:val="0"/>
+                <w:color w:val="0B0F14"/>
+                <w:sz w:val="18"/>
+              </w:rPr>
+            </w:r>
+            <w:r>
+              <w:rPr>
+                <w:rFonts w:ascii="Calibri" w:hAnsi="Calibri" w:eastAsia="Calibri"/>
+                <w:b w:val="0"/>
+                <w:color w:val="0B0F14"/>
+                <w:sz w:val="18"/>
+              </w:rPr>
+              <w:t>75.00%</w:t>
+            </w:r>
+          </w:p>
+        </w:tc>
+        <w:tc>
+          <w:tcPr>
+            <w:tcW w:type="dxa" w:w="1860"/>
+            <w:vAlign w:val="center"/>
+            <w:tcMar>
+              <w:top w:w="80" w:type="dxa"/>
+              <w:start w:w="120" w:type="dxa"/>
+              <w:bottom w:w="80" w:type="dxa"/>
+              <w:end w:w="120" w:type="dxa"/>
+            </w:tcMar>
+          </w:tcPr>
+          <w:p>
+            <w:pPr>
+              <w:spacing w:before="0" w:after="0" w:line="240" w:lineRule="auto"/>
+            </w:pPr>
+            <w:r>
+              <w:rPr>
+                <w:rFonts w:ascii="Calibri" w:hAnsi="Calibri" w:eastAsia="Calibri"/>
+                <w:b w:val="0"/>
+                <w:color w:val="0B0F14"/>
+                <w:sz w:val="18"/>
+              </w:rPr>
+            </w:r>
+            <w:r>
+              <w:rPr>
+                <w:rFonts w:ascii="Calibri" w:hAnsi="Calibri" w:eastAsia="Calibri"/>
+                <w:b w:val="0"/>
+                <w:color w:val="0B0F14"/>
+                <w:sz w:val="18"/>
+              </w:rPr>
+              <w:t>50.00% fixed</w:t>
+            </w:r>
+          </w:p>
+        </w:tc>
+      </w:tr>
+      <w:tr>
+        <w:tc>
+          <w:tcPr>
+            <w:tcW w:type="dxa" w:w="1600"/>
+            <w:vAlign w:val="center"/>
+            <w:tcMar>
+              <w:top w:w="80" w:type="dxa"/>
+              <w:start w:w="120" w:type="dxa"/>
+              <w:bottom w:w="80" w:type="dxa"/>
+              <w:end w:w="120" w:type="dxa"/>
+            </w:tcMar>
+          </w:tcPr>
+          <w:p>
+            <w:pPr>
+              <w:spacing w:before="0" w:after="0" w:line="240" w:lineRule="auto"/>
+            </w:pPr>
+            <w:r>
+              <w:rPr>
+                <w:rFonts w:ascii="Calibri" w:hAnsi="Calibri" w:eastAsia="Calibri"/>
+                <w:b/>
+                <w:color w:val="0B0F14"/>
+                <w:sz w:val="18"/>
+              </w:rPr>
+            </w:r>
+            <w:r>
+              <w:rPr>
+                <w:rFonts w:ascii="Calibri" w:hAnsi="Calibri" w:eastAsia="Calibri"/>
+                <w:b/>
+                <w:color w:val="0B0F14"/>
+                <w:sz w:val="18"/>
+              </w:rPr>
+              <w:t>Balanced</w:t>
+            </w:r>
+          </w:p>
+        </w:tc>
+        <w:tc>
+          <w:tcPr>
+            <w:tcW w:type="dxa" w:w="1900"/>
+            <w:vAlign w:val="center"/>
+            <w:tcMar>
+              <w:top w:w="80" w:type="dxa"/>
+              <w:start w:w="120" w:type="dxa"/>
+              <w:bottom w:w="80" w:type="dxa"/>
+              <w:end w:w="120" w:type="dxa"/>
+            </w:tcMar>
+          </w:tcPr>
+          <w:p>
+            <w:pPr>
+              <w:spacing w:before="0" w:after="0" w:line="240" w:lineRule="auto"/>
+            </w:pPr>
+            <w:r>
+              <w:rPr>
+                <w:rFonts w:ascii="Calibri" w:hAnsi="Calibri" w:eastAsia="Calibri"/>
+                <w:b w:val="0"/>
+                <w:color w:val="0B0F14"/>
+                <w:sz w:val="18"/>
+              </w:rPr>
+            </w:r>
+            <w:r>
+              <w:rPr>
+                <w:rFonts w:ascii="Calibri" w:hAnsi="Calibri" w:eastAsia="Calibri"/>
+                <w:b w:val="0"/>
+                <w:color w:val="0B0F14"/>
+                <w:sz w:val="18"/>
+              </w:rPr>
+              <w:t>2.00%</w:t>
+            </w:r>
+          </w:p>
+        </w:tc>
+        <w:tc>
+          <w:tcPr>
+            <w:tcW w:type="dxa" w:w="2200"/>
+            <w:vAlign w:val="center"/>
+            <w:tcMar>
+              <w:top w:w="80" w:type="dxa"/>
+              <w:start w:w="120" w:type="dxa"/>
+              <w:bottom w:w="80" w:type="dxa"/>
+              <w:end w:w="120" w:type="dxa"/>
+            </w:tcMar>
+          </w:tcPr>
+          <w:p>
+            <w:pPr>
+              <w:spacing w:before="0" w:after="0" w:line="240" w:lineRule="auto"/>
+            </w:pPr>
+            <w:r>
+              <w:rPr>
+                <w:rFonts w:ascii="Calibri" w:hAnsi="Calibri" w:eastAsia="Calibri"/>
+                <w:b w:val="0"/>
+                <w:color w:val="0B0F14"/>
+                <w:sz w:val="18"/>
+              </w:rPr>
+            </w:r>
+            <w:r>
+              <w:rPr>
+                <w:rFonts w:ascii="Calibri" w:hAnsi="Calibri" w:eastAsia="Calibri"/>
+                <w:b w:val="0"/>
+                <w:color w:val="0B0F14"/>
+                <w:sz w:val="18"/>
+              </w:rPr>
+              <w:t>84</w:t>
+            </w:r>
+          </w:p>
+        </w:tc>
+        <w:tc>
+          <w:tcPr>
+            <w:tcW w:type="dxa" w:w="1800"/>
+            <w:vAlign w:val="center"/>
+            <w:tcMar>
+              <w:top w:w="80" w:type="dxa"/>
+              <w:start w:w="120" w:type="dxa"/>
+              <w:bottom w:w="80" w:type="dxa"/>
+              <w:end w:w="120" w:type="dxa"/>
+            </w:tcMar>
+          </w:tcPr>
+          <w:p>
+            <w:pPr>
+              <w:spacing w:before="0" w:after="0" w:line="240" w:lineRule="auto"/>
+            </w:pPr>
+            <w:r>
+              <w:rPr>
+                <w:rFonts w:ascii="Calibri" w:hAnsi="Calibri" w:eastAsia="Calibri"/>
+                <w:b w:val="0"/>
+                <w:color w:val="0B0F14"/>
+                <w:sz w:val="18"/>
+              </w:rPr>
+            </w:r>
+            <w:r>
+              <w:rPr>
+                <w:rFonts w:ascii="Calibri" w:hAnsi="Calibri" w:eastAsia="Calibri"/>
+                <w:b w:val="0"/>
+                <w:color w:val="0B0F14"/>
+                <w:sz w:val="18"/>
+              </w:rPr>
+              <w:t>75.00%</w:t>
+            </w:r>
+          </w:p>
+        </w:tc>
+        <w:tc>
+          <w:tcPr>
+            <w:tcW w:type="dxa" w:w="1860"/>
+            <w:vAlign w:val="center"/>
+            <w:tcMar>
+              <w:top w:w="80" w:type="dxa"/>
+              <w:start w:w="120" w:type="dxa"/>
+              <w:bottom w:w="80" w:type="dxa"/>
+              <w:end w:w="120" w:type="dxa"/>
+            </w:tcMar>
+          </w:tcPr>
+          <w:p>
+            <w:pPr>
+              <w:spacing w:before="0" w:after="0" w:line="240" w:lineRule="auto"/>
+            </w:pPr>
+            <w:r>
+              <w:rPr>
+                <w:rFonts w:ascii="Calibri" w:hAnsi="Calibri" w:eastAsia="Calibri"/>
+                <w:b w:val="0"/>
+                <w:color w:val="0B0F14"/>
+                <w:sz w:val="18"/>
+              </w:rPr>
+            </w:r>
+            <w:r>
+              <w:rPr>
+                <w:rFonts w:ascii="Calibri" w:hAnsi="Calibri" w:eastAsia="Calibri"/>
+                <w:b w:val="0"/>
+                <w:color w:val="0B0F14"/>
+                <w:sz w:val="18"/>
+              </w:rPr>
+              <w:t>50.00% fixed</w:t>
+            </w:r>
+          </w:p>
+        </w:tc>
+      </w:tr>
+      <w:tr>
+        <w:tc>
+          <w:tcPr>
+            <w:tcW w:type="dxa" w:w="1600"/>
+            <w:vAlign w:val="center"/>
+            <w:tcMar>
+              <w:top w:w="80" w:type="dxa"/>
+              <w:start w:w="120" w:type="dxa"/>
+              <w:bottom w:w="80" w:type="dxa"/>
+              <w:end w:w="120" w:type="dxa"/>
+            </w:tcMar>
+          </w:tcPr>
+          <w:p>
+            <w:pPr>
+              <w:spacing w:before="0" w:after="0" w:line="240" w:lineRule="auto"/>
+            </w:pPr>
+            <w:r>
+              <w:rPr>
+                <w:rFonts w:ascii="Calibri" w:hAnsi="Calibri" w:eastAsia="Calibri"/>
+                <w:b/>
+                <w:color w:val="0B0F14"/>
+                <w:sz w:val="18"/>
+              </w:rPr>
+            </w:r>
+            <w:r>
+              <w:rPr>
+                <w:rFonts w:ascii="Calibri" w:hAnsi="Calibri" w:eastAsia="Calibri"/>
+                <w:b/>
+                <w:color w:val="0B0F14"/>
+                <w:sz w:val="18"/>
+              </w:rPr>
+              <w:t>Aggressive</w:t>
+            </w:r>
+          </w:p>
+        </w:tc>
+        <w:tc>
+          <w:tcPr>
+            <w:tcW w:type="dxa" w:w="1900"/>
+            <w:vAlign w:val="center"/>
+            <w:tcMar>
+              <w:top w:w="80" w:type="dxa"/>
+              <w:start w:w="120" w:type="dxa"/>
+              <w:bottom w:w="80" w:type="dxa"/>
+              <w:end w:w="120" w:type="dxa"/>
+            </w:tcMar>
+          </w:tcPr>
+          <w:p>
+            <w:pPr>
+              <w:spacing w:before="0" w:after="0" w:line="240" w:lineRule="auto"/>
+            </w:pPr>
+            <w:r>
+              <w:rPr>
+                <w:rFonts w:ascii="Calibri" w:hAnsi="Calibri" w:eastAsia="Calibri"/>
+                <w:b w:val="0"/>
+                <w:color w:val="0B0F14"/>
+                <w:sz w:val="18"/>
+              </w:rPr>
+            </w:r>
+            <w:r>
+              <w:rPr>
+                <w:rFonts w:ascii="Calibri" w:hAnsi="Calibri" w:eastAsia="Calibri"/>
+                <w:b w:val="0"/>
+                <w:color w:val="0B0F14"/>
+                <w:sz w:val="18"/>
+              </w:rPr>
+              <w:t>2.50%</w:t>
+            </w:r>
+          </w:p>
+        </w:tc>
+        <w:tc>
+          <w:tcPr>
+            <w:tcW w:type="dxa" w:w="2200"/>
+            <w:vAlign w:val="center"/>
+            <w:tcMar>
+              <w:top w:w="80" w:type="dxa"/>
+              <w:start w:w="120" w:type="dxa"/>
+              <w:bottom w:w="80" w:type="dxa"/>
+              <w:end w:w="120" w:type="dxa"/>
+            </w:tcMar>
+          </w:tcPr>
+          <w:p>
+            <w:pPr>
+              <w:spacing w:before="0" w:after="0" w:line="240" w:lineRule="auto"/>
+            </w:pPr>
+            <w:r>
+              <w:rPr>
+                <w:rFonts w:ascii="Calibri" w:hAnsi="Calibri" w:eastAsia="Calibri"/>
+                <w:b w:val="0"/>
+                <w:color w:val="0B0F14"/>
+                <w:sz w:val="18"/>
+              </w:rPr>
+            </w:r>
+            <w:r>
+              <w:rPr>
+                <w:rFonts w:ascii="Calibri" w:hAnsi="Calibri" w:eastAsia="Calibri"/>
+                <w:b w:val="0"/>
+                <w:color w:val="0B0F14"/>
+                <w:sz w:val="18"/>
+              </w:rPr>
+              <w:t>80</w:t>
+            </w:r>
+          </w:p>
+        </w:tc>
+        <w:tc>
+          <w:tcPr>
+            <w:tcW w:type="dxa" w:w="1800"/>
+            <w:vAlign w:val="center"/>
+            <w:tcMar>
+              <w:top w:w="80" w:type="dxa"/>
+              <w:start w:w="120" w:type="dxa"/>
+              <w:bottom w:w="80" w:type="dxa"/>
+              <w:end w:w="120" w:type="dxa"/>
+            </w:tcMar>
+          </w:tcPr>
+          <w:p>
+            <w:pPr>
+              <w:spacing w:before="0" w:after="0" w:line="240" w:lineRule="auto"/>
+            </w:pPr>
+            <w:r>
+              <w:rPr>
+                <w:rFonts w:ascii="Calibri" w:hAnsi="Calibri" w:eastAsia="Calibri"/>
+                <w:b w:val="0"/>
+                <w:color w:val="0B0F14"/>
+                <w:sz w:val="18"/>
+              </w:rPr>
+            </w:r>
+            <w:r>
+              <w:rPr>
+                <w:rFonts w:ascii="Calibri" w:hAnsi="Calibri" w:eastAsia="Calibri"/>
+                <w:b w:val="0"/>
+                <w:color w:val="0B0F14"/>
+                <w:sz w:val="18"/>
+              </w:rPr>
+              <w:t>100.00%</w:t>
+            </w:r>
+          </w:p>
+        </w:tc>
+        <w:tc>
+          <w:tcPr>
+            <w:tcW w:type="dxa" w:w="1860"/>
+            <w:vAlign w:val="center"/>
+            <w:tcMar>
+              <w:top w:w="80" w:type="dxa"/>
+              <w:start w:w="120" w:type="dxa"/>
+              <w:bottom w:w="80" w:type="dxa"/>
+              <w:end w:w="120" w:type="dxa"/>
+            </w:tcMar>
+          </w:tcPr>
+          <w:p>
+            <w:pPr>
+              <w:spacing w:before="0" w:after="0" w:line="240" w:lineRule="auto"/>
+            </w:pPr>
+            <w:r>
+              <w:rPr>
+                <w:rFonts w:ascii="Calibri" w:hAnsi="Calibri" w:eastAsia="Calibri"/>
+                <w:b w:val="0"/>
+                <w:color w:val="0B0F14"/>
+                <w:sz w:val="18"/>
+              </w:rPr>
+            </w:r>
+            <w:r>
+              <w:rPr>
+                <w:rFonts w:ascii="Calibri" w:hAnsi="Calibri" w:eastAsia="Calibri"/>
+                <w:b w:val="0"/>
+                <w:color w:val="0B0F14"/>
+                <w:sz w:val="18"/>
+              </w:rPr>
+              <w:t>50.00% fixed</w:t>
+            </w:r>
+          </w:p>
+        </w:tc>
+      </w:tr>
+    </w:tbl>
+    <w:p>
+      <w:pPr>
+        <w:spacing w:after="40"/>
+      </w:pPr>
+    </w:p>
+    <w:p>
+      <w:r>
+        <w:t>Post-Analysis may recommend changes only to target size, opportunity threshold, take-profit, and the fixed stop-loss field. Recommendations must stay within authorized bounds, pass deterministic validation, and receive manual review. Automatic profile switching is not authorized.</w:t>
       </w:r>
     </w:p>
     <w:p>
       <w:pPr>
-        <w:pStyle w:val="ListBullet"/>
+        <w:pStyle w:val="Heading1"/>
       </w:pPr>
       <w:r>
-        <w:t>versioned BA registry and typed profile/ruleset contracts;</w:t>
+        <w:t>Technology and trust boundaries</w:t>
+      </w:r>
+    </w:p>
+    <w:p>
+      <w:r>
+        <w:t>The product uses a Next.js web application, a FastAPI backend, PostgreSQL with Alembic migrations, and optional Redis caching. Alpaca and LLM providers sit behind server-side adapters.</w:t>
       </w:r>
     </w:p>
     <w:p>
       <w:pPr>
-        <w:pStyle w:val="ListBullet"/>
+        <w:pStyle w:val="PRISMCode"/>
+        <w:keepLines/>
+        <w:shd w:fill="EEF4F4"/>
       </w:pPr>
       <w:r>
-        <w:t>FastAPI-generated OpenAPI paths and generated TypeScript;</w:t>
+        <w:rPr>
+          <w:rFonts w:ascii="Cascadia Mono" w:hAnsi="Cascadia Mono" w:eastAsia="Cascadia Mono"/>
+          <w:b w:val="0"/>
+          <w:color w:val="0B0F14"/>
+          <w:sz w:val="17"/>
+        </w:rPr>
+        <w:t>operator browser</w:t>
+        <w:br/>
+        <w:t xml:space="preserve">  -&gt; authenticated Next.js server</w:t>
+        <w:br/>
+        <w:t xml:space="preserve">  -&gt; FastAPI application</w:t>
+        <w:br/>
+        <w:t xml:space="preserve">  -&gt; database, provider-neutral AI adapters, and server-only Alpaca adapters</w:t>
+      </w:r>
+    </w:p>
+    <w:p>
+      <w:r>
+        <w:t>The browser never receives Alpaca or LLM credentials and never calls Alpaca directly. Financial values cross API boundaries as decimal strings, timestamps are UTC, and generated contracts keep the frontend and backend aligned.</w:t>
       </w:r>
     </w:p>
     <w:p>
       <w:pPr>
-        <w:pStyle w:val="ListBullet"/>
+        <w:pStyle w:val="Heading1"/>
       </w:pPr>
       <w:r>
-        <w:t>authenticated illustrative presentation APIs and stable decision IDs;</w:t>
+        <w:t>Delivery workstreams</w:t>
       </w:r>
     </w:p>
     <w:p>
       <w:pPr>
-        <w:pStyle w:val="ListBullet"/>
+        <w:pStyle w:val="ListNumber"/>
       </w:pPr>
       <w:r>
-        <w:t>story-first frontend connected only to backend APIs;</w:t>
+        <w:rPr>
+          <w:b/>
+        </w:rPr>
+        <w:t>Governed foundation:</w:t>
+      </w:r>
+      <w:r>
+        <w:t xml:space="preserve"> business-rule registry, contracts, authentication, migrations, CI/CD, deployment, and audit-ready records.</w:t>
       </w:r>
     </w:p>
     <w:p>
       <w:pPr>
-        <w:pStyle w:val="ListBullet"/>
+        <w:pStyle w:val="ListNumber"/>
       </w:pPr>
       <w:r>
-        <w:t>canonical agent/governance/provenance presentation;</w:t>
+        <w:rPr>
+          <w:b/>
+        </w:rPr>
+        <w:t>Decision intelligence:</w:t>
+      </w:r>
+      <w:r>
+        <w:t xml:space="preserve"> all seven specialists, structured evidence, proposals, risk assessments, and the full deterministic evaluator.</w:t>
       </w:r>
     </w:p>
     <w:p>
       <w:pPr>
-        <w:pStyle w:val="ListBullet"/>
+        <w:pStyle w:val="ListNumber"/>
       </w:pPr>
       <w:r>
-        <w:t>implemented news, deterministic quantitative, and market-reaction research slices with redacted failures;</w:t>
+        <w:rPr>
+          <w:b/>
+        </w:rPr>
+        <w:t>Portfolio and alternatives:</w:t>
+      </w:r>
+      <w:r>
+        <w:t xml:space="preserve"> portfolio snapshots, exposure calculations, and ShadowFund valuation on a shared market path.</w:t>
       </w:r>
     </w:p>
     <w:p>
       <w:pPr>
-        <w:pStyle w:val="ListBullet"/>
+        <w:pStyle w:val="ListNumber"/>
       </w:pPr>
       <w:r>
-        <w:t>authentication hardening, Alembic baseline, migration service, readiness, CORS, and port alignment.</w:t>
+        <w:rPr>
+          <w:b/>
+        </w:rPr>
+        <w:t>Paper execution:</w:t>
+      </w:r>
+      <w:r>
+        <w:t xml:space="preserve"> Alpaca paper submission, reconciliation, kill-switch behavior, authorization rechecks, monitoring, and opt-in integration tests.</w:t>
       </w:r>
     </w:p>
     <w:p>
       <w:pPr>
-        <w:pStyle w:val="Heading2"/>
+        <w:pStyle w:val="ListNumber"/>
       </w:pPr>
       <w:r>
-        <w:t>Deferred engines</w:t>
+        <w:rPr>
+          <w:b/>
+        </w:rPr>
+        <w:t>Controlled learning:</w:t>
+      </w:r>
+      <w:r>
+        <w:t xml:space="preserve"> Post-Analysis evidence, bounded profile recommendations, deterministic validation, and manual activation.</w:t>
       </w:r>
     </w:p>
     <w:p>
-      <w:pPr>
-        <w:pStyle w:val="ListBullet"/>
-      </w:pPr>
       <w:r>
-        <w:t>full seven-agent orchestration;</w:t>
-      </w:r>
-    </w:p>
-    <w:p>
-      <w:pPr>
-        <w:pStyle w:val="ListBullet"/>
-      </w:pPr>
-      <w:r>
-        <w:t>durable proposal/risk/rules/profile/audit persistence;</w:t>
-      </w:r>
-    </w:p>
-    <w:p>
-      <w:pPr>
-        <w:pStyle w:val="ListBullet"/>
-      </w:pPr>
-      <w:r>
-        <w:t>portfolio and Alpaca-backed repositories;</w:t>
-      </w:r>
-    </w:p>
-    <w:p>
-      <w:pPr>
-        <w:pStyle w:val="ListBullet"/>
-      </w:pPr>
-      <w:r>
-        <w:t>broker paper execution and reconciliation;</w:t>
-      </w:r>
-    </w:p>
-    <w:p>
-      <w:pPr>
-        <w:pStyle w:val="ListBullet"/>
-      </w:pPr>
-      <w:r>
-        <w:t>ShadowFund valuation engine;</w:t>
-      </w:r>
-    </w:p>
-    <w:p>
-      <w:pPr>
-        <w:pStyle w:val="ListBullet"/>
-      </w:pPr>
-      <w:r>
-        <w:t>profile activation and automatic switching.</w:t>
+        <w:t>Each milestone must preserve paper-only operation, truthful provenance, deterministic authority, and testable failure behavior.</w:t>
       </w:r>
     </w:p>
     <w:p>
@@ -3526,14 +5500,293 @@
     </w:p>
     <w:p>
       <w:r>
-        <w:t>The skeleton succeeds when contracts, rules, docs, Markdown/DOCX concept formats, generated artifacts, frontend data flows, migrations, and tests agree; every fixture surface identifies illustrative provenance; and no AI/browser path can bypass deterministic paper-only controls.</w:t>
+        <w:t>PRISM succeeds when:</w:t>
+      </w:r>
+    </w:p>
+    <w:p>
+      <w:pPr>
+        <w:pStyle w:val="ListBullet"/>
+      </w:pPr>
+      <w:r>
+        <w:t xml:space="preserve">an operator can understand why the system acted, changed course, rejected a proposal, or chose </w:t>
+      </w:r>
+      <w:r>
+        <w:rPr>
+          <w:rFonts w:ascii="Cascadia Mono" w:hAnsi="Cascadia Mono" w:eastAsia="Cascadia Mono"/>
+          <w:b w:val="0"/>
+          <w:color w:val="0B0F14"/>
+          <w:sz w:val="18"/>
+          <w:shd w:fill="E7EEEE"/>
+        </w:rPr>
+        <w:t>NO_TRADE</w:t>
+      </w:r>
+      <w:r>
+        <w:t>;</w:t>
+      </w:r>
+    </w:p>
+    <w:p>
+      <w:pPr>
+        <w:pStyle w:val="ListBullet"/>
+      </w:pPr>
+      <w:r>
+        <w:t>every decision is traceable to timestamped evidence, a ruleset version, and an AI Profile version;</w:t>
+      </w:r>
+    </w:p>
+    <w:p>
+      <w:pPr>
+        <w:pStyle w:val="ListBullet"/>
+      </w:pPr>
+      <w:r>
+        <w:t>the same valid inputs and rules produce the same authorization result;</w:t>
+      </w:r>
+    </w:p>
+    <w:p>
+      <w:pPr>
+        <w:pStyle w:val="ListBullet"/>
+      </w:pPr>
+      <w:r>
+        <w:t>no AI or browser path can bypass deterministic controls;</w:t>
+      </w:r>
+    </w:p>
+    <w:p>
+      <w:pPr>
+        <w:pStyle w:val="ListBullet"/>
+      </w:pPr>
+      <w:r>
+        <w:t>every real provider, paper, shadow, benchmark, and simulated result is labeled truthfully;</w:t>
+      </w:r>
+    </w:p>
+    <w:p>
+      <w:pPr>
+        <w:pStyle w:val="ListBullet"/>
+      </w:pPr>
+      <w:r>
+        <w:t>rejected and modified opportunities remain available for learning without forcing execution;</w:t>
+      </w:r>
+    </w:p>
+    <w:p>
+      <w:pPr>
+        <w:pStyle w:val="ListBullet"/>
+      </w:pPr>
+      <w:r>
+        <w:t>Markdown, DOCX, requirements, contracts, generated types, implementation, and tests stay synchronized; and</w:t>
+      </w:r>
+    </w:p>
+    <w:p>
+      <w:pPr>
+        <w:pStyle w:val="ListBullet"/>
+      </w:pPr>
+      <w:r>
+        <w:t>the product remains usable and accessible on mobile, tablet, and desktop.</w:t>
+      </w:r>
+    </w:p>
+    <w:p>
+      <w:r>
+        <w:t>Availability and latency SLOs, backup retention, RPO, and RTO are still unresolved. They must not be guessed or presented as commitments until their owners approve them.</w:t>
+      </w:r>
+    </w:p>
+    <w:p>
+      <w:pPr>
+        <w:pStyle w:val="Heading1"/>
+      </w:pPr>
+      <w:r>
+        <w:t>Key risks and dependencies</w:t>
+      </w:r>
+    </w:p>
+    <w:p>
+      <w:pPr>
+        <w:pStyle w:val="ListBullet"/>
+      </w:pPr>
+      <w:r>
+        <w:rPr>
+          <w:b/>
+        </w:rPr>
+        <w:t>Data access and freshness:</w:t>
+      </w:r>
+      <w:r>
+        <w:t xml:space="preserve"> Alpaca entitlements, provider availability, and thin options markets can limit evidence quality.</w:t>
+      </w:r>
+    </w:p>
+    <w:p>
+      <w:pPr>
+        <w:pStyle w:val="ListBullet"/>
+      </w:pPr>
+      <w:r>
+        <w:rPr>
+          <w:b/>
+        </w:rPr>
+        <w:t>Provenance confusion:</w:t>
+      </w:r>
+      <w:r>
+        <w:t xml:space="preserve"> illustrative data could be mistaken for real performance unless labels remain prominent.</w:t>
+      </w:r>
+    </w:p>
+    <w:p>
+      <w:pPr>
+        <w:pStyle w:val="ListBullet"/>
+      </w:pPr>
+      <w:r>
+        <w:rPr>
+          <w:b/>
+        </w:rPr>
+        <w:t>AI variability:</w:t>
+      </w:r>
+      <w:r>
+        <w:t xml:space="preserve"> structured validation, evidence requirements, and fail-closed behavior are essential because model output can be incomplete or wrong.</w:t>
+      </w:r>
+    </w:p>
+    <w:p>
+      <w:pPr>
+        <w:pStyle w:val="ListBullet"/>
+      </w:pPr>
+      <w:r>
+        <w:rPr>
+          <w:b/>
+        </w:rPr>
+        <w:t>Execution risk:</w:t>
+      </w:r>
+      <w:r>
+        <w:t xml:space="preserve"> paper submission must remain disabled until authorization, reconciliation, monitoring, and negative-path tests are complete.</w:t>
+      </w:r>
+    </w:p>
+    <w:p>
+      <w:pPr>
+        <w:pStyle w:val="ListBullet"/>
+      </w:pPr>
+      <w:r>
+        <w:rPr>
+          <w:b/>
+        </w:rPr>
+        <w:t>Operational decisions:</w:t>
+      </w:r>
+      <w:r>
+        <w:t xml:space="preserve"> service targets and recovery objectives remain owner decisions.</w:t>
+      </w:r>
+    </w:p>
+    <w:p>
+      <w:pPr>
+        <w:pStyle w:val="Heading1"/>
+      </w:pPr>
+      <w:r>
+        <w:t>Source of truth</w:t>
+      </w:r>
+    </w:p>
+    <w:p>
+      <w:r>
+        <w:t>This concept is an explanatory document. If it conflicts with a higher-authority source, the higher-authority source wins and both concept formats must be updated.</w:t>
+      </w:r>
+    </w:p>
+    <w:p>
+      <w:r>
+        <w:t>The authority order is repository invariants -&gt; BA requirements and versioned numerical register -&gt; AI architecture -&gt; API contracts -&gt; implementation and tests -&gt; this concept.</w:t>
+      </w:r>
+    </w:p>
+    <w:p>
+      <w:r>
+        <w:t xml:space="preserve">Start with the </w:t>
+      </w:r>
+      <w:hyperlink r:id="rId12">
+        <w:r>
+          <w:rPr>
+            <w:color w:val="547D83"/>
+            <w:u w:val="single"/>
+          </w:rPr>
+          <w:t>documentation index</w:t>
+        </w:r>
+      </w:hyperlink>
+      <w:r>
+        <w:t xml:space="preserve">, then use </w:t>
+      </w:r>
+      <w:hyperlink r:id="rId13">
+        <w:r>
+          <w:rPr>
+            <w:color w:val="547D83"/>
+            <w:u w:val="single"/>
+          </w:rPr>
+          <w:t>Governance Traceability</w:t>
+        </w:r>
+      </w:hyperlink>
+      <w:r>
+        <w:t xml:space="preserve">, </w:t>
+      </w:r>
+      <w:hyperlink r:id="rId14">
+        <w:r>
+          <w:rPr>
+            <w:color w:val="547D83"/>
+            <w:u w:val="single"/>
+          </w:rPr>
+          <w:t>Functional and Non-Functional Requirements</w:t>
+        </w:r>
+      </w:hyperlink>
+      <w:r>
+        <w:t xml:space="preserve">, </w:t>
+      </w:r>
+      <w:hyperlink r:id="rId15">
+        <w:r>
+          <w:rPr>
+            <w:color w:val="547D83"/>
+            <w:u w:val="single"/>
+          </w:rPr>
+          <w:t>Business Rules</w:t>
+        </w:r>
+      </w:hyperlink>
+      <w:r>
+        <w:t xml:space="preserve">, </w:t>
+      </w:r>
+      <w:hyperlink r:id="rId16">
+        <w:r>
+          <w:rPr>
+            <w:color w:val="547D83"/>
+            <w:u w:val="single"/>
+          </w:rPr>
+          <w:t>AI Agents</w:t>
+        </w:r>
+      </w:hyperlink>
+      <w:r>
+        <w:t xml:space="preserve">, </w:t>
+      </w:r>
+      <w:hyperlink r:id="rId17">
+        <w:r>
+          <w:rPr>
+            <w:color w:val="547D83"/>
+            <w:u w:val="single"/>
+          </w:rPr>
+          <w:t>AI Profiles</w:t>
+        </w:r>
+      </w:hyperlink>
+      <w:r>
+        <w:t xml:space="preserve">, </w:t>
+      </w:r>
+      <w:hyperlink r:id="rId18">
+        <w:r>
+          <w:rPr>
+            <w:color w:val="547D83"/>
+            <w:u w:val="single"/>
+          </w:rPr>
+          <w:t>Architecture</w:t>
+        </w:r>
+      </w:hyperlink>
+      <w:r>
+        <w:t xml:space="preserve">, and </w:t>
+      </w:r>
+      <w:hyperlink r:id="rId19">
+        <w:r>
+          <w:rPr>
+            <w:color w:val="547D83"/>
+            <w:u w:val="single"/>
+          </w:rPr>
+          <w:t>Data and API Contracts</w:t>
+        </w:r>
+      </w:hyperlink>
+      <w:r>
+        <w:t xml:space="preserve"> for authoritative detail.</w:t>
       </w:r>
     </w:p>
     <w:sectPr>
       <w:headerReference w:type="default" r:id="rId9"/>
       <w:footerReference w:type="default" r:id="rId10"/>
       <w:pgSz w:w="12240" w:h="15840"/>
-      <w:pgMar w:top="1037" w:right="1008" w:bottom="979" w:left="1123" w:header="432" w:footer="432" w:gutter="0"/>
+      <w:pgMar w:top="1440" w:right="1440" w:bottom="1440" w:left="1440" w:header="708" w:footer="708" w:gutter="0"/>
       <w:cols w:space="720"/>
       <w:docGrid w:linePitch="360"/>
     </w:sectPr>
@@ -3546,16 +5799,16 @@
   <w:p>
     <w:pPr>
       <w:pStyle w:val="Footer"/>
-      <w:jc w:val="center"/>
+      <w:jc w:val="right"/>
     </w:pPr>
     <w:r>
       <w:rPr>
-        <w:rFonts w:ascii="Plus Jakarta Sans" w:hAnsi="Plus Jakarta Sans" w:eastAsia="Plus Jakarta Sans"/>
+        <w:rFonts w:ascii="Calibri" w:hAnsi="Calibri" w:eastAsia="Calibri"/>
         <w:b w:val="0"/>
         <w:color w:val="475569"/>
         <w:sz w:val="16"/>
       </w:rPr>
-      <w:t xml:space="preserve">ecosystem-consolidation-v1  •  </w:t>
+      <w:t xml:space="preserve">ecosystem-consolidation-v1  /  </w:t>
     </w:r>
     <w:r>
       <w:fldChar w:fldCharType="begin"/>
@@ -3571,11 +5824,11 @@
   <w:p>
     <w:pPr>
       <w:pStyle w:val="Header"/>
-      <w:jc w:val="right"/>
+      <w:jc w:val="left"/>
     </w:pPr>
     <w:r>
       <w:rPr>
-        <w:rFonts w:ascii="Plus Jakarta Sans" w:hAnsi="Plus Jakarta Sans" w:eastAsia="Plus Jakarta Sans"/>
+        <w:rFonts w:ascii="Calibri" w:hAnsi="Calibri" w:eastAsia="Calibri"/>
         <w:b/>
         <w:color w:val="547D83"/>
         <w:sz w:val="16"/>
@@ -3732,10 +5985,14 @@
       <w:lvlJc w:val="left"/>
       <w:pPr>
         <w:tabs>
-          <w:tab w:val="num" w:pos="360"/>
+          <w:tab w:val="num" w:pos="720"/>
         </w:tabs>
-        <w:ind w:left="360" w:hanging="360"/>
+        <w:ind w:left="720" w:hanging="360"/>
+        <w:spacing w:before="0" w:after="160" w:line="280" w:lineRule="auto"/>
       </w:pPr>
+      <w:rPr>
+        <w:rFonts w:ascii="Calibri" w:hAnsi="Calibri"/>
+      </w:rPr>
     </w:lvl>
   </w:abstractNum>
   <w:abstractNum w:abstractNumId="8">
@@ -3746,16 +6003,17 @@
       <w:start w:val="1"/>
       <w:numFmt w:val="bullet"/>
       <w:pStyle w:val="ListBullet"/>
-      <w:lvlText w:val=""/>
+      <w:lvlText w:val="•"/>
       <w:lvlJc w:val="left"/>
       <w:pPr>
         <w:tabs>
-          <w:tab w:val="num" w:pos="360"/>
+          <w:tab w:val="num" w:pos="720"/>
         </w:tabs>
-        <w:ind w:left="360" w:hanging="360"/>
+        <w:ind w:left="720" w:hanging="360"/>
+        <w:spacing w:before="0" w:after="160" w:line="280" w:lineRule="auto"/>
       </w:pPr>
       <w:rPr>
-        <w:rFonts w:ascii="Symbol" w:hAnsi="Symbol" w:hint="default"/>
+        <w:rFonts w:ascii="Calibri" w:hAnsi="Calibri" w:hint="default"/>
       </w:rPr>
     </w:lvl>
   </w:abstractNum>
@@ -3950,12 +6208,12 @@
     <w:qFormat/>
     <w:rsid w:val="00FC693F"/>
     <w:pPr>
-      <w:spacing w:after="100" w:line="240" w:lineRule="auto"/>
+      <w:spacing w:before="0" w:after="120" w:line="264" w:lineRule="auto"/>
     </w:pPr>
     <w:rPr>
-      <w:rFonts w:ascii="Plus Jakarta Sans" w:hAnsi="Plus Jakarta Sans" w:eastAsia="Plus Jakarta Sans"/>
+      <w:rFonts w:ascii="Calibri" w:hAnsi="Calibri" w:eastAsia="Calibri"/>
       <w:color w:val="0B0F14"/>
-      <w:sz w:val="20"/>
+      <w:sz w:val="22"/>
     </w:rPr>
   </w:style>
   <w:style w:type="paragraph" w:styleId="Header">
@@ -4013,15 +6271,15 @@
     <w:pPr>
       <w:keepNext/>
       <w:keepLines/>
-      <w:spacing w:before="320" w:after="100"/>
+      <w:spacing w:before="320" w:after="160" w:line="240" w:lineRule="auto"/>
       <w:outlineLvl w:val="0"/>
     </w:pPr>
     <w:rPr>
-      <w:rFonts w:asciiTheme="majorHAnsi" w:eastAsiaTheme="majorEastAsia" w:hAnsiTheme="majorHAnsi" w:cstheme="majorBidi" w:ascii="Plus Jakarta Sans" w:hAnsi="Plus Jakarta Sans" w:eastAsia="Plus Jakarta Sans"/>
+      <w:rFonts w:asciiTheme="majorHAnsi" w:eastAsiaTheme="majorEastAsia" w:hAnsiTheme="majorHAnsi" w:cstheme="majorBidi" w:ascii="Calibri" w:hAnsi="Calibri" w:eastAsia="Calibri"/>
       <w:b/>
       <w:bCs/>
-      <w:color w:val="0B0F14"/>
-      <w:sz w:val="44"/>
+      <w:color w:val="547D83"/>
+      <w:sz w:val="32"/>
       <w:szCs w:val="28"/>
     </w:rPr>
   </w:style>
@@ -4037,15 +6295,15 @@
     <w:pPr>
       <w:keepNext/>
       <w:keepLines/>
-      <w:spacing w:before="220" w:after="100"/>
+      <w:spacing w:before="240" w:after="120" w:line="240" w:lineRule="auto"/>
       <w:outlineLvl w:val="1"/>
     </w:pPr>
     <w:rPr>
-      <w:rFonts w:asciiTheme="majorHAnsi" w:eastAsiaTheme="majorEastAsia" w:hAnsiTheme="majorHAnsi" w:cstheme="majorBidi" w:ascii="Plus Jakarta Sans" w:hAnsi="Plus Jakarta Sans" w:eastAsia="Plus Jakarta Sans"/>
+      <w:rFonts w:asciiTheme="majorHAnsi" w:eastAsiaTheme="majorEastAsia" w:hAnsiTheme="majorHAnsi" w:cstheme="majorBidi" w:ascii="Calibri" w:hAnsi="Calibri" w:eastAsia="Calibri"/>
       <w:b/>
       <w:bCs/>
       <w:color w:val="547D83"/>
-      <w:sz w:val="30"/>
+      <w:sz w:val="26"/>
       <w:szCs w:val="26"/>
     </w:rPr>
   </w:style>
@@ -4061,15 +6319,15 @@
     <w:pPr>
       <w:keepNext/>
       <w:keepLines/>
-      <w:spacing w:before="220" w:after="100"/>
+      <w:spacing w:before="160" w:after="80" w:line="240" w:lineRule="auto"/>
       <w:outlineLvl w:val="2"/>
     </w:pPr>
     <w:rPr>
-      <w:rFonts w:asciiTheme="majorHAnsi" w:eastAsiaTheme="majorEastAsia" w:hAnsiTheme="majorHAnsi" w:cstheme="majorBidi" w:ascii="Plus Jakarta Sans" w:hAnsi="Plus Jakarta Sans" w:eastAsia="Plus Jakarta Sans"/>
+      <w:rFonts w:asciiTheme="majorHAnsi" w:eastAsiaTheme="majorEastAsia" w:hAnsiTheme="majorHAnsi" w:cstheme="majorBidi" w:ascii="Calibri" w:hAnsi="Calibri" w:eastAsia="Calibri"/>
       <w:b/>
       <w:bCs/>
       <w:color w:val="475569"/>
-      <w:sz w:val="23"/>
+      <w:sz w:val="24"/>
     </w:rPr>
   </w:style>
   <w:style w:type="paragraph" w:styleId="Heading4">
@@ -4304,7 +6562,7 @@
       <w:pBdr>
         <w:bottom w:val="single" w:sz="8" w:space="4" w:color="4F81BD" w:themeColor="accent1"/>
       </w:pBdr>
-      <w:spacing w:after="100" w:line="240" w:lineRule="auto" w:before="220"/>
+      <w:spacing w:after="120" w:line="240" w:lineRule="auto" w:before="0"/>
       <w:contextualSpacing/>
     </w:pPr>
     <w:rPr>
@@ -4313,7 +6571,7 @@
       <w:color w:val="0B0F14"/>
       <w:spacing w:val="5"/>
       <w:kern w:val="28"/>
-      <w:sz w:val="64"/>
+      <w:sz w:val="60"/>
       <w:szCs w:val="52"/>
     </w:rPr>
   </w:style>
@@ -4487,8 +6745,14 @@
       <w:numPr>
         <w:numId w:val="1"/>
       </w:numPr>
+      <w:spacing w:before="0" w:after="160" w:line="280" w:lineRule="auto"/>
+      <w:ind w:left="720" w:hanging="360"/>
       <w:contextualSpacing/>
     </w:pPr>
+    <w:rPr>
+      <w:rFonts w:ascii="Calibri" w:hAnsi="Calibri" w:eastAsia="Calibri"/>
+      <w:sz w:val="22"/>
+    </w:rPr>
   </w:style>
   <w:style w:type="paragraph" w:styleId="ListBullet2">
     <w:name w:val="List Bullet 2"/>
@@ -4526,8 +6790,14 @@
       <w:numPr>
         <w:numId w:val="5"/>
       </w:numPr>
+      <w:spacing w:before="0" w:after="160" w:line="280" w:lineRule="auto"/>
+      <w:ind w:left="720" w:hanging="360"/>
       <w:contextualSpacing/>
     </w:pPr>
+    <w:rPr>
+      <w:rFonts w:ascii="Calibri" w:hAnsi="Calibri" w:eastAsia="Calibri"/>
+      <w:sz w:val="22"/>
+    </w:rPr>
   </w:style>
   <w:style w:type="paragraph" w:styleId="ListNumber2">
     <w:name w:val="List Number 2"/>
@@ -15646,13 +17916,26 @@
   <w:style w:type="paragraph" w:customStyle="1" w:styleId="PRISMCode">
     <w:name w:val="PRISM Code"/>
     <w:pPr>
-      <w:spacing w:before="60" w:after="140"/>
+      <w:spacing w:before="80" w:after="160" w:line="264" w:lineRule="auto"/>
       <w:ind w:left="259" w:right="173"/>
     </w:pPr>
     <w:rPr>
       <w:rFonts w:ascii="Cascadia Mono" w:hAnsi="Cascadia Mono" w:eastAsia="Cascadia Mono"/>
       <w:color w:val="0B0F14"/>
       <w:sz w:val="17"/>
+    </w:rPr>
+  </w:style>
+  <w:style w:type="paragraph" w:customStyle="1" w:styleId="PRISMContents">
+    <w:name w:val="PRISM Contents"/>
+    <w:pPr>
+      <w:keepLines/>
+      <w:spacing w:after="40"/>
+      <w:ind w:left="230"/>
+    </w:pPr>
+    <w:rPr>
+      <w:rFonts w:ascii="Calibri" w:hAnsi="Calibri"/>
+      <w:color w:val="0B0F14"/>
+      <w:sz w:val="19"/>
     </w:rPr>
   </w:style>
 </w:styles>

--- a/docs/conceptual/Project_Concept.docx
+++ b/docs/conceptual/Project_Concept.docx
@@ -1093,7 +1093,7 @@
         <w:br/>
         <w:t xml:space="preserve">  -&gt; ShadowFund comparison</w:t>
         <w:br/>
-        <w:t xml:space="preserve">  -&gt; Post-Analysis recommendation for manual review</w:t>
+        <w:t xml:space="preserve">  -&gt; Post-Analysis batch and bounded profile-review path</w:t>
       </w:r>
     </w:p>
     <w:p>
@@ -1188,7 +1188,7 @@
         <w:pStyle w:val="ListNumber"/>
       </w:pPr>
       <w:r>
-        <w:t>Post-Analysis may recommend limited AI Profile adjustments, but a human must review them.</w:t>
+        <w:t>Post-Analysis persists one immutable batch; the current implementation records NO_RECOMMENDATION until evidence-qualified recommendations are available.</w:t>
       </w:r>
     </w:p>
     <w:p>
@@ -2175,11 +2175,9 @@
         <w:rPr>
           <w:b/>
         </w:rPr>
-        <w:t>Post-Analysis</w:t>
+        <w:t>Post-Analysis persists a bounded batch after scoring or a completed backtest. The current implementation records NO_RECOMMENDATION until an evidence-qualified recommendation producer is available.</w:t>
       </w:r>
-      <w:r>
-        <w:t xml:space="preserve"> recommends bounded profile changes that still require validation and manual review.</w:t>
-      </w:r>
+      <w:r/>
     </w:p>
     <w:p>
       <w:r>
@@ -5364,7 +5362,7 @@
     </w:p>
     <w:p>
       <w:r>
-        <w:t>Post-Analysis may recommend changes only to target size, opportunity threshold, take-profit, and the fixed stop-loss field. Recommendations must stay within authorized bounds, pass deterministic validation, and receive manual review. Automatic profile switching is not authorized.</w:t>
+        <w:t>Post-Analysis may recommend changes only to target size, opportunity threshold, take-profit, and the fixed stop-loss field. Recommendations must stay within authorized bounds and pass deterministic validation. A supplied, complete draft batch may be activated manually or automatically only when the authenticated operator's persisted preference is automatic; the current implementation records NO_RECOMMENDATION until an evidence-qualified recommendation producer is available.</w:t>
       </w:r>
     </w:p>
     <w:p>
@@ -5479,11 +5477,9 @@
         <w:rPr>
           <w:b/>
         </w:rPr>
-        <w:t>Controlled learning:</w:t>
+        <w:t>Controlled learning: Post-Analysis batch evidence, bounded profile recommendations when available, deterministic validation, and manual or operator-configured automatic activation.</w:t>
       </w:r>
-      <w:r>
-        <w:t xml:space="preserve"> Post-Analysis evidence, bounded profile recommendations, deterministic validation, and manual activation.</w:t>
-      </w:r>
+      <w:r/>
     </w:p>
     <w:p>
       <w:r>

--- a/docs/conceptual/Project_Concept.docx
+++ b/docs/conceptual/Project_Concept.docx
@@ -1188,7 +1188,20 @@
         <w:pStyle w:val="ListNumber"/>
       </w:pPr>
       <w:r>
-        <w:t>Post-Analysis persists one immutable batch; the current implementation records NO_RECOMMENDATION until evidence-qualified recommendations are available.</w:t>
+        <w:t xml:space="preserve">Post-Analysis persists one immutable batch; the current implementation records </w:t>
+      </w:r>
+      <w:r>
+        <w:rPr>
+          <w:rFonts w:ascii="Cascadia Mono" w:hAnsi="Cascadia Mono" w:eastAsia="Cascadia Mono"/>
+          <w:b w:val="0"/>
+          <w:color w:val="0B0F14"/>
+          <w:sz w:val="18"/>
+          <w:shd w:fill="E7EEEE"/>
+        </w:rPr>
+        <w:t>NO_RECOMMENDATION</w:t>
+      </w:r>
+      <w:r>
+        <w:t xml:space="preserve"> until evidence-qualified recommendations are available.</w:t>
       </w:r>
     </w:p>
     <w:p>
@@ -2175,9 +2188,24 @@
         <w:rPr>
           <w:b/>
         </w:rPr>
-        <w:t>Post-Analysis persists a bounded batch after scoring or a completed backtest. The current implementation records NO_RECOMMENDATION until an evidence-qualified recommendation producer is available.</w:t>
+        <w:t>Post-Analysis</w:t>
       </w:r>
-      <w:r/>
+      <w:r>
+        <w:t xml:space="preserve"> persists a bounded batch after scoring or a completed backtest. The current implementation records </w:t>
+      </w:r>
+      <w:r>
+        <w:rPr>
+          <w:rFonts w:ascii="Cascadia Mono" w:hAnsi="Cascadia Mono" w:eastAsia="Cascadia Mono"/>
+          <w:b w:val="0"/>
+          <w:color w:val="0B0F14"/>
+          <w:sz w:val="18"/>
+          <w:shd w:fill="E7EEEE"/>
+        </w:rPr>
+        <w:t>NO_RECOMMENDATION</w:t>
+      </w:r>
+      <w:r>
+        <w:t xml:space="preserve"> until an evidence-qualified recommendation producer is available.</w:t>
+      </w:r>
     </w:p>
     <w:p>
       <w:r>
@@ -3991,7 +4019,7 @@
                 <w:color w:val="0B0F14"/>
                 <w:sz w:val="18"/>
               </w:rPr>
-              <w:t>Absolute score floor 75; Balanced threshold 84</w:t>
+              <w:t>Absolute score floor 75; Balanced threshold 78</w:t>
             </w:r>
           </w:p>
         </w:tc>
@@ -4937,7 +4965,7 @@
                 <w:color w:val="0B0F14"/>
                 <w:sz w:val="18"/>
               </w:rPr>
-              <w:t>90</w:t>
+              <w:t>85</w:t>
             </w:r>
           </w:p>
         </w:tc>
@@ -5109,7 +5137,7 @@
                 <w:color w:val="0B0F14"/>
                 <w:sz w:val="18"/>
               </w:rPr>
-              <w:t>84</w:t>
+              <w:t>78</w:t>
             </w:r>
           </w:p>
         </w:tc>
@@ -5281,7 +5309,7 @@
                 <w:color w:val="0B0F14"/>
                 <w:sz w:val="18"/>
               </w:rPr>
-              <w:t>80</w:t>
+              <w:t>75</w:t>
             </w:r>
           </w:p>
         </w:tc>
@@ -5362,7 +5390,20 @@
     </w:p>
     <w:p>
       <w:r>
-        <w:t>Post-Analysis may recommend changes only to target size, opportunity threshold, take-profit, and the fixed stop-loss field. Recommendations must stay within authorized bounds and pass deterministic validation. A supplied, complete draft batch may be activated manually or automatically only when the authenticated operator's persisted preference is automatic; the current implementation records NO_RECOMMENDATION until an evidence-qualified recommendation producer is available.</w:t>
+        <w:t xml:space="preserve">Post-Analysis may recommend changes only to target size, opportunity threshold, take-profit, and the fixed stop-loss field. Recommendations must stay within authorized bounds and pass deterministic validation. A supplied, complete draft batch may be activated manually or automatically only when the authenticated operator's persisted preference is automatic; the current implementation records </w:t>
+      </w:r>
+      <w:r>
+        <w:rPr>
+          <w:rFonts w:ascii="Cascadia Mono" w:hAnsi="Cascadia Mono" w:eastAsia="Cascadia Mono"/>
+          <w:b w:val="0"/>
+          <w:color w:val="0B0F14"/>
+          <w:sz w:val="18"/>
+          <w:shd w:fill="E7EEEE"/>
+        </w:rPr>
+        <w:t>NO_RECOMMENDATION</w:t>
+      </w:r>
+      <w:r>
+        <w:t xml:space="preserve"> until an evidence-qualified recommendation producer is available.</w:t>
       </w:r>
     </w:p>
     <w:p>
@@ -5477,9 +5518,11 @@
         <w:rPr>
           <w:b/>
         </w:rPr>
-        <w:t>Controlled learning: Post-Analysis batch evidence, bounded profile recommendations when available, deterministic validation, and manual or operator-configured automatic activation.</w:t>
+        <w:t>Controlled learning:</w:t>
       </w:r>
-      <w:r/>
+      <w:r>
+        <w:t xml:space="preserve"> Post-Analysis batch evidence, bounded profile recommendations when available, deterministic validation, and manual or operator-configured automatic activation.</w:t>
+      </w:r>
     </w:p>
     <w:p>
       <w:r>
